--- a/AWS_FreeTest3Quiz.docx
+++ b/AWS_FreeTest3Quiz.docx
@@ -178,7 +178,15 @@
         <w:t>D.</w:t>
       </w:r>
       <w:r>
-        <w:t> Hadoop is an open source javascript framework</w:t>
+        <w:t xml:space="preserve"> Hadoop is an open source </w:t>
+      </w:r>
+      <w:proofErr w:type="spellStart"/>
+      <w:r>
+        <w:t>javascript</w:t>
+      </w:r>
+      <w:proofErr w:type="spellEnd"/>
+      <w:r>
+        <w:t xml:space="preserve"> framework</w:t>
       </w:r>
     </w:p>
     <w:p>
@@ -717,7 +725,15 @@
         <w:ind w:left="720"/>
       </w:pPr>
       <w:r>
-        <w:t>Building and maintaining data centers in different regions involves varying costs for land, power, cooling, and physical security. </w:t>
+        <w:t xml:space="preserve">Building and maintaining data </w:t>
+      </w:r>
+      <w:proofErr w:type="spellStart"/>
+      <w:r>
+        <w:t>centers</w:t>
+      </w:r>
+      <w:proofErr w:type="spellEnd"/>
+      <w:r>
+        <w:t xml:space="preserve"> in different regions involves varying costs for land, power, cooling, and physical security. </w:t>
       </w:r>
     </w:p>
     <w:p>
@@ -906,7 +922,15 @@
         <w:ind w:left="720"/>
       </w:pPr>
       <w:r>
-        <w:t>This tool allows users to visualize and analyze their AWS spending, helping identify areas where costs can be optimized. </w:t>
+        <w:t xml:space="preserve">This tool allows users to visualize and </w:t>
+      </w:r>
+      <w:proofErr w:type="spellStart"/>
+      <w:r>
+        <w:t>analyze</w:t>
+      </w:r>
+      <w:proofErr w:type="spellEnd"/>
+      <w:r>
+        <w:t xml:space="preserve"> their AWS spending, helping identify areas where costs can be optimized. </w:t>
       </w:r>
     </w:p>
     <w:p>
@@ -1657,6 +1681,7 @@
       <w:r>
         <w:t> </w:t>
       </w:r>
+      <w:proofErr w:type="spellStart"/>
       <w:r>
         <w:rPr>
           <w:b/>
@@ -1665,6 +1690,7 @@
         </w:rPr>
         <w:t>Multivalue</w:t>
       </w:r>
+      <w:proofErr w:type="spellEnd"/>
       <w:r>
         <w:t xml:space="preserve"> routing policy</w:t>
       </w:r>
@@ -1804,8 +1830,13 @@
         <w:t>A.</w:t>
       </w:r>
       <w:r>
-        <w:t> Amazon CloudSearch</w:t>
-      </w:r>
+        <w:t xml:space="preserve"> Amazon </w:t>
+      </w:r>
+      <w:proofErr w:type="spellStart"/>
+      <w:r>
+        <w:t>CloudSearch</w:t>
+      </w:r>
+      <w:proofErr w:type="spellEnd"/>
     </w:p>
     <w:p>
       <w:pPr>
@@ -3659,7 +3690,23 @@
           <w:b/>
           <w:bCs/>
         </w:rPr>
-        <w:t xml:space="preserve"> data center. The company </w:t>
+        <w:t xml:space="preserve"> data </w:t>
+      </w:r>
+      <w:proofErr w:type="spellStart"/>
+      <w:r>
+        <w:rPr>
+          <w:b/>
+          <w:bCs/>
+        </w:rPr>
+        <w:t>center</w:t>
+      </w:r>
+      <w:proofErr w:type="spellEnd"/>
+      <w:r>
+        <w:rPr>
+          <w:b/>
+          <w:bCs/>
+        </w:rPr>
+        <w:t xml:space="preserve">. The company </w:t>
       </w:r>
       <w:r>
         <w:rPr>
@@ -4091,7 +4138,23 @@
           <w:b/>
           <w:bCs/>
         </w:rPr>
-        <w:t xml:space="preserve">A company runs a static website through its on-premises data center. The company has multiple servers mat handle </w:t>
+        <w:t xml:space="preserve">A company runs a static website through its on-premises data </w:t>
+      </w:r>
+      <w:proofErr w:type="spellStart"/>
+      <w:r>
+        <w:rPr>
+          <w:b/>
+          <w:bCs/>
+        </w:rPr>
+        <w:t>center</w:t>
+      </w:r>
+      <w:proofErr w:type="spellEnd"/>
+      <w:r>
+        <w:rPr>
+          <w:b/>
+          <w:bCs/>
+        </w:rPr>
+        <w:t xml:space="preserve">. The company has multiple servers mat handle </w:t>
       </w:r>
       <w:proofErr w:type="gramStart"/>
       <w:r>
@@ -4548,6 +4611,7 @@
         </w:rPr>
         <w:t xml:space="preserve">to </w:t>
       </w:r>
+      <w:proofErr w:type="spellStart"/>
       <w:r>
         <w:rPr>
           <w:b/>
@@ -4556,6 +4620,7 @@
         </w:rPr>
         <w:t>analyze</w:t>
       </w:r>
+      <w:proofErr w:type="spellEnd"/>
       <w:r>
         <w:rPr>
           <w:b/>
@@ -5132,7 +5197,15 @@
         <w:t>A</w:t>
       </w:r>
       <w:r>
-        <w:t xml:space="preserve">. Use AWS CloudFormation StackSets </w:t>
+        <w:t xml:space="preserve">. Use AWS CloudFormation </w:t>
+      </w:r>
+      <w:proofErr w:type="spellStart"/>
+      <w:r>
+        <w:t>StackSets</w:t>
+      </w:r>
+      <w:proofErr w:type="spellEnd"/>
+      <w:r>
+        <w:t xml:space="preserve"> </w:t>
       </w:r>
       <w:r>
         <w:rPr>
@@ -5352,7 +5425,15 @@
         <w:t>B</w:t>
       </w:r>
       <w:r>
-        <w:t>. Use AWS CloudFormation StackSets to deploy the API layer in two regions. Add the database to an Auto Scaling group. Add a read replica to the database in the second region. Use Amazon Route 53 health checks on the database to trigger a DNS failover to the standby region if the health checks in the primary region fail. Promote the cross-region database replica to be the master and build out new read replicas in the standby region.</w:t>
+        <w:t xml:space="preserve">. Use AWS CloudFormation </w:t>
+      </w:r>
+      <w:proofErr w:type="spellStart"/>
+      <w:r>
+        <w:t>StackSets</w:t>
+      </w:r>
+      <w:proofErr w:type="spellEnd"/>
+      <w:r>
+        <w:t xml:space="preserve"> to deploy the API layer in two regions. Add the database to an Auto Scaling group. Add a read replica to the database in the second region. Use Amazon Route 53 health checks on the database to trigger a DNS failover to the standby region if the health checks in the primary region fail. Promote the cross-region database replica to be the master and build out new read replicas in the standby region.</w:t>
       </w:r>
     </w:p>
     <w:p>
@@ -5367,11 +5448,27 @@
         <w:t>C</w:t>
       </w:r>
       <w:r>
-        <w:t>. Use Amazon ElastiCache for Redis Multi-AZ with an automatic failover to cache the database read queries.</w:t>
+        <w:t xml:space="preserve">. Use Amazon </w:t>
+      </w:r>
+      <w:proofErr w:type="spellStart"/>
+      <w:r>
+        <w:t>ElastiCache</w:t>
+      </w:r>
+      <w:proofErr w:type="spellEnd"/>
+      <w:r>
+        <w:t xml:space="preserve"> for Redis Multi-AZ with an automatic failover to cache the database read queries.</w:t>
       </w:r>
       <w:r>
         <w:br/>
-        <w:t>Use AWS OpsWorks to deploy the API layer, cache layer, and existing database layer in two regions. In the event of failure, use Amazon Route 53 health checks on the database to trigger a DNS failover to the standby region if the health checks in the primary region fail. Back up the MySQL database frequently, and in the event of a failure in an active region, copy the backup to the standby region and restore the standby database.</w:t>
+        <w:t xml:space="preserve">Use AWS </w:t>
+      </w:r>
+      <w:proofErr w:type="spellStart"/>
+      <w:r>
+        <w:t>OpsWorks</w:t>
+      </w:r>
+      <w:proofErr w:type="spellEnd"/>
+      <w:r>
+        <w:t xml:space="preserve"> to deploy the API layer, cache layer, and existing database layer in two regions. In the event of failure, use Amazon Route 53 health checks on the database to trigger a DNS failover to the standby region if the health checks in the primary region fail. Back up the MySQL database frequently, and in the event of a failure in an active region, copy the backup to the standby region and restore the standby database.</w:t>
       </w:r>
     </w:p>
     <w:p>
@@ -5390,11 +5487,27 @@
         <w:t>D</w:t>
       </w:r>
       <w:r>
-        <w:t>. Use Amazon ElastiCache for Redis Multi-AZ with an automatic failover to cache the database read queries.</w:t>
+        <w:t xml:space="preserve">. Use Amazon </w:t>
+      </w:r>
+      <w:proofErr w:type="spellStart"/>
+      <w:r>
+        <w:t>ElastiCache</w:t>
+      </w:r>
+      <w:proofErr w:type="spellEnd"/>
+      <w:r>
+        <w:t xml:space="preserve"> for Redis Multi-AZ with an automatic failover to cache the database read queries.</w:t>
       </w:r>
       <w:r>
         <w:br/>
-        <w:t>Use AWS OpsWorks to deploy the API layer, cache layer, and existing database layer in two regions. Use Amazon Route 53 health checks on the ALB to trigger a DNS failover to the standby region if the health checks in the primary region fail. Back up the MySQL database frequently, and in the event of a failure in an active region, copy the backup to the standby region and restore the standby database.</w:t>
+        <w:t xml:space="preserve">Use AWS </w:t>
+      </w:r>
+      <w:proofErr w:type="spellStart"/>
+      <w:r>
+        <w:t>OpsWorks</w:t>
+      </w:r>
+      <w:proofErr w:type="spellEnd"/>
+      <w:r>
+        <w:t xml:space="preserve"> to deploy the API layer, cache layer, and existing database layer in two regions. Use Amazon Route 53 health checks on the ALB to trigger a DNS failover to the standby region if the health checks in the primary region fail. Back up the MySQL database frequently, and in the event of a failure in an active region, copy the backup to the standby region and restore the standby database.</w:t>
       </w:r>
     </w:p>
     <w:p>
@@ -5734,8 +5847,20 @@
           <w:iCs/>
           <w:highlight w:val="yellow"/>
         </w:rPr>
-        <w:t>CloudFormation StackSets</w:t>
-      </w:r>
+        <w:t xml:space="preserve">CloudFormation </w:t>
+      </w:r>
+      <w:proofErr w:type="spellStart"/>
+      <w:r>
+        <w:rPr>
+          <w:b/>
+          <w:bCs/>
+          <w:i/>
+          <w:iCs/>
+          <w:highlight w:val="yellow"/>
+        </w:rPr>
+        <w:t>StackSets</w:t>
+      </w:r>
+      <w:proofErr w:type="spellEnd"/>
       <w:r>
         <w:t xml:space="preserve"> for consistent deployments. This allows for: </w:t>
       </w:r>
@@ -5920,10 +6045,30 @@
           <w:b/>
           <w:bCs/>
         </w:rPr>
-        <w:t>costs have increased exponentially</w:t>
-      </w:r>
-      <w:r>
-        <w:t xml:space="preserve"> because of higher than anticipated Lambda costs. The application's </w:t>
+        <w:t xml:space="preserve">costs </w:t>
+      </w:r>
+      <w:r>
+        <w:t>have i</w:t>
+      </w:r>
+      <w:r>
+        <w:rPr>
+          <w:b/>
+          <w:bCs/>
+        </w:rPr>
+        <w:t>ncreased exponentially</w:t>
+      </w:r>
+      <w:r>
+        <w:t xml:space="preserve"> because of higher than anticipated </w:t>
+      </w:r>
+      <w:r>
+        <w:rPr>
+          <w:b/>
+          <w:bCs/>
+        </w:rPr>
+        <w:t>Lambda costs</w:t>
+      </w:r>
+      <w:r>
+        <w:t xml:space="preserve">. The application's </w:t>
       </w:r>
       <w:r>
         <w:rPr>
@@ -6232,7 +6377,15 @@
         <w:t>to</w:t>
       </w:r>
       <w:r>
-        <w:t xml:space="preserve"> Amazon ElastiCache.</w:t>
+        <w:t xml:space="preserve"> Amazon </w:t>
+      </w:r>
+      <w:proofErr w:type="spellStart"/>
+      <w:r>
+        <w:t>ElastiCache</w:t>
+      </w:r>
+      <w:proofErr w:type="spellEnd"/>
+      <w:r>
+        <w:t>.</w:t>
       </w:r>
       <w:r>
         <w:br/>
@@ -6475,12 +6628,21 @@
       <w:r>
         <w:t xml:space="preserve"> </w:t>
       </w:r>
-      <w:r>
-        <w:rPr>
-          <w:b/>
-          <w:bCs/>
-        </w:rPr>
-        <w:t>geoproximity routing</w:t>
+      <w:proofErr w:type="spellStart"/>
+      <w:r>
+        <w:rPr>
+          <w:b/>
+          <w:bCs/>
+        </w:rPr>
+        <w:t>geoproximity</w:t>
+      </w:r>
+      <w:proofErr w:type="spellEnd"/>
+      <w:r>
+        <w:rPr>
+          <w:b/>
+          <w:bCs/>
+        </w:rPr>
+        <w:t xml:space="preserve"> routing</w:t>
       </w:r>
       <w:r>
         <w:t xml:space="preserve"> is used to direct </w:t>
@@ -7087,7 +7249,15 @@
         <w:t>A.</w:t>
       </w:r>
       <w:r>
-        <w:t> Amazon RDS with provisioned lOPS up to the anticipated peak write throughput.</w:t>
+        <w:t xml:space="preserve"> Amazon RDS with provisioned </w:t>
+      </w:r>
+      <w:proofErr w:type="spellStart"/>
+      <w:r>
+        <w:t>lOPS</w:t>
+      </w:r>
+      <w:proofErr w:type="spellEnd"/>
+      <w:r>
+        <w:t xml:space="preserve"> up to the anticipated peak write throughput.</w:t>
       </w:r>
     </w:p>
     <w:p>
@@ -7159,7 +7329,15 @@
         <w:t>C.</w:t>
       </w:r>
       <w:r>
-        <w:t> Amazon ElastiCache to store the writes until the writes are committed to the database.</w:t>
+        <w:t xml:space="preserve"> Amazon </w:t>
+      </w:r>
+      <w:proofErr w:type="spellStart"/>
+      <w:r>
+        <w:t>ElastiCache</w:t>
+      </w:r>
+      <w:proofErr w:type="spellEnd"/>
+      <w:r>
+        <w:t xml:space="preserve"> to store the writes until the writes are committed to the database.</w:t>
       </w:r>
     </w:p>
     <w:p>
@@ -10173,10 +10351,34 @@
           <w:b/>
           <w:bCs/>
         </w:rPr>
-        <w:t>Using Amazon ElastiCache:</w:t>
-      </w:r>
-      <w:r>
-        <w:t xml:space="preserve"> ElastiCache (Redis or Memcached) is an excellent solution for caching frequently accessed data to reduce database load. However, the problem specifies "intermittent increase in read traffic" causing high CPU on the read replica, with stable memory and disk. If the reads are diverse or not highly repetitive, caching might have limited impact. More importantly, it's a change to the application's data access pattern, whereas adding replicas is a direct scaling solution for the database tier itself, requiring minimal to no application changes.</w:t>
+        <w:t xml:space="preserve">Using Amazon </w:t>
+      </w:r>
+      <w:proofErr w:type="spellStart"/>
+      <w:r>
+        <w:rPr>
+          <w:b/>
+          <w:bCs/>
+        </w:rPr>
+        <w:t>ElastiCache</w:t>
+      </w:r>
+      <w:proofErr w:type="spellEnd"/>
+      <w:r>
+        <w:rPr>
+          <w:b/>
+          <w:bCs/>
+        </w:rPr>
+        <w:t>:</w:t>
+      </w:r>
+      <w:r>
+        <w:t xml:space="preserve"> </w:t>
+      </w:r>
+      <w:proofErr w:type="spellStart"/>
+      <w:r>
+        <w:t>ElastiCache</w:t>
+      </w:r>
+      <w:proofErr w:type="spellEnd"/>
+      <w:r>
+        <w:t xml:space="preserve"> (Redis or Memcached) is an excellent solution for caching frequently accessed data to reduce database load. However, the problem specifies "intermittent increase in read traffic" causing high CPU on the read replica, with stable memory and disk. If the reads are diverse or not highly repetitive, caching might have limited impact. More importantly, it's a change to the application's data access pattern, whereas adding replicas is a direct scaling solution for the database tier itself, requiring minimal to no application changes.</w:t>
       </w:r>
     </w:p>
     <w:p>
@@ -10658,7 +10860,25 @@
           <w:bCs/>
           <w:highlight w:val="yellow"/>
         </w:rPr>
-        <w:t>the ReadIOPS and CPU</w:t>
+        <w:t xml:space="preserve">the </w:t>
+      </w:r>
+      <w:proofErr w:type="spellStart"/>
+      <w:r>
+        <w:rPr>
+          <w:b/>
+          <w:bCs/>
+          <w:highlight w:val="yellow"/>
+        </w:rPr>
+        <w:t>ReadIOPS</w:t>
+      </w:r>
+      <w:proofErr w:type="spellEnd"/>
+      <w:r>
+        <w:rPr>
+          <w:b/>
+          <w:bCs/>
+          <w:highlight w:val="yellow"/>
+        </w:rPr>
+        <w:t xml:space="preserve"> and CPU</w:t>
       </w:r>
       <w:r>
         <w:rPr>
@@ -13678,7 +13898,27 @@
           <w:sz w:val="20"/>
           <w:szCs w:val="20"/>
         </w:rPr>
-        <w:t xml:space="preserve"> to the corporate data center </w:t>
+        <w:t xml:space="preserve"> to the corporate data </w:t>
+      </w:r>
+      <w:proofErr w:type="spellStart"/>
+      <w:r>
+        <w:rPr>
+          <w:b/>
+          <w:bCs/>
+          <w:sz w:val="20"/>
+          <w:szCs w:val="20"/>
+        </w:rPr>
+        <w:t>center</w:t>
+      </w:r>
+      <w:proofErr w:type="spellEnd"/>
+      <w:r>
+        <w:rPr>
+          <w:b/>
+          <w:bCs/>
+          <w:sz w:val="20"/>
+          <w:szCs w:val="20"/>
+        </w:rPr>
+        <w:t xml:space="preserve"> </w:t>
       </w:r>
       <w:r>
         <w:rPr>
@@ -13708,7 +13948,27 @@
           <w:sz w:val="20"/>
           <w:szCs w:val="20"/>
         </w:rPr>
-        <w:t xml:space="preserve"> iPsec VPN. The application </w:t>
+        <w:t xml:space="preserve"> </w:t>
+      </w:r>
+      <w:proofErr w:type="spellStart"/>
+      <w:r>
+        <w:rPr>
+          <w:b/>
+          <w:bCs/>
+          <w:sz w:val="20"/>
+          <w:szCs w:val="20"/>
+        </w:rPr>
+        <w:t>iPsec</w:t>
+      </w:r>
+      <w:proofErr w:type="spellEnd"/>
+      <w:r>
+        <w:rPr>
+          <w:b/>
+          <w:bCs/>
+          <w:sz w:val="20"/>
+          <w:szCs w:val="20"/>
+        </w:rPr>
+        <w:t xml:space="preserve"> VPN. The application </w:t>
       </w:r>
       <w:r>
         <w:rPr>
@@ -13776,7 +14036,27 @@
           <w:sz w:val="20"/>
           <w:szCs w:val="20"/>
         </w:rPr>
-        <w:t xml:space="preserve"> an Amazon Simple Storage Space (S3) keyspace </w:t>
+        <w:t xml:space="preserve"> an Amazon Simple Storage Space (S3) </w:t>
+      </w:r>
+      <w:proofErr w:type="spellStart"/>
+      <w:r>
+        <w:rPr>
+          <w:b/>
+          <w:bCs/>
+          <w:sz w:val="20"/>
+          <w:szCs w:val="20"/>
+        </w:rPr>
+        <w:t>keyspace</w:t>
+      </w:r>
+      <w:proofErr w:type="spellEnd"/>
+      <w:r>
+        <w:rPr>
+          <w:b/>
+          <w:bCs/>
+          <w:sz w:val="20"/>
+          <w:szCs w:val="20"/>
+        </w:rPr>
+        <w:t xml:space="preserve"> </w:t>
       </w:r>
       <w:r>
         <w:rPr>
@@ -13875,7 +14155,23 @@
           <w:sz w:val="20"/>
           <w:szCs w:val="20"/>
         </w:rPr>
-        <w:t xml:space="preserve"> The application authenticates against LOAP and retrieves the name of an IAM role associated with the user. The application then cails the IAM Security Token Service to assume that IAM role </w:t>
+        <w:t xml:space="preserve"> The application authenticates against LOAP and retrieves the name of an IAM role associated with the user. The application then </w:t>
+      </w:r>
+      <w:proofErr w:type="spellStart"/>
+      <w:r>
+        <w:rPr>
+          <w:sz w:val="20"/>
+          <w:szCs w:val="20"/>
+        </w:rPr>
+        <w:t>cails</w:t>
+      </w:r>
+      <w:proofErr w:type="spellEnd"/>
+      <w:r>
+        <w:rPr>
+          <w:sz w:val="20"/>
+          <w:szCs w:val="20"/>
+        </w:rPr>
+        <w:t xml:space="preserve"> the IAM Security Token Service to assume that IAM role </w:t>
       </w:r>
       <w:proofErr w:type="gramStart"/>
       <w:r>
@@ -13986,14 +14282,42 @@
       </w:r>
     </w:p>
     <w:p>
-      <w:r>
-        <w:rPr>
-          <w:b/>
-          <w:bCs/>
-          <w:sz w:val="20"/>
-          <w:szCs w:val="20"/>
-        </w:rPr>
-        <w:t>Correct Answer: </w:t>
+      <w:pPr>
+        <w:rPr>
+          <w:strike/>
+        </w:rPr>
+      </w:pPr>
+      <w:proofErr w:type="spellStart"/>
+      <w:r>
+        <w:rPr>
+          <w:b/>
+          <w:bCs/>
+          <w:strike/>
+          <w:sz w:val="20"/>
+          <w:szCs w:val="20"/>
+        </w:rPr>
+        <w:t>In</w:t>
+      </w:r>
+      <w:r>
+        <w:rPr>
+          <w:b/>
+          <w:bCs/>
+          <w:strike/>
+          <w:sz w:val="20"/>
+          <w:szCs w:val="20"/>
+        </w:rPr>
+        <w:t>Correct</w:t>
+      </w:r>
+      <w:proofErr w:type="spellEnd"/>
+      <w:r>
+        <w:rPr>
+          <w:b/>
+          <w:bCs/>
+          <w:strike/>
+          <w:sz w:val="20"/>
+          <w:szCs w:val="20"/>
+        </w:rPr>
+        <w:t xml:space="preserve"> Answer: </w:t>
       </w:r>
       <w:proofErr w:type="gramStart"/>
       <w:r>
@@ -14002,6 +14326,8 @@
           <w:bCs/>
           <w:strike/>
           <w:color w:val="EE0000"/>
+          <w:sz w:val="24"/>
+          <w:szCs w:val="24"/>
         </w:rPr>
         <w:t>C,E</w:t>
       </w:r>
@@ -14014,7 +14340,6 @@
           <w:szCs w:val="20"/>
         </w:rPr>
       </w:pPr>
-      <w:proofErr w:type="gramStart"/>
       <w:r>
         <w:rPr>
           <w:color w:val="000000" w:themeColor="text1"/>
@@ -14049,26 +14374,7 @@
             <w14:round/>
           </w14:textOutline>
         </w:rPr>
-        <w:t>(</w:t>
-      </w:r>
-      <w:proofErr w:type="gramEnd"/>
-      <w:r>
-        <w:rPr>
-          <w:color w:val="000000" w:themeColor="text1"/>
-          <w:sz w:val="20"/>
-          <w:szCs w:val="20"/>
-          <w14:shadow w14:blurRad="38100" w14:dist="19050" w14:dir="2700000" w14:sx="100000" w14:sy="100000" w14:kx="0" w14:ky="0" w14:algn="tl">
-            <w14:schemeClr w14:val="dk1">
-              <w14:alpha w14:val="60000"/>
-            </w14:schemeClr>
-          </w14:shadow>
-          <w14:textOutline w14:w="0" w14:cap="flat" w14:cmpd="sng" w14:algn="ctr">
-            <w14:noFill/>
-            <w14:prstDash w14:val="solid"/>
-            <w14:round/>
-          </w14:textOutline>
-        </w:rPr>
-        <w:t>W/O the options</w:t>
+        <w:t xml:space="preserve"> </w:t>
       </w:r>
       <w:r>
         <w:rPr>
@@ -14086,7 +14392,25 @@
             <w14:round/>
           </w14:textOutline>
         </w:rPr>
-        <w:t>)</w:t>
+        <w:t>(</w:t>
+      </w:r>
+      <w:r>
+        <w:rPr>
+          <w:color w:val="000000" w:themeColor="text1"/>
+          <w:sz w:val="20"/>
+          <w:szCs w:val="20"/>
+          <w14:shadow w14:blurRad="38100" w14:dist="19050" w14:dir="2700000" w14:sx="100000" w14:sy="100000" w14:kx="0" w14:ky="0" w14:algn="tl">
+            <w14:schemeClr w14:val="dk1">
+              <w14:alpha w14:val="60000"/>
+            </w14:schemeClr>
+          </w14:shadow>
+          <w14:textOutline w14:w="0" w14:cap="flat" w14:cmpd="sng" w14:algn="ctr">
+            <w14:noFill/>
+            <w14:prstDash w14:val="solid"/>
+            <w14:round/>
+          </w14:textOutline>
+        </w:rPr>
+        <w:t>W/O the options</w:t>
       </w:r>
       <w:r>
         <w:rPr>
@@ -14104,3216 +14428,9 @@
             <w14:round/>
           </w14:textOutline>
         </w:rPr>
-        <w:t xml:space="preserve">: </w:t>
-      </w:r>
-      <w:r>
-        <w:rPr>
-          <w:sz w:val="20"/>
-          <w:szCs w:val="20"/>
-        </w:rPr>
-        <w:t xml:space="preserve">To satisfy the objectives of authenticating against an on-premises LDAP server and granting user-specific access to Amazon S3 keyspaces, a solutions architect should implement a combination of </w:t>
-      </w:r>
-      <w:r>
-        <w:rPr>
-          <w:b/>
-          <w:bCs/>
-          <w:sz w:val="20"/>
-          <w:szCs w:val="20"/>
-        </w:rPr>
-        <w:t>identity federation</w:t>
-      </w:r>
-      <w:r>
-        <w:rPr>
-          <w:sz w:val="20"/>
-          <w:szCs w:val="20"/>
-        </w:rPr>
-        <w:t xml:space="preserve"> and </w:t>
-      </w:r>
-      <w:r>
-        <w:rPr>
-          <w:b/>
-          <w:bCs/>
-          <w:sz w:val="20"/>
-          <w:szCs w:val="20"/>
-        </w:rPr>
-        <w:t>fine-grained S3 access control</w:t>
-      </w:r>
-      <w:r>
-        <w:rPr>
-          <w:sz w:val="20"/>
-          <w:szCs w:val="20"/>
-        </w:rPr>
-        <w:t>.</w:t>
-      </w:r>
-    </w:p>
-    <w:p>
-      <w:pPr>
-        <w:rPr>
-          <w:sz w:val="20"/>
-          <w:szCs w:val="20"/>
-        </w:rPr>
-      </w:pPr>
-      <w:r>
-        <w:rPr>
-          <w:sz w:val="20"/>
-          <w:szCs w:val="20"/>
-        </w:rPr>
-        <w:t>Here are the approaches:</w:t>
-      </w:r>
-    </w:p>
-    <w:p>
-      <w:pPr>
-        <w:rPr>
-          <w:b/>
-          <w:bCs/>
-          <w:sz w:val="20"/>
-          <w:szCs w:val="20"/>
-        </w:rPr>
-      </w:pPr>
-      <w:r>
-        <w:rPr>
-          <w:b/>
-          <w:bCs/>
-          <w:sz w:val="20"/>
-          <w:szCs w:val="20"/>
-        </w:rPr>
-        <w:t xml:space="preserve">1. </w:t>
-      </w:r>
-      <w:r>
-        <w:rPr>
-          <w:b/>
-          <w:bCs/>
-        </w:rPr>
-        <w:t>Authentication against On-Premises LDAP Server</w:t>
-      </w:r>
-    </w:p>
-    <w:p>
-      <w:pPr>
-        <w:rPr>
-          <w:sz w:val="20"/>
-          <w:szCs w:val="20"/>
-        </w:rPr>
-      </w:pPr>
-      <w:r>
-        <w:rPr>
-          <w:sz w:val="20"/>
-          <w:szCs w:val="20"/>
-        </w:rPr>
-        <w:t xml:space="preserve">The primary approach here is to leverage </w:t>
-      </w:r>
-      <w:r>
-        <w:rPr>
-          <w:b/>
-          <w:bCs/>
-          <w:sz w:val="20"/>
-          <w:szCs w:val="20"/>
-        </w:rPr>
-        <w:t>Identity Federation</w:t>
-      </w:r>
-      <w:r>
-        <w:rPr>
-          <w:sz w:val="20"/>
-          <w:szCs w:val="20"/>
-        </w:rPr>
-        <w:t xml:space="preserve"> using a </w:t>
-      </w:r>
-      <w:r>
-        <w:rPr>
-          <w:sz w:val="20"/>
-          <w:szCs w:val="20"/>
-          <w:highlight w:val="yellow"/>
-        </w:rPr>
-        <w:t>custom identity broker</w:t>
-      </w:r>
-      <w:r>
-        <w:rPr>
-          <w:sz w:val="20"/>
-          <w:szCs w:val="20"/>
-        </w:rPr>
-        <w:t xml:space="preserve"> or AWS Directory Service.</w:t>
-      </w:r>
-    </w:p>
-    <w:p>
-      <w:pPr>
-        <w:numPr>
-          <w:ilvl w:val="0"/>
-          <w:numId w:val="49"/>
-        </w:numPr>
-        <w:rPr>
-          <w:sz w:val="20"/>
-          <w:szCs w:val="20"/>
-        </w:rPr>
-      </w:pPr>
-      <w:r>
-        <w:rPr>
-          <w:b/>
-          <w:bCs/>
-          <w:sz w:val="20"/>
-          <w:szCs w:val="20"/>
-        </w:rPr>
-        <w:t>AWS Identity and Access Management (IAM) Federation with LDAP (Custom Identity Broker):</w:t>
-      </w:r>
-    </w:p>
-    <w:p>
-      <w:pPr>
-        <w:numPr>
-          <w:ilvl w:val="1"/>
-          <w:numId w:val="49"/>
-        </w:numPr>
-        <w:rPr>
-          <w:sz w:val="20"/>
-          <w:szCs w:val="20"/>
-        </w:rPr>
-      </w:pPr>
-      <w:r>
-        <w:rPr>
-          <w:sz w:val="20"/>
-          <w:szCs w:val="20"/>
-        </w:rPr>
-        <w:t xml:space="preserve">The corporate web application, when a user attempts to log in, would first </w:t>
-      </w:r>
-      <w:r>
-        <w:rPr>
-          <w:b/>
-          <w:bCs/>
-          <w:sz w:val="20"/>
-          <w:szCs w:val="20"/>
-        </w:rPr>
-        <w:t xml:space="preserve">authenticate the user </w:t>
-      </w:r>
-      <w:r>
-        <w:rPr>
-          <w:b/>
-          <w:bCs/>
-          <w:sz w:val="20"/>
-          <w:szCs w:val="20"/>
-          <w:highlight w:val="yellow"/>
-        </w:rPr>
-        <w:t>against</w:t>
-      </w:r>
-      <w:r>
-        <w:rPr>
-          <w:b/>
-          <w:bCs/>
-          <w:sz w:val="20"/>
-          <w:szCs w:val="20"/>
-        </w:rPr>
-        <w:t xml:space="preserve"> the on-premises LDAP server</w:t>
-      </w:r>
-      <w:r>
-        <w:rPr>
-          <w:sz w:val="20"/>
-          <w:szCs w:val="20"/>
-        </w:rPr>
-        <w:t>.</w:t>
-      </w:r>
-    </w:p>
-    <w:p>
-      <w:pPr>
-        <w:numPr>
-          <w:ilvl w:val="1"/>
-          <w:numId w:val="49"/>
-        </w:numPr>
-        <w:rPr>
-          <w:sz w:val="20"/>
-          <w:szCs w:val="20"/>
-        </w:rPr>
-      </w:pPr>
-      <w:r>
-        <w:rPr>
-          <w:sz w:val="20"/>
-          <w:szCs w:val="20"/>
-          <w:highlight w:val="yellow"/>
-        </w:rPr>
-        <w:t>Upon successful</w:t>
-      </w:r>
-      <w:r>
-        <w:rPr>
-          <w:sz w:val="20"/>
-          <w:szCs w:val="20"/>
-        </w:rPr>
-        <w:t xml:space="preserve"> LDAP authentication, the application's backend (running on EC2 instances within the VPC) </w:t>
-      </w:r>
-      <w:r>
-        <w:rPr>
-          <w:b/>
-          <w:bCs/>
-          <w:sz w:val="20"/>
-          <w:szCs w:val="20"/>
-          <w:highlight w:val="yellow"/>
-        </w:rPr>
-        <w:t>would then</w:t>
-      </w:r>
-      <w:r>
-        <w:rPr>
-          <w:sz w:val="20"/>
-          <w:szCs w:val="20"/>
-          <w:highlight w:val="yellow"/>
-        </w:rPr>
-        <w:t xml:space="preserve"> call</w:t>
-      </w:r>
-      <w:r>
-        <w:rPr>
-          <w:sz w:val="20"/>
-          <w:szCs w:val="20"/>
-        </w:rPr>
-        <w:t xml:space="preserve"> the AWS Security Token Service (STS) </w:t>
-      </w:r>
-      <w:r>
-        <w:rPr>
-          <w:b/>
-          <w:bCs/>
-          <w:sz w:val="20"/>
-          <w:szCs w:val="20"/>
-        </w:rPr>
-        <w:t>AssumeRoleWithWebIdentity</w:t>
-      </w:r>
-      <w:r>
-        <w:rPr>
-          <w:sz w:val="20"/>
-          <w:szCs w:val="20"/>
-        </w:rPr>
-        <w:t xml:space="preserve"> or </w:t>
-      </w:r>
-      <w:r>
-        <w:rPr>
-          <w:b/>
-          <w:bCs/>
-          <w:sz w:val="20"/>
-          <w:szCs w:val="20"/>
-        </w:rPr>
-        <w:t>AssumeRole</w:t>
-      </w:r>
-      <w:r>
-        <w:rPr>
-          <w:sz w:val="20"/>
-          <w:szCs w:val="20"/>
-        </w:rPr>
-        <w:t xml:space="preserve"> API operation.</w:t>
-      </w:r>
-    </w:p>
-    <w:p>
-      <w:pPr>
-        <w:numPr>
-          <w:ilvl w:val="1"/>
-          <w:numId w:val="49"/>
-        </w:numPr>
-        <w:rPr>
-          <w:sz w:val="20"/>
-          <w:szCs w:val="20"/>
-        </w:rPr>
-      </w:pPr>
-      <w:r>
-        <w:rPr>
-          <w:sz w:val="20"/>
-          <w:szCs w:val="20"/>
-        </w:rPr>
-        <w:t xml:space="preserve">Crucially, the application would </w:t>
-      </w:r>
-      <w:r>
-        <w:rPr>
-          <w:b/>
-          <w:bCs/>
-          <w:sz w:val="20"/>
-          <w:szCs w:val="20"/>
-        </w:rPr>
-        <w:t>generate temporary AWS security credentials</w:t>
-      </w:r>
-      <w:r>
-        <w:rPr>
-          <w:sz w:val="20"/>
-          <w:szCs w:val="20"/>
-        </w:rPr>
-        <w:t xml:space="preserve"> (access key ID, secret access key, and session token) for the authenticated user. </w:t>
-      </w:r>
-      <w:r>
-        <w:rPr>
-          <w:sz w:val="20"/>
-          <w:szCs w:val="20"/>
-          <w:highlight w:val="yellow"/>
-        </w:rPr>
-        <w:t>To do this</w:t>
-      </w:r>
-      <w:r>
-        <w:rPr>
-          <w:sz w:val="20"/>
-          <w:szCs w:val="20"/>
-        </w:rPr>
-        <w:t xml:space="preserve">, it needs to map the LDAP user's attributes (e.g., username, groups) </w:t>
-      </w:r>
-      <w:r>
-        <w:rPr>
-          <w:sz w:val="20"/>
-          <w:szCs w:val="20"/>
-          <w:highlight w:val="yellow"/>
-        </w:rPr>
-        <w:t>to an</w:t>
-      </w:r>
-      <w:r>
-        <w:rPr>
-          <w:sz w:val="20"/>
-          <w:szCs w:val="20"/>
-        </w:rPr>
-        <w:t xml:space="preserve"> </w:t>
-      </w:r>
-      <w:r>
-        <w:rPr>
-          <w:b/>
-          <w:bCs/>
-          <w:sz w:val="20"/>
-          <w:szCs w:val="20"/>
-        </w:rPr>
-        <w:t>IAM Role</w:t>
-      </w:r>
-      <w:r>
-        <w:rPr>
-          <w:sz w:val="20"/>
-          <w:szCs w:val="20"/>
-        </w:rPr>
-        <w:t>.</w:t>
-      </w:r>
-    </w:p>
-    <w:p>
-      <w:pPr>
-        <w:numPr>
-          <w:ilvl w:val="1"/>
-          <w:numId w:val="49"/>
-        </w:numPr>
-        <w:rPr>
-          <w:sz w:val="20"/>
-          <w:szCs w:val="20"/>
-        </w:rPr>
-      </w:pPr>
-      <w:r>
-        <w:rPr>
-          <w:sz w:val="20"/>
-          <w:szCs w:val="20"/>
-        </w:rPr>
-        <w:t xml:space="preserve">This requires a </w:t>
-      </w:r>
-      <w:r>
-        <w:rPr>
-          <w:b/>
-          <w:bCs/>
-          <w:sz w:val="20"/>
-          <w:szCs w:val="20"/>
-        </w:rPr>
-        <w:t>custom identity broker</w:t>
-      </w:r>
-      <w:r>
-        <w:rPr>
-          <w:sz w:val="20"/>
-          <w:szCs w:val="20"/>
-        </w:rPr>
-        <w:t xml:space="preserve"> application logic that handles the interaction between LDAP, the web application, and AWS STS.</w:t>
-      </w:r>
-    </w:p>
-    <w:p>
-      <w:pPr>
-        <w:numPr>
-          <w:ilvl w:val="0"/>
-          <w:numId w:val="49"/>
-        </w:numPr>
-        <w:rPr>
-          <w:sz w:val="20"/>
-          <w:szCs w:val="20"/>
-        </w:rPr>
-      </w:pPr>
-      <w:r>
-        <w:rPr>
-          <w:b/>
-          <w:bCs/>
-          <w:sz w:val="20"/>
-          <w:szCs w:val="20"/>
-        </w:rPr>
-        <w:t>AWS Directory Service (AD Connector or Managed Microsoft AD) (Alternative/Enhancement):</w:t>
-      </w:r>
-    </w:p>
-    <w:p>
-      <w:pPr>
-        <w:numPr>
-          <w:ilvl w:val="1"/>
-          <w:numId w:val="49"/>
-        </w:numPr>
-        <w:rPr>
-          <w:sz w:val="20"/>
-          <w:szCs w:val="20"/>
-        </w:rPr>
-      </w:pPr>
-      <w:r>
-        <w:rPr>
-          <w:sz w:val="20"/>
-          <w:szCs w:val="20"/>
-        </w:rPr>
-        <w:t xml:space="preserve">While the existing setup has an IPsec VPN, for a more robust and integrated solution, consider using </w:t>
-      </w:r>
-      <w:r>
-        <w:rPr>
-          <w:b/>
-          <w:bCs/>
-          <w:sz w:val="20"/>
-          <w:szCs w:val="20"/>
-        </w:rPr>
-        <w:t>AWS Directory Service AD Connector</w:t>
-      </w:r>
-      <w:r>
-        <w:rPr>
-          <w:sz w:val="20"/>
-          <w:szCs w:val="20"/>
-        </w:rPr>
-        <w:t>.</w:t>
-      </w:r>
-    </w:p>
-    <w:p>
-      <w:pPr>
-        <w:numPr>
-          <w:ilvl w:val="1"/>
-          <w:numId w:val="49"/>
-        </w:numPr>
-        <w:rPr>
-          <w:sz w:val="20"/>
-          <w:szCs w:val="20"/>
-        </w:rPr>
-      </w:pPr>
-      <w:r>
-        <w:rPr>
-          <w:b/>
-          <w:bCs/>
-          <w:sz w:val="20"/>
-          <w:szCs w:val="20"/>
-        </w:rPr>
-        <w:t>AD Connector</w:t>
-      </w:r>
-      <w:r>
-        <w:rPr>
-          <w:sz w:val="20"/>
-          <w:szCs w:val="20"/>
-        </w:rPr>
-        <w:t xml:space="preserve"> acts as a proxy, redirecting directory requests from AWS services (like IAM Identity Center, formerly AWS SSO) to your on-premises LDAP (Active Directory). This allows your AWS resources and users to authenticate against your on-premises directory without replicating your directory data to the cloud.</w:t>
-      </w:r>
-    </w:p>
-    <w:p>
-      <w:pPr>
-        <w:numPr>
-          <w:ilvl w:val="1"/>
-          <w:numId w:val="49"/>
-        </w:numPr>
-        <w:rPr>
-          <w:sz w:val="20"/>
-          <w:szCs w:val="20"/>
-        </w:rPr>
-      </w:pPr>
-      <w:r>
-        <w:rPr>
-          <w:sz w:val="20"/>
-          <w:szCs w:val="20"/>
-        </w:rPr>
-        <w:t xml:space="preserve">Once integrated, </w:t>
-      </w:r>
-      <w:r>
-        <w:rPr>
-          <w:b/>
-          <w:bCs/>
-          <w:sz w:val="20"/>
-          <w:szCs w:val="20"/>
-        </w:rPr>
-        <w:t>AWS IAM Identity Center</w:t>
-      </w:r>
-      <w:r>
-        <w:rPr>
-          <w:sz w:val="20"/>
-          <w:szCs w:val="20"/>
-        </w:rPr>
-        <w:t xml:space="preserve"> can be used to manage access to AWS accounts and applications, federating identities from your on-premises LDAP. This simplifies user access management and provides a unified login experience.</w:t>
-      </w:r>
-    </w:p>
-    <w:p>
-      <w:pPr>
-        <w:rPr>
-          <w:b/>
-          <w:bCs/>
-        </w:rPr>
-      </w:pPr>
-      <w:r>
-        <w:rPr>
-          <w:b/>
-          <w:bCs/>
-        </w:rPr>
-        <w:t>2. User-Specific S3 Keyspace Access</w:t>
-      </w:r>
-    </w:p>
-    <w:p>
-      <w:pPr>
-        <w:rPr>
-          <w:sz w:val="20"/>
-          <w:szCs w:val="20"/>
-        </w:rPr>
-      </w:pPr>
-      <w:r>
-        <w:rPr>
-          <w:sz w:val="20"/>
-          <w:szCs w:val="20"/>
-        </w:rPr>
-        <w:t xml:space="preserve">After a user is authenticated and temporary AWS credentials are obtained, </w:t>
-      </w:r>
-      <w:r>
-        <w:rPr>
-          <w:b/>
-          <w:bCs/>
-          <w:sz w:val="20"/>
-          <w:szCs w:val="20"/>
-        </w:rPr>
-        <w:t xml:space="preserve">fine-grained access control </w:t>
-      </w:r>
-      <w:r>
-        <w:rPr>
-          <w:sz w:val="20"/>
-          <w:szCs w:val="20"/>
-          <w:highlight w:val="yellow"/>
-        </w:rPr>
-        <w:t>with</w:t>
-      </w:r>
-      <w:r>
-        <w:rPr>
-          <w:b/>
-          <w:bCs/>
-          <w:sz w:val="20"/>
-          <w:szCs w:val="20"/>
-        </w:rPr>
-        <w:t xml:space="preserve"> IAM Policies </w:t>
-      </w:r>
-      <w:r>
-        <w:rPr>
-          <w:b/>
-          <w:bCs/>
-          <w:sz w:val="20"/>
-          <w:szCs w:val="20"/>
-          <w:highlight w:val="yellow"/>
-        </w:rPr>
-        <w:t>and</w:t>
-      </w:r>
-      <w:r>
-        <w:rPr>
-          <w:b/>
-          <w:bCs/>
-          <w:sz w:val="20"/>
-          <w:szCs w:val="20"/>
-        </w:rPr>
-        <w:t xml:space="preserve"> S3 Bucket Policies</w:t>
-      </w:r>
-      <w:r>
-        <w:rPr>
-          <w:sz w:val="20"/>
-          <w:szCs w:val="20"/>
-        </w:rPr>
-        <w:t xml:space="preserve"> is key to restricting access to user-specific S3 keyspaces.</w:t>
-      </w:r>
-    </w:p>
-    <w:p>
-      <w:pPr>
-        <w:numPr>
-          <w:ilvl w:val="0"/>
-          <w:numId w:val="50"/>
-        </w:numPr>
-        <w:rPr>
-          <w:sz w:val="20"/>
-          <w:szCs w:val="20"/>
-        </w:rPr>
-      </w:pPr>
-      <w:r>
-        <w:rPr>
-          <w:b/>
-          <w:bCs/>
-        </w:rPr>
-        <w:t>S3 Bucket Structure</w:t>
-      </w:r>
-      <w:r>
-        <w:rPr>
-          <w:b/>
-          <w:bCs/>
-          <w:sz w:val="20"/>
-          <w:szCs w:val="20"/>
-        </w:rPr>
-        <w:t>:</w:t>
-      </w:r>
-    </w:p>
-    <w:p>
-      <w:pPr>
-        <w:numPr>
-          <w:ilvl w:val="1"/>
-          <w:numId w:val="50"/>
-        </w:numPr>
-        <w:rPr>
-          <w:sz w:val="20"/>
-          <w:szCs w:val="20"/>
-        </w:rPr>
-      </w:pPr>
-      <w:r>
-        <w:rPr>
-          <w:sz w:val="20"/>
-          <w:szCs w:val="20"/>
-        </w:rPr>
-        <w:t xml:space="preserve">Design your S3 bucket to have a </w:t>
-      </w:r>
-      <w:r>
-        <w:rPr>
-          <w:b/>
-          <w:bCs/>
-          <w:sz w:val="20"/>
-          <w:szCs w:val="20"/>
-        </w:rPr>
-        <w:t>folder (prefix)</w:t>
-      </w:r>
-      <w:r>
-        <w:rPr>
-          <w:sz w:val="20"/>
-          <w:szCs w:val="20"/>
-        </w:rPr>
-        <w:t xml:space="preserve"> for each user, e.g., s3://your-bucket/users/&lt;username&gt;/.</w:t>
-      </w:r>
-    </w:p>
-    <w:p>
-      <w:pPr>
-        <w:numPr>
-          <w:ilvl w:val="0"/>
-          <w:numId w:val="50"/>
-        </w:numPr>
-      </w:pPr>
-      <w:r>
-        <w:rPr>
-          <w:b/>
-          <w:bCs/>
-        </w:rPr>
-        <w:t>Dynamic IAM Policy Generation (via Assumed Role):</w:t>
-      </w:r>
-    </w:p>
-    <w:p>
-      <w:pPr>
-        <w:numPr>
-          <w:ilvl w:val="1"/>
-          <w:numId w:val="50"/>
-        </w:numPr>
-        <w:rPr>
-          <w:sz w:val="20"/>
-          <w:szCs w:val="20"/>
-        </w:rPr>
-      </w:pPr>
-      <w:r>
-        <w:rPr>
-          <w:sz w:val="20"/>
-          <w:szCs w:val="20"/>
-        </w:rPr>
-        <w:t xml:space="preserve">The </w:t>
-      </w:r>
-      <w:r>
-        <w:rPr>
-          <w:b/>
-          <w:bCs/>
-          <w:sz w:val="20"/>
-          <w:szCs w:val="20"/>
-        </w:rPr>
-        <w:t>IAM Role</w:t>
-      </w:r>
-      <w:r>
-        <w:rPr>
-          <w:sz w:val="20"/>
-          <w:szCs w:val="20"/>
-        </w:rPr>
-        <w:t xml:space="preserve"> assumed by the federated user (or the role granted to the web application itself which then vends temporary credentials) would have an IAM policy that uses </w:t>
-      </w:r>
-      <w:r>
-        <w:rPr>
-          <w:b/>
-          <w:bCs/>
-          <w:sz w:val="20"/>
-          <w:szCs w:val="20"/>
-        </w:rPr>
-        <w:t>policy variables</w:t>
-      </w:r>
-      <w:r>
-        <w:rPr>
-          <w:sz w:val="20"/>
-          <w:szCs w:val="20"/>
-        </w:rPr>
-        <w:t xml:space="preserve"> to grant access only to the user's specific S3 keyspace.</w:t>
-      </w:r>
-    </w:p>
-    <w:p>
-      <w:pPr>
-        <w:numPr>
-          <w:ilvl w:val="1"/>
-          <w:numId w:val="50"/>
-        </w:numPr>
-        <w:rPr>
-          <w:sz w:val="20"/>
-          <w:szCs w:val="20"/>
-        </w:rPr>
-      </w:pPr>
-      <w:r>
-        <w:rPr>
-          <w:sz w:val="20"/>
-          <w:szCs w:val="20"/>
-        </w:rPr>
-        <w:t>For example, the IAM policy attached to the assumed role could look like this:</w:t>
-      </w:r>
-    </w:p>
-    <w:p>
-      <w:pPr>
-        <w:rPr>
-          <w:sz w:val="20"/>
-          <w:szCs w:val="20"/>
-        </w:rPr>
-      </w:pPr>
-      <w:r>
-        <w:rPr>
-          <w:sz w:val="20"/>
-          <w:szCs w:val="20"/>
-        </w:rPr>
-        <w:t>JSON</w:t>
-      </w:r>
-    </w:p>
-    <w:p>
-      <w:pPr>
-        <w:pStyle w:val="NoSpacing"/>
-        <w:ind w:left="1440"/>
-        <w:rPr>
-          <w:b/>
-          <w:bCs/>
-        </w:rPr>
-      </w:pPr>
-      <w:r>
-        <w:rPr>
-          <w:b/>
-          <w:bCs/>
-        </w:rPr>
-        <w:t>{</w:t>
-      </w:r>
-    </w:p>
-    <w:p>
-      <w:pPr>
-        <w:pStyle w:val="NoSpacing"/>
-        <w:ind w:left="1440"/>
-        <w:rPr>
-          <w:b/>
-          <w:bCs/>
-        </w:rPr>
-      </w:pPr>
-      <w:r>
-        <w:rPr>
-          <w:b/>
-          <w:bCs/>
-        </w:rPr>
-        <w:t xml:space="preserve">    "Version": "2012-10-17",</w:t>
-      </w:r>
-    </w:p>
-    <w:p>
-      <w:pPr>
-        <w:pStyle w:val="NoSpacing"/>
-        <w:ind w:left="1440"/>
-        <w:rPr>
-          <w:b/>
-          <w:bCs/>
-        </w:rPr>
-      </w:pPr>
-      <w:r>
-        <w:rPr>
-          <w:b/>
-          <w:bCs/>
-        </w:rPr>
-        <w:t xml:space="preserve">    "Statement": [</w:t>
-      </w:r>
-    </w:p>
-    <w:p>
-      <w:pPr>
-        <w:pStyle w:val="NoSpacing"/>
-        <w:ind w:left="1440"/>
-        <w:rPr>
-          <w:b/>
-          <w:bCs/>
-        </w:rPr>
-      </w:pPr>
-      <w:r>
-        <w:rPr>
-          <w:b/>
-          <w:bCs/>
-        </w:rPr>
-        <w:t xml:space="preserve">        {</w:t>
-      </w:r>
-    </w:p>
-    <w:p>
-      <w:pPr>
-        <w:pStyle w:val="NoSpacing"/>
-        <w:ind w:left="1440"/>
-        <w:rPr>
-          <w:b/>
-          <w:bCs/>
-        </w:rPr>
-      </w:pPr>
-      <w:r>
-        <w:rPr>
-          <w:b/>
-          <w:bCs/>
-        </w:rPr>
-        <w:t xml:space="preserve">            "Effect": "Allow",</w:t>
-      </w:r>
-    </w:p>
-    <w:p>
-      <w:pPr>
-        <w:pStyle w:val="NoSpacing"/>
-        <w:ind w:left="1440"/>
-        <w:rPr>
-          <w:b/>
-          <w:bCs/>
-        </w:rPr>
-      </w:pPr>
-      <w:r>
-        <w:rPr>
-          <w:b/>
-          <w:bCs/>
-        </w:rPr>
-        <w:t xml:space="preserve">            "Action": [</w:t>
-      </w:r>
-    </w:p>
-    <w:p>
-      <w:pPr>
-        <w:pStyle w:val="NoSpacing"/>
-        <w:ind w:left="1440"/>
-        <w:rPr>
-          <w:b/>
-          <w:bCs/>
-        </w:rPr>
-      </w:pPr>
-      <w:r>
-        <w:rPr>
-          <w:b/>
-          <w:bCs/>
-        </w:rPr>
-        <w:t xml:space="preserve">                "s</w:t>
-      </w:r>
-      <w:proofErr w:type="gramStart"/>
-      <w:r>
-        <w:rPr>
-          <w:b/>
-          <w:bCs/>
-        </w:rPr>
-        <w:t>3:GetObject</w:t>
-      </w:r>
-      <w:proofErr w:type="gramEnd"/>
-      <w:r>
-        <w:rPr>
-          <w:b/>
-          <w:bCs/>
-        </w:rPr>
-        <w:t>",</w:t>
-      </w:r>
-    </w:p>
-    <w:p>
-      <w:pPr>
-        <w:pStyle w:val="NoSpacing"/>
-        <w:ind w:left="1440"/>
-        <w:rPr>
-          <w:b/>
-          <w:bCs/>
-        </w:rPr>
-      </w:pPr>
-      <w:r>
-        <w:rPr>
-          <w:b/>
-          <w:bCs/>
-        </w:rPr>
-        <w:t xml:space="preserve">                "s</w:t>
-      </w:r>
-      <w:proofErr w:type="gramStart"/>
-      <w:r>
-        <w:rPr>
-          <w:b/>
-          <w:bCs/>
-        </w:rPr>
-        <w:t>3:PutObject</w:t>
-      </w:r>
-      <w:proofErr w:type="gramEnd"/>
-      <w:r>
-        <w:rPr>
-          <w:b/>
-          <w:bCs/>
-        </w:rPr>
-        <w:t>",</w:t>
-      </w:r>
-    </w:p>
-    <w:p>
-      <w:pPr>
-        <w:pStyle w:val="NoSpacing"/>
-        <w:ind w:left="1440"/>
-        <w:rPr>
-          <w:b/>
-          <w:bCs/>
-        </w:rPr>
-      </w:pPr>
-      <w:r>
-        <w:rPr>
-          <w:b/>
-          <w:bCs/>
-        </w:rPr>
-        <w:t xml:space="preserve">                "s</w:t>
-      </w:r>
-      <w:proofErr w:type="gramStart"/>
-      <w:r>
-        <w:rPr>
-          <w:b/>
-          <w:bCs/>
-        </w:rPr>
-        <w:t>3:DeleteObject</w:t>
-      </w:r>
-      <w:proofErr w:type="gramEnd"/>
-      <w:r>
-        <w:rPr>
-          <w:b/>
-          <w:bCs/>
-        </w:rPr>
-        <w:t>",</w:t>
-      </w:r>
-    </w:p>
-    <w:p>
-      <w:pPr>
-        <w:pStyle w:val="NoSpacing"/>
-        <w:ind w:left="1440"/>
-        <w:rPr>
-          <w:b/>
-          <w:bCs/>
-        </w:rPr>
-      </w:pPr>
-      <w:r>
-        <w:rPr>
-          <w:b/>
-          <w:bCs/>
-        </w:rPr>
-        <w:t xml:space="preserve">                "s</w:t>
-      </w:r>
-      <w:proofErr w:type="gramStart"/>
-      <w:r>
-        <w:rPr>
-          <w:b/>
-          <w:bCs/>
-        </w:rPr>
-        <w:t>3:ListBucket</w:t>
-      </w:r>
-      <w:proofErr w:type="gramEnd"/>
-      <w:r>
-        <w:rPr>
-          <w:b/>
-          <w:bCs/>
-        </w:rPr>
-        <w:t>"</w:t>
-      </w:r>
-    </w:p>
-    <w:p>
-      <w:pPr>
-        <w:pStyle w:val="NoSpacing"/>
-        <w:ind w:left="1440"/>
-        <w:rPr>
-          <w:b/>
-          <w:bCs/>
-        </w:rPr>
-      </w:pPr>
-      <w:r>
-        <w:rPr>
-          <w:b/>
-          <w:bCs/>
-        </w:rPr>
-        <w:t xml:space="preserve">            ],</w:t>
-      </w:r>
-    </w:p>
-    <w:p>
-      <w:pPr>
-        <w:pStyle w:val="NoSpacing"/>
-        <w:ind w:left="1440"/>
-        <w:rPr>
-          <w:b/>
-          <w:bCs/>
-        </w:rPr>
-      </w:pPr>
-      <w:r>
-        <w:rPr>
-          <w:b/>
-          <w:bCs/>
-        </w:rPr>
-        <w:t xml:space="preserve">            "Resource": [</w:t>
-      </w:r>
-    </w:p>
-    <w:p>
-      <w:pPr>
-        <w:pStyle w:val="NoSpacing"/>
-        <w:ind w:left="1440"/>
-        <w:rPr>
-          <w:b/>
-          <w:bCs/>
-        </w:rPr>
-      </w:pPr>
-      <w:r>
-        <w:rPr>
-          <w:b/>
-          <w:bCs/>
-        </w:rPr>
-        <w:t xml:space="preserve">                "</w:t>
-      </w:r>
-      <w:proofErr w:type="gramStart"/>
-      <w:r>
-        <w:rPr>
-          <w:b/>
-          <w:bCs/>
-        </w:rPr>
-        <w:t>arn:aws</w:t>
-      </w:r>
-      <w:proofErr w:type="gramEnd"/>
-      <w:r>
-        <w:rPr>
-          <w:b/>
-          <w:bCs/>
-        </w:rPr>
-        <w:t>:s</w:t>
-      </w:r>
-      <w:proofErr w:type="gramStart"/>
-      <w:r>
-        <w:rPr>
-          <w:b/>
-          <w:bCs/>
-        </w:rPr>
-        <w:t>3:::</w:t>
-      </w:r>
-      <w:proofErr w:type="gramEnd"/>
-      <w:r>
-        <w:rPr>
-          <w:b/>
-          <w:bCs/>
-        </w:rPr>
-        <w:t>your-bucket/users/${</w:t>
-      </w:r>
-      <w:proofErr w:type="gramStart"/>
-      <w:r>
-        <w:rPr>
-          <w:b/>
-          <w:bCs/>
-        </w:rPr>
-        <w:t>aws:username</w:t>
-      </w:r>
-      <w:proofErr w:type="gramEnd"/>
-      <w:r>
-        <w:rPr>
-          <w:b/>
-          <w:bCs/>
-        </w:rPr>
-        <w:t>}/*",</w:t>
-      </w:r>
-    </w:p>
-    <w:p>
-      <w:pPr>
-        <w:pStyle w:val="NoSpacing"/>
-        <w:ind w:left="1440"/>
-        <w:rPr>
-          <w:b/>
-          <w:bCs/>
-        </w:rPr>
-      </w:pPr>
-      <w:r>
-        <w:rPr>
-          <w:b/>
-          <w:bCs/>
-        </w:rPr>
-        <w:t xml:space="preserve">                "</w:t>
-      </w:r>
-      <w:proofErr w:type="gramStart"/>
-      <w:r>
-        <w:rPr>
-          <w:b/>
-          <w:bCs/>
-        </w:rPr>
-        <w:t>arn:aws</w:t>
-      </w:r>
-      <w:proofErr w:type="gramEnd"/>
-      <w:r>
-        <w:rPr>
-          <w:b/>
-          <w:bCs/>
-        </w:rPr>
-        <w:t>:s</w:t>
-      </w:r>
-      <w:proofErr w:type="gramStart"/>
-      <w:r>
-        <w:rPr>
-          <w:b/>
-          <w:bCs/>
-        </w:rPr>
-        <w:t>3:::</w:t>
-      </w:r>
-      <w:proofErr w:type="gramEnd"/>
-      <w:r>
-        <w:rPr>
-          <w:b/>
-          <w:bCs/>
-        </w:rPr>
-        <w:t>your-bucket/users/${</w:t>
-      </w:r>
-      <w:proofErr w:type="gramStart"/>
-      <w:r>
-        <w:rPr>
-          <w:b/>
-          <w:bCs/>
-        </w:rPr>
-        <w:t>aws:username</w:t>
-      </w:r>
-      <w:proofErr w:type="gramEnd"/>
-      <w:r>
-        <w:rPr>
-          <w:b/>
-          <w:bCs/>
-        </w:rPr>
-        <w:t>}/"</w:t>
-      </w:r>
-    </w:p>
-    <w:p>
-      <w:pPr>
-        <w:pStyle w:val="NoSpacing"/>
-        <w:ind w:left="1440"/>
-        <w:rPr>
-          <w:b/>
-          <w:bCs/>
-        </w:rPr>
-      </w:pPr>
-      <w:r>
-        <w:rPr>
-          <w:b/>
-          <w:bCs/>
-        </w:rPr>
-        <w:t xml:space="preserve">            ],</w:t>
-      </w:r>
-    </w:p>
-    <w:p>
-      <w:pPr>
-        <w:pStyle w:val="NoSpacing"/>
-        <w:ind w:left="1440"/>
-        <w:rPr>
-          <w:b/>
-          <w:bCs/>
-        </w:rPr>
-      </w:pPr>
-      <w:r>
-        <w:rPr>
-          <w:b/>
-          <w:bCs/>
-        </w:rPr>
-        <w:t xml:space="preserve">            "Condition": {</w:t>
-      </w:r>
-    </w:p>
-    <w:p>
-      <w:pPr>
-        <w:pStyle w:val="NoSpacing"/>
-        <w:ind w:left="1440"/>
-        <w:rPr>
-          <w:b/>
-          <w:bCs/>
-        </w:rPr>
-      </w:pPr>
-      <w:r>
-        <w:rPr>
-          <w:b/>
-          <w:bCs/>
-        </w:rPr>
-        <w:t xml:space="preserve">                "StringLike": {</w:t>
-      </w:r>
-    </w:p>
-    <w:p>
-      <w:pPr>
-        <w:pStyle w:val="NoSpacing"/>
-        <w:ind w:left="1440"/>
-        <w:rPr>
-          <w:b/>
-          <w:bCs/>
-        </w:rPr>
-      </w:pPr>
-      <w:r>
-        <w:rPr>
-          <w:b/>
-          <w:bCs/>
-        </w:rPr>
-        <w:t xml:space="preserve">                    "s</w:t>
-      </w:r>
-      <w:proofErr w:type="gramStart"/>
-      <w:r>
-        <w:rPr>
-          <w:b/>
-          <w:bCs/>
-        </w:rPr>
-        <w:t>3:prefix</w:t>
-      </w:r>
-      <w:proofErr w:type="gramEnd"/>
-      <w:r>
-        <w:rPr>
-          <w:b/>
-          <w:bCs/>
-        </w:rPr>
-        <w:t>": [</w:t>
-      </w:r>
-    </w:p>
-    <w:p>
-      <w:pPr>
-        <w:pStyle w:val="NoSpacing"/>
-        <w:ind w:left="1440"/>
-        <w:rPr>
-          <w:b/>
-          <w:bCs/>
-        </w:rPr>
-      </w:pPr>
-      <w:r>
-        <w:rPr>
-          <w:b/>
-          <w:bCs/>
-        </w:rPr>
-        <w:t xml:space="preserve">                        "users/${</w:t>
-      </w:r>
-      <w:proofErr w:type="gramStart"/>
-      <w:r>
-        <w:rPr>
-          <w:b/>
-          <w:bCs/>
-        </w:rPr>
-        <w:t>aws:username</w:t>
-      </w:r>
-      <w:proofErr w:type="gramEnd"/>
-      <w:r>
-        <w:rPr>
-          <w:b/>
-          <w:bCs/>
-        </w:rPr>
-        <w:t>}/*"</w:t>
-      </w:r>
-    </w:p>
-    <w:p>
-      <w:pPr>
-        <w:pStyle w:val="NoSpacing"/>
-        <w:ind w:left="1440"/>
-        <w:rPr>
-          <w:b/>
-          <w:bCs/>
-        </w:rPr>
-      </w:pPr>
-      <w:r>
-        <w:rPr>
-          <w:b/>
-          <w:bCs/>
-        </w:rPr>
-        <w:t xml:space="preserve">                    ]</w:t>
-      </w:r>
-    </w:p>
-    <w:p>
-      <w:pPr>
-        <w:pStyle w:val="NoSpacing"/>
-        <w:ind w:left="1440"/>
-        <w:rPr>
-          <w:b/>
-          <w:bCs/>
-        </w:rPr>
-      </w:pPr>
-      <w:r>
-        <w:rPr>
-          <w:b/>
-          <w:bCs/>
-        </w:rPr>
-        <w:t xml:space="preserve">                }</w:t>
-      </w:r>
-    </w:p>
-    <w:p>
-      <w:pPr>
-        <w:pStyle w:val="NoSpacing"/>
-        <w:ind w:left="1440"/>
-        <w:rPr>
-          <w:b/>
-          <w:bCs/>
-        </w:rPr>
-      </w:pPr>
-      <w:r>
-        <w:rPr>
-          <w:b/>
-          <w:bCs/>
-        </w:rPr>
-        <w:t xml:space="preserve">            }</w:t>
-      </w:r>
-    </w:p>
-    <w:p>
-      <w:pPr>
-        <w:pStyle w:val="NoSpacing"/>
-        <w:ind w:left="1440"/>
-        <w:rPr>
-          <w:b/>
-          <w:bCs/>
-        </w:rPr>
-      </w:pPr>
-      <w:r>
-        <w:rPr>
-          <w:b/>
-          <w:bCs/>
-        </w:rPr>
-        <w:t xml:space="preserve">        },</w:t>
-      </w:r>
-    </w:p>
-    <w:p>
-      <w:pPr>
-        <w:pStyle w:val="NoSpacing"/>
-        <w:ind w:left="1440"/>
-        <w:rPr>
-          <w:b/>
-          <w:bCs/>
-        </w:rPr>
-      </w:pPr>
-      <w:r>
-        <w:rPr>
-          <w:b/>
-          <w:bCs/>
-        </w:rPr>
-        <w:t xml:space="preserve">        {</w:t>
-      </w:r>
-    </w:p>
-    <w:p>
-      <w:pPr>
-        <w:pStyle w:val="NoSpacing"/>
-        <w:ind w:left="1440"/>
-        <w:rPr>
-          <w:b/>
-          <w:bCs/>
-        </w:rPr>
-      </w:pPr>
-      <w:r>
-        <w:rPr>
-          <w:b/>
-          <w:bCs/>
-        </w:rPr>
-        <w:t xml:space="preserve">            "Effect": "Allow",</w:t>
-      </w:r>
-    </w:p>
-    <w:p>
-      <w:pPr>
-        <w:pStyle w:val="NoSpacing"/>
-        <w:ind w:left="1440"/>
-        <w:rPr>
-          <w:b/>
-          <w:bCs/>
-        </w:rPr>
-      </w:pPr>
-      <w:r>
-        <w:rPr>
-          <w:b/>
-          <w:bCs/>
-        </w:rPr>
-        <w:t xml:space="preserve">            "Action": "s</w:t>
-      </w:r>
-      <w:proofErr w:type="gramStart"/>
-      <w:r>
-        <w:rPr>
-          <w:b/>
-          <w:bCs/>
-        </w:rPr>
-        <w:t>3:ListBucket</w:t>
-      </w:r>
-      <w:proofErr w:type="gramEnd"/>
-      <w:r>
-        <w:rPr>
-          <w:b/>
-          <w:bCs/>
-        </w:rPr>
-        <w:t>",</w:t>
-      </w:r>
-    </w:p>
-    <w:p>
-      <w:pPr>
-        <w:pStyle w:val="NoSpacing"/>
-        <w:ind w:left="1440"/>
-        <w:rPr>
-          <w:b/>
-          <w:bCs/>
-        </w:rPr>
-      </w:pPr>
-      <w:r>
-        <w:rPr>
-          <w:b/>
-          <w:bCs/>
-        </w:rPr>
-        <w:t xml:space="preserve">            "Resource": "</w:t>
-      </w:r>
-      <w:proofErr w:type="gramStart"/>
-      <w:r>
-        <w:rPr>
-          <w:b/>
-          <w:bCs/>
-        </w:rPr>
-        <w:t>arn:aws</w:t>
-      </w:r>
-      <w:proofErr w:type="gramEnd"/>
-      <w:r>
-        <w:rPr>
-          <w:b/>
-          <w:bCs/>
-        </w:rPr>
-        <w:t>:s</w:t>
-      </w:r>
-      <w:proofErr w:type="gramStart"/>
-      <w:r>
-        <w:rPr>
-          <w:b/>
-          <w:bCs/>
-        </w:rPr>
-        <w:t>3:::</w:t>
-      </w:r>
-      <w:proofErr w:type="gramEnd"/>
-      <w:r>
-        <w:rPr>
-          <w:b/>
-          <w:bCs/>
-        </w:rPr>
-        <w:t>your-bucket",</w:t>
-      </w:r>
-    </w:p>
-    <w:p>
-      <w:pPr>
-        <w:pStyle w:val="NoSpacing"/>
-        <w:ind w:left="1440"/>
-        <w:rPr>
-          <w:b/>
-          <w:bCs/>
-        </w:rPr>
-      </w:pPr>
-      <w:r>
-        <w:rPr>
-          <w:b/>
-          <w:bCs/>
-        </w:rPr>
-        <w:t xml:space="preserve">            "Condition": {</w:t>
-      </w:r>
-    </w:p>
-    <w:p>
-      <w:pPr>
-        <w:pStyle w:val="NoSpacing"/>
-        <w:ind w:left="1440"/>
-        <w:rPr>
-          <w:b/>
-          <w:bCs/>
-        </w:rPr>
-      </w:pPr>
-      <w:r>
-        <w:rPr>
-          <w:b/>
-          <w:bCs/>
-        </w:rPr>
-        <w:t xml:space="preserve">                "StringEquals": {</w:t>
-      </w:r>
-    </w:p>
-    <w:p>
-      <w:pPr>
-        <w:pStyle w:val="NoSpacing"/>
-        <w:ind w:left="1440"/>
-        <w:rPr>
-          <w:b/>
-          <w:bCs/>
-        </w:rPr>
-      </w:pPr>
-      <w:r>
-        <w:rPr>
-          <w:b/>
-          <w:bCs/>
-        </w:rPr>
-        <w:t xml:space="preserve">                    "s</w:t>
-      </w:r>
-      <w:proofErr w:type="gramStart"/>
-      <w:r>
-        <w:rPr>
-          <w:b/>
-          <w:bCs/>
-        </w:rPr>
-        <w:t>3:prefix</w:t>
-      </w:r>
-      <w:proofErr w:type="gramEnd"/>
-      <w:r>
-        <w:rPr>
-          <w:b/>
-          <w:bCs/>
-        </w:rPr>
-        <w:t>": [</w:t>
-      </w:r>
-    </w:p>
-    <w:p>
-      <w:pPr>
-        <w:pStyle w:val="NoSpacing"/>
-        <w:ind w:left="1440"/>
-        <w:rPr>
-          <w:b/>
-          <w:bCs/>
-        </w:rPr>
-      </w:pPr>
-      <w:r>
-        <w:rPr>
-          <w:b/>
-          <w:bCs/>
-        </w:rPr>
-        <w:t xml:space="preserve">                        "",</w:t>
-      </w:r>
-    </w:p>
-    <w:p>
-      <w:pPr>
-        <w:pStyle w:val="NoSpacing"/>
-        <w:ind w:left="1440"/>
-        <w:rPr>
-          <w:b/>
-          <w:bCs/>
-        </w:rPr>
-      </w:pPr>
-      <w:r>
-        <w:rPr>
-          <w:b/>
-          <w:bCs/>
-        </w:rPr>
-        <w:t xml:space="preserve">                        "users/",</w:t>
-      </w:r>
-    </w:p>
-    <w:p>
-      <w:pPr>
-        <w:pStyle w:val="NoSpacing"/>
-        <w:ind w:left="1440"/>
-        <w:rPr>
-          <w:b/>
-          <w:bCs/>
-        </w:rPr>
-      </w:pPr>
-      <w:r>
-        <w:rPr>
-          <w:b/>
-          <w:bCs/>
-        </w:rPr>
-        <w:t xml:space="preserve">                        "users/${</w:t>
-      </w:r>
-      <w:proofErr w:type="gramStart"/>
-      <w:r>
-        <w:rPr>
-          <w:b/>
-          <w:bCs/>
-        </w:rPr>
-        <w:t>aws:username</w:t>
-      </w:r>
-      <w:proofErr w:type="gramEnd"/>
-      <w:r>
-        <w:rPr>
-          <w:b/>
-          <w:bCs/>
-        </w:rPr>
-        <w:t>}/"</w:t>
-      </w:r>
-    </w:p>
-    <w:p>
-      <w:pPr>
-        <w:pStyle w:val="NoSpacing"/>
-        <w:ind w:left="1440"/>
-        <w:rPr>
-          <w:b/>
-          <w:bCs/>
-        </w:rPr>
-      </w:pPr>
-      <w:r>
-        <w:rPr>
-          <w:b/>
-          <w:bCs/>
-        </w:rPr>
-        <w:t xml:space="preserve">                    ]</w:t>
-      </w:r>
-    </w:p>
-    <w:p>
-      <w:pPr>
-        <w:pStyle w:val="NoSpacing"/>
-        <w:ind w:left="1440"/>
-        <w:rPr>
-          <w:b/>
-          <w:bCs/>
-        </w:rPr>
-      </w:pPr>
-      <w:r>
-        <w:rPr>
-          <w:b/>
-          <w:bCs/>
-        </w:rPr>
-        <w:t xml:space="preserve">                }</w:t>
-      </w:r>
-    </w:p>
-    <w:p>
-      <w:pPr>
-        <w:pStyle w:val="NoSpacing"/>
-        <w:ind w:left="1440"/>
-        <w:rPr>
-          <w:b/>
-          <w:bCs/>
-        </w:rPr>
-      </w:pPr>
-      <w:r>
-        <w:rPr>
-          <w:b/>
-          <w:bCs/>
-        </w:rPr>
-        <w:t xml:space="preserve">            }</w:t>
-      </w:r>
-    </w:p>
-    <w:p>
-      <w:pPr>
-        <w:pStyle w:val="NoSpacing"/>
-        <w:ind w:left="1440"/>
-        <w:rPr>
-          <w:b/>
-          <w:bCs/>
-        </w:rPr>
-      </w:pPr>
-      <w:r>
-        <w:rPr>
-          <w:b/>
-          <w:bCs/>
-        </w:rPr>
-        <w:t xml:space="preserve">        }</w:t>
-      </w:r>
-    </w:p>
-    <w:p>
-      <w:pPr>
-        <w:pStyle w:val="NoSpacing"/>
-        <w:ind w:left="1440"/>
-        <w:rPr>
-          <w:b/>
-          <w:bCs/>
-        </w:rPr>
-      </w:pPr>
-      <w:r>
-        <w:rPr>
-          <w:b/>
-          <w:bCs/>
-        </w:rPr>
-        <w:t xml:space="preserve">    ]</w:t>
-      </w:r>
-    </w:p>
-    <w:p>
-      <w:pPr>
-        <w:pStyle w:val="NoSpacing"/>
-        <w:ind w:left="1440"/>
-        <w:rPr>
-          <w:b/>
-          <w:bCs/>
-        </w:rPr>
-      </w:pPr>
-      <w:r>
-        <w:rPr>
-          <w:b/>
-          <w:bCs/>
-        </w:rPr>
-        <w:t>}</w:t>
-      </w:r>
-    </w:p>
-    <w:p>
-      <w:pPr>
-        <w:numPr>
-          <w:ilvl w:val="1"/>
-          <w:numId w:val="50"/>
-        </w:numPr>
-        <w:rPr>
-          <w:sz w:val="20"/>
-          <w:szCs w:val="20"/>
-        </w:rPr>
-      </w:pPr>
-      <w:r>
-        <w:rPr>
-          <w:sz w:val="20"/>
-          <w:szCs w:val="20"/>
-        </w:rPr>
-        <w:t>In this policy:</w:t>
-      </w:r>
-    </w:p>
-    <w:p>
-      <w:pPr>
-        <w:numPr>
-          <w:ilvl w:val="2"/>
-          <w:numId w:val="50"/>
-        </w:numPr>
-        <w:rPr>
-          <w:sz w:val="20"/>
-          <w:szCs w:val="20"/>
-        </w:rPr>
-      </w:pPr>
-      <w:r>
-        <w:rPr>
-          <w:sz w:val="20"/>
-          <w:szCs w:val="20"/>
-        </w:rPr>
-        <w:t>${</w:t>
-      </w:r>
-      <w:proofErr w:type="gramStart"/>
-      <w:r>
-        <w:rPr>
-          <w:sz w:val="20"/>
-          <w:szCs w:val="20"/>
-        </w:rPr>
-        <w:t>aws:username</w:t>
-      </w:r>
-      <w:proofErr w:type="gramEnd"/>
-      <w:r>
-        <w:rPr>
-          <w:sz w:val="20"/>
-          <w:szCs w:val="20"/>
-        </w:rPr>
-        <w:t xml:space="preserve">} is a </w:t>
-      </w:r>
-      <w:r>
-        <w:rPr>
-          <w:b/>
-          <w:bCs/>
-          <w:sz w:val="20"/>
-          <w:szCs w:val="20"/>
-        </w:rPr>
-        <w:t>policy variable</w:t>
-      </w:r>
-      <w:r>
-        <w:rPr>
-          <w:sz w:val="20"/>
-          <w:szCs w:val="20"/>
-        </w:rPr>
-        <w:t xml:space="preserve"> that </w:t>
-      </w:r>
-      <w:r>
-        <w:rPr>
-          <w:sz w:val="20"/>
-          <w:szCs w:val="20"/>
-          <w:highlight w:val="yellow"/>
-        </w:rPr>
-        <w:t>resolves</w:t>
-      </w:r>
-      <w:r>
-        <w:rPr>
-          <w:sz w:val="20"/>
-          <w:szCs w:val="20"/>
-        </w:rPr>
-        <w:t xml:space="preserve"> to the friendly name </w:t>
-      </w:r>
-      <w:r>
-        <w:rPr>
-          <w:b/>
-          <w:bCs/>
-          <w:sz w:val="20"/>
-          <w:szCs w:val="20"/>
-          <w:highlight w:val="yellow"/>
-        </w:rPr>
-        <w:t>of the current</w:t>
-      </w:r>
-      <w:r>
-        <w:rPr>
-          <w:sz w:val="20"/>
-          <w:szCs w:val="20"/>
-        </w:rPr>
-        <w:t xml:space="preserve"> IAM user, </w:t>
-      </w:r>
-      <w:r>
-        <w:rPr>
-          <w:b/>
-          <w:bCs/>
-          <w:sz w:val="20"/>
-          <w:szCs w:val="20"/>
-          <w:highlight w:val="yellow"/>
-        </w:rPr>
-        <w:t>or</w:t>
-      </w:r>
-      <w:r>
-        <w:rPr>
-          <w:sz w:val="20"/>
-          <w:szCs w:val="20"/>
-        </w:rPr>
-        <w:t xml:space="preserve"> in the case of federated users, the RoleSessionName provided during AssumeRole (which you can set to the LDAP username).</w:t>
-      </w:r>
-    </w:p>
-    <w:p>
-      <w:pPr>
-        <w:numPr>
-          <w:ilvl w:val="2"/>
-          <w:numId w:val="50"/>
-        </w:numPr>
-        <w:rPr>
-          <w:sz w:val="20"/>
-          <w:szCs w:val="20"/>
-        </w:rPr>
-      </w:pPr>
-      <w:r>
-        <w:rPr>
-          <w:sz w:val="20"/>
-          <w:szCs w:val="20"/>
-        </w:rPr>
-        <w:t xml:space="preserve">This </w:t>
-      </w:r>
-      <w:r>
-        <w:rPr>
-          <w:b/>
-          <w:bCs/>
-          <w:sz w:val="20"/>
-          <w:szCs w:val="20"/>
-        </w:rPr>
-        <w:t>ensures</w:t>
-      </w:r>
-      <w:r>
-        <w:rPr>
-          <w:sz w:val="20"/>
-          <w:szCs w:val="20"/>
-        </w:rPr>
-        <w:t xml:space="preserve"> that a </w:t>
-      </w:r>
-      <w:r>
-        <w:rPr>
-          <w:b/>
-          <w:bCs/>
-          <w:sz w:val="20"/>
-          <w:szCs w:val="20"/>
-          <w:highlight w:val="yellow"/>
-        </w:rPr>
-        <w:t>user can only</w:t>
-      </w:r>
-      <w:r>
-        <w:rPr>
-          <w:sz w:val="20"/>
-          <w:szCs w:val="20"/>
-        </w:rPr>
-        <w:t xml:space="preserve"> list, get, put, or delete objects </w:t>
-      </w:r>
-      <w:r>
-        <w:rPr>
-          <w:b/>
-          <w:bCs/>
-          <w:sz w:val="20"/>
-          <w:szCs w:val="20"/>
-        </w:rPr>
-        <w:t>within</w:t>
-      </w:r>
-      <w:r>
-        <w:rPr>
-          <w:sz w:val="20"/>
-          <w:szCs w:val="20"/>
-        </w:rPr>
-        <w:t xml:space="preserve"> their designated folder </w:t>
-      </w:r>
-      <w:r>
-        <w:rPr>
-          <w:b/>
-          <w:bCs/>
-          <w:sz w:val="20"/>
-          <w:szCs w:val="20"/>
-        </w:rPr>
-        <w:t>(s3://your-bucket/users/&lt;username&gt;/).</w:t>
-      </w:r>
-    </w:p>
-    <w:p>
-      <w:pPr>
-        <w:numPr>
-          <w:ilvl w:val="0"/>
-          <w:numId w:val="50"/>
-        </w:numPr>
-        <w:rPr>
-          <w:sz w:val="20"/>
-          <w:szCs w:val="20"/>
-        </w:rPr>
-      </w:pPr>
-      <w:r>
-        <w:rPr>
-          <w:b/>
-          <w:bCs/>
-          <w:sz w:val="20"/>
-          <w:szCs w:val="20"/>
-        </w:rPr>
-        <w:t>S3 Bucket Policy (Optional but Recommended for Defense-in-Depth):</w:t>
-      </w:r>
-    </w:p>
-    <w:p>
-      <w:pPr>
-        <w:numPr>
-          <w:ilvl w:val="1"/>
-          <w:numId w:val="50"/>
-        </w:numPr>
-        <w:rPr>
-          <w:sz w:val="20"/>
-          <w:szCs w:val="20"/>
-        </w:rPr>
-      </w:pPr>
-      <w:r>
-        <w:rPr>
-          <w:sz w:val="20"/>
-          <w:szCs w:val="20"/>
-        </w:rPr>
-        <w:t xml:space="preserve">You </w:t>
-      </w:r>
-      <w:r>
-        <w:rPr>
-          <w:sz w:val="20"/>
-          <w:szCs w:val="20"/>
-          <w:highlight w:val="yellow"/>
-        </w:rPr>
-        <w:t>can add</w:t>
-      </w:r>
-      <w:r>
-        <w:rPr>
-          <w:sz w:val="20"/>
-          <w:szCs w:val="20"/>
-        </w:rPr>
-        <w:t xml:space="preserve"> an </w:t>
-      </w:r>
-      <w:r>
-        <w:rPr>
-          <w:b/>
-          <w:bCs/>
-          <w:sz w:val="20"/>
-          <w:szCs w:val="20"/>
-        </w:rPr>
-        <w:t>S3 Bucket Policy</w:t>
-      </w:r>
-      <w:r>
-        <w:rPr>
-          <w:sz w:val="20"/>
-          <w:szCs w:val="20"/>
-        </w:rPr>
-        <w:t xml:space="preserve"> to the bucket (your-bucket) </w:t>
-      </w:r>
-      <w:r>
-        <w:rPr>
-          <w:sz w:val="20"/>
-          <w:szCs w:val="20"/>
-          <w:highlight w:val="yellow"/>
-        </w:rPr>
-        <w:t>for an</w:t>
-      </w:r>
-      <w:r>
-        <w:rPr>
-          <w:sz w:val="20"/>
-          <w:szCs w:val="20"/>
-        </w:rPr>
-        <w:t xml:space="preserve"> additional layer of security. This policy can </w:t>
-      </w:r>
-      <w:r>
-        <w:rPr>
-          <w:b/>
-          <w:bCs/>
-          <w:sz w:val="20"/>
-          <w:szCs w:val="20"/>
-          <w:highlight w:val="yellow"/>
-        </w:rPr>
-        <w:t>explicitly deny access</w:t>
-      </w:r>
-      <w:r>
-        <w:rPr>
-          <w:sz w:val="20"/>
-          <w:szCs w:val="20"/>
-        </w:rPr>
-        <w:t xml:space="preserve"> to prefixes </w:t>
-      </w:r>
-      <w:r>
-        <w:rPr>
-          <w:b/>
-          <w:bCs/>
-          <w:color w:val="EE0000"/>
-          <w:sz w:val="20"/>
-          <w:szCs w:val="20"/>
-          <w:highlight w:val="yellow"/>
-        </w:rPr>
-        <w:t>not matching t</w:t>
-      </w:r>
-      <w:r>
-        <w:rPr>
-          <w:sz w:val="20"/>
-          <w:szCs w:val="20"/>
-        </w:rPr>
-        <w:t xml:space="preserve">he RoleSessionName or specific ARN, </w:t>
-      </w:r>
-      <w:r>
-        <w:rPr>
-          <w:b/>
-          <w:bCs/>
-          <w:sz w:val="20"/>
-          <w:szCs w:val="20"/>
-        </w:rPr>
-        <w:t>ensuring</w:t>
-      </w:r>
-      <w:r>
-        <w:rPr>
-          <w:sz w:val="20"/>
-          <w:szCs w:val="20"/>
-        </w:rPr>
-        <w:t xml:space="preserve"> that </w:t>
-      </w:r>
-      <w:r>
-        <w:rPr>
-          <w:b/>
-          <w:bCs/>
-          <w:sz w:val="20"/>
-          <w:szCs w:val="20"/>
-          <w:highlight w:val="yellow"/>
-        </w:rPr>
-        <w:t>only</w:t>
-      </w:r>
-      <w:r>
-        <w:rPr>
-          <w:sz w:val="20"/>
-          <w:szCs w:val="20"/>
-        </w:rPr>
-        <w:t xml:space="preserve"> correctly authenticated </w:t>
-      </w:r>
-      <w:r>
-        <w:rPr>
-          <w:b/>
-          <w:bCs/>
-          <w:sz w:val="20"/>
-          <w:szCs w:val="20"/>
-        </w:rPr>
-        <w:t>and</w:t>
-      </w:r>
-      <w:r>
-        <w:rPr>
-          <w:sz w:val="20"/>
-          <w:szCs w:val="20"/>
-        </w:rPr>
-        <w:t xml:space="preserve"> authorized requests </w:t>
-      </w:r>
-      <w:r>
-        <w:rPr>
-          <w:sz w:val="20"/>
-          <w:szCs w:val="20"/>
-          <w:highlight w:val="yellow"/>
-        </w:rPr>
-        <w:t>can access</w:t>
-      </w:r>
-      <w:r>
-        <w:rPr>
-          <w:sz w:val="20"/>
-          <w:szCs w:val="20"/>
-        </w:rPr>
-        <w:t xml:space="preserve"> their specific folders.</w:t>
-      </w:r>
-    </w:p>
-    <w:p>
-      <w:pPr>
-        <w:numPr>
-          <w:ilvl w:val="1"/>
-          <w:numId w:val="50"/>
-        </w:numPr>
-        <w:rPr>
-          <w:sz w:val="20"/>
-          <w:szCs w:val="20"/>
-        </w:rPr>
-      </w:pPr>
-      <w:r>
-        <w:rPr>
-          <w:sz w:val="20"/>
-          <w:szCs w:val="20"/>
-        </w:rPr>
-        <w:t>For example:</w:t>
-      </w:r>
-    </w:p>
-    <w:p>
-      <w:pPr>
-        <w:rPr>
-          <w:sz w:val="20"/>
-          <w:szCs w:val="20"/>
-        </w:rPr>
-      </w:pPr>
-      <w:r>
-        <w:rPr>
-          <w:sz w:val="20"/>
-          <w:szCs w:val="20"/>
-        </w:rPr>
-        <w:t>JSON</w:t>
-      </w:r>
-    </w:p>
-    <w:p>
-      <w:pPr>
-        <w:pStyle w:val="NoSpacing"/>
-        <w:ind w:left="1440"/>
-        <w:rPr>
-          <w:b/>
-          <w:bCs/>
-        </w:rPr>
-      </w:pPr>
-      <w:r>
-        <w:rPr>
-          <w:b/>
-          <w:bCs/>
-        </w:rPr>
-        <w:t>{</w:t>
-      </w:r>
-    </w:p>
-    <w:p>
-      <w:pPr>
-        <w:pStyle w:val="NoSpacing"/>
-        <w:ind w:left="1440"/>
-        <w:rPr>
-          <w:b/>
-          <w:bCs/>
-        </w:rPr>
-      </w:pPr>
-      <w:r>
-        <w:rPr>
-          <w:b/>
-          <w:bCs/>
-        </w:rPr>
-        <w:t xml:space="preserve">    "Version": "2012-10-17",</w:t>
-      </w:r>
-    </w:p>
-    <w:p>
-      <w:pPr>
-        <w:pStyle w:val="NoSpacing"/>
-        <w:ind w:left="1440"/>
-        <w:rPr>
-          <w:b/>
-          <w:bCs/>
-        </w:rPr>
-      </w:pPr>
-      <w:r>
-        <w:rPr>
-          <w:b/>
-          <w:bCs/>
-        </w:rPr>
-        <w:t xml:space="preserve">    "Statement": [</w:t>
-      </w:r>
-    </w:p>
-    <w:p>
-      <w:pPr>
-        <w:pStyle w:val="NoSpacing"/>
-        <w:ind w:left="1440"/>
-        <w:rPr>
-          <w:b/>
-          <w:bCs/>
-        </w:rPr>
-      </w:pPr>
-      <w:r>
-        <w:rPr>
-          <w:b/>
-          <w:bCs/>
-        </w:rPr>
-        <w:t xml:space="preserve">        {</w:t>
-      </w:r>
-    </w:p>
-    <w:p>
-      <w:pPr>
-        <w:pStyle w:val="NoSpacing"/>
-        <w:ind w:left="1440"/>
-        <w:rPr>
-          <w:b/>
-          <w:bCs/>
-        </w:rPr>
-      </w:pPr>
-      <w:r>
-        <w:rPr>
-          <w:b/>
-          <w:bCs/>
-        </w:rPr>
-        <w:t xml:space="preserve">            "Effect": "Deny",</w:t>
-      </w:r>
-    </w:p>
-    <w:p>
-      <w:pPr>
-        <w:pStyle w:val="NoSpacing"/>
-        <w:ind w:left="1440"/>
-        <w:rPr>
-          <w:b/>
-          <w:bCs/>
-        </w:rPr>
-      </w:pPr>
-      <w:r>
-        <w:rPr>
-          <w:b/>
-          <w:bCs/>
-        </w:rPr>
-        <w:t xml:space="preserve">            "Principal": "*",</w:t>
-      </w:r>
-    </w:p>
-    <w:p>
-      <w:pPr>
-        <w:pStyle w:val="NoSpacing"/>
-        <w:ind w:left="1440"/>
-        <w:rPr>
-          <w:b/>
-          <w:bCs/>
-        </w:rPr>
-      </w:pPr>
-      <w:r>
-        <w:rPr>
-          <w:b/>
-          <w:bCs/>
-        </w:rPr>
-        <w:t xml:space="preserve">            "Action": "s</w:t>
-      </w:r>
-      <w:proofErr w:type="gramStart"/>
-      <w:r>
-        <w:rPr>
-          <w:b/>
-          <w:bCs/>
-        </w:rPr>
-        <w:t>3:*</w:t>
-      </w:r>
-      <w:proofErr w:type="gramEnd"/>
-      <w:r>
-        <w:rPr>
-          <w:b/>
-          <w:bCs/>
-        </w:rPr>
-        <w:t>",</w:t>
-      </w:r>
-    </w:p>
-    <w:p>
-      <w:pPr>
-        <w:pStyle w:val="NoSpacing"/>
-        <w:ind w:left="1440"/>
-        <w:rPr>
-          <w:b/>
-          <w:bCs/>
-        </w:rPr>
-      </w:pPr>
-      <w:r>
-        <w:rPr>
-          <w:b/>
-          <w:bCs/>
-        </w:rPr>
-        <w:t xml:space="preserve">            "Resource": "</w:t>
-      </w:r>
-      <w:proofErr w:type="gramStart"/>
-      <w:r>
-        <w:rPr>
-          <w:highlight w:val="yellow"/>
-        </w:rPr>
-        <w:t>arn:aws</w:t>
-      </w:r>
-      <w:proofErr w:type="gramEnd"/>
-      <w:r>
-        <w:rPr>
-          <w:highlight w:val="yellow"/>
-        </w:rPr>
-        <w:t>:s</w:t>
-      </w:r>
-      <w:proofErr w:type="gramStart"/>
-      <w:r>
-        <w:rPr>
-          <w:highlight w:val="yellow"/>
-        </w:rPr>
-        <w:t>3:::</w:t>
-      </w:r>
-      <w:proofErr w:type="gramEnd"/>
-      <w:r>
-        <w:rPr>
-          <w:highlight w:val="yellow"/>
-        </w:rPr>
-        <w:t>your-bucket/users</w:t>
-      </w:r>
-      <w:r>
-        <w:rPr>
-          <w:b/>
-          <w:bCs/>
-        </w:rPr>
-        <w:t>/*",</w:t>
-      </w:r>
-    </w:p>
-    <w:p>
-      <w:pPr>
-        <w:pStyle w:val="NoSpacing"/>
-        <w:ind w:left="1440"/>
-        <w:rPr>
-          <w:b/>
-          <w:bCs/>
-        </w:rPr>
-      </w:pPr>
-      <w:r>
-        <w:rPr>
-          <w:b/>
-          <w:bCs/>
-        </w:rPr>
-        <w:t xml:space="preserve">            "Condition": {</w:t>
-      </w:r>
-    </w:p>
-    <w:p>
-      <w:pPr>
-        <w:pStyle w:val="NoSpacing"/>
-        <w:ind w:left="1440"/>
-        <w:rPr>
-          <w:b/>
-          <w:bCs/>
-        </w:rPr>
-      </w:pPr>
-      <w:r>
-        <w:rPr>
-          <w:b/>
-          <w:bCs/>
-        </w:rPr>
-        <w:t xml:space="preserve">                "</w:t>
-      </w:r>
-      <w:r>
-        <w:rPr>
-          <w:b/>
-          <w:bCs/>
-          <w:highlight w:val="green"/>
-        </w:rPr>
-        <w:t>StringNotLike</w:t>
-      </w:r>
-      <w:r>
-        <w:rPr>
-          <w:b/>
-          <w:bCs/>
-        </w:rPr>
-        <w:t>": {</w:t>
-      </w:r>
-    </w:p>
-    <w:p>
-      <w:pPr>
-        <w:pStyle w:val="NoSpacing"/>
-        <w:ind w:left="1440"/>
-        <w:rPr>
-          <w:b/>
-          <w:bCs/>
-        </w:rPr>
-      </w:pPr>
-      <w:r>
-        <w:rPr>
-          <w:b/>
-          <w:bCs/>
-        </w:rPr>
-        <w:t xml:space="preserve">                    "</w:t>
-      </w:r>
-      <w:proofErr w:type="gramStart"/>
-      <w:r>
-        <w:rPr>
-          <w:b/>
-          <w:bCs/>
-        </w:rPr>
-        <w:t>aws:PrincipalArn</w:t>
-      </w:r>
-      <w:proofErr w:type="gramEnd"/>
-      <w:r>
-        <w:rPr>
-          <w:b/>
-          <w:bCs/>
-        </w:rPr>
-        <w:t>": "</w:t>
-      </w:r>
-      <w:proofErr w:type="gramStart"/>
-      <w:r>
-        <w:rPr>
-          <w:b/>
-          <w:bCs/>
-        </w:rPr>
-        <w:t>arn:aws</w:t>
-      </w:r>
-      <w:proofErr w:type="gramEnd"/>
-      <w:r>
-        <w:rPr>
-          <w:b/>
-          <w:bCs/>
-        </w:rPr>
-        <w:t>:</w:t>
-      </w:r>
-      <w:proofErr w:type="gramStart"/>
-      <w:r>
-        <w:rPr>
-          <w:b/>
-          <w:bCs/>
-        </w:rPr>
-        <w:t>iam::*:role</w:t>
-      </w:r>
-      <w:proofErr w:type="gramEnd"/>
-      <w:r>
-        <w:rPr>
-          <w:b/>
-          <w:bCs/>
-        </w:rPr>
-        <w:t>/</w:t>
-      </w:r>
-      <w:r>
-        <w:rPr>
-          <w:b/>
-          <w:bCs/>
-          <w:highlight w:val="green"/>
-        </w:rPr>
-        <w:t>YourAssumedRoleName</w:t>
-      </w:r>
-      <w:r>
-        <w:rPr>
-          <w:b/>
-          <w:bCs/>
-        </w:rPr>
-        <w:t>-*"</w:t>
-      </w:r>
-    </w:p>
-    <w:p>
-      <w:pPr>
-        <w:pStyle w:val="NoSpacing"/>
-        <w:ind w:left="1440"/>
-        <w:rPr>
-          <w:b/>
-          <w:bCs/>
-        </w:rPr>
-      </w:pPr>
-      <w:r>
-        <w:rPr>
-          <w:b/>
-          <w:bCs/>
-        </w:rPr>
-        <w:t xml:space="preserve">                },</w:t>
-      </w:r>
-    </w:p>
-    <w:p>
-      <w:pPr>
-        <w:pStyle w:val="NoSpacing"/>
-        <w:ind w:left="1440"/>
-        <w:rPr>
-          <w:b/>
-          <w:bCs/>
-        </w:rPr>
-      </w:pPr>
-      <w:r>
-        <w:rPr>
-          <w:b/>
-          <w:bCs/>
-        </w:rPr>
-        <w:t xml:space="preserve">                "</w:t>
-      </w:r>
-      <w:r>
-        <w:rPr>
-          <w:b/>
-          <w:bCs/>
-          <w:highlight w:val="yellow"/>
-        </w:rPr>
-        <w:t>StringNotEquals</w:t>
-      </w:r>
-      <w:r>
-        <w:rPr>
-          <w:b/>
-          <w:bCs/>
-        </w:rPr>
-        <w:t>": {</w:t>
-      </w:r>
-    </w:p>
-    <w:p>
-      <w:pPr>
-        <w:pStyle w:val="NoSpacing"/>
-        <w:ind w:left="1440"/>
-        <w:rPr>
-          <w:b/>
-          <w:bCs/>
-        </w:rPr>
-      </w:pPr>
-      <w:r>
-        <w:rPr>
-          <w:b/>
-          <w:bCs/>
-        </w:rPr>
-        <w:t xml:space="preserve">                    "s</w:t>
-      </w:r>
-      <w:proofErr w:type="gramStart"/>
-      <w:r>
-        <w:rPr>
-          <w:b/>
-          <w:bCs/>
-        </w:rPr>
-        <w:t>3:prefix</w:t>
-      </w:r>
-      <w:proofErr w:type="gramEnd"/>
-      <w:r>
-        <w:rPr>
-          <w:b/>
-          <w:bCs/>
-        </w:rPr>
-        <w:t>": [</w:t>
-      </w:r>
-    </w:p>
-    <w:p>
-      <w:pPr>
-        <w:pStyle w:val="NoSpacing"/>
-        <w:ind w:left="1440"/>
-        <w:rPr>
-          <w:b/>
-          <w:bCs/>
-        </w:rPr>
-      </w:pPr>
-      <w:r>
-        <w:rPr>
-          <w:b/>
-          <w:bCs/>
-        </w:rPr>
-        <w:t xml:space="preserve">                        "",</w:t>
-      </w:r>
-    </w:p>
-    <w:p>
-      <w:pPr>
-        <w:pStyle w:val="NoSpacing"/>
-        <w:ind w:left="1440"/>
-        <w:rPr>
-          <w:b/>
-          <w:bCs/>
-        </w:rPr>
-      </w:pPr>
-      <w:r>
-        <w:rPr>
-          <w:b/>
-          <w:bCs/>
-        </w:rPr>
-        <w:t xml:space="preserve">                        "users/",</w:t>
-      </w:r>
-    </w:p>
-    <w:p>
-      <w:pPr>
-        <w:pStyle w:val="NoSpacing"/>
-        <w:ind w:left="1440"/>
-        <w:rPr>
-          <w:b/>
-          <w:bCs/>
-        </w:rPr>
-      </w:pPr>
-      <w:r>
-        <w:rPr>
-          <w:b/>
-          <w:bCs/>
-        </w:rPr>
-        <w:t xml:space="preserve">                        "users/${</w:t>
-      </w:r>
-      <w:proofErr w:type="gramStart"/>
-      <w:r>
-        <w:rPr>
-          <w:b/>
-          <w:bCs/>
-          <w:highlight w:val="yellow"/>
-        </w:rPr>
-        <w:t>aws:username</w:t>
-      </w:r>
-      <w:proofErr w:type="gramEnd"/>
-      <w:r>
-        <w:rPr>
-          <w:b/>
-          <w:bCs/>
-        </w:rPr>
-        <w:t>}/*"</w:t>
-      </w:r>
-    </w:p>
-    <w:p>
-      <w:pPr>
-        <w:pStyle w:val="NoSpacing"/>
-        <w:ind w:left="1440"/>
-        <w:rPr>
-          <w:b/>
-          <w:bCs/>
-        </w:rPr>
-      </w:pPr>
-      <w:r>
-        <w:rPr>
-          <w:b/>
-          <w:bCs/>
-        </w:rPr>
-        <w:t xml:space="preserve">                    ]</w:t>
-      </w:r>
-    </w:p>
-    <w:p>
-      <w:pPr>
-        <w:pStyle w:val="NoSpacing"/>
-        <w:ind w:left="1440"/>
-        <w:rPr>
-          <w:b/>
-          <w:bCs/>
-        </w:rPr>
-      </w:pPr>
-      <w:r>
-        <w:rPr>
-          <w:b/>
-          <w:bCs/>
-        </w:rPr>
-        <w:t xml:space="preserve">                }</w:t>
-      </w:r>
-    </w:p>
-    <w:p>
-      <w:pPr>
-        <w:pStyle w:val="NoSpacing"/>
-        <w:ind w:left="1440"/>
-        <w:rPr>
-          <w:b/>
-          <w:bCs/>
-        </w:rPr>
-      </w:pPr>
-      <w:r>
-        <w:rPr>
-          <w:b/>
-          <w:bCs/>
-        </w:rPr>
-        <w:t xml:space="preserve">            }</w:t>
-      </w:r>
-    </w:p>
-    <w:p>
-      <w:pPr>
-        <w:pStyle w:val="NoSpacing"/>
-        <w:ind w:left="1440"/>
-        <w:rPr>
-          <w:b/>
-          <w:bCs/>
-        </w:rPr>
-      </w:pPr>
-      <w:r>
-        <w:rPr>
-          <w:b/>
-          <w:bCs/>
-        </w:rPr>
-        <w:t xml:space="preserve">        }</w:t>
-      </w:r>
-    </w:p>
-    <w:p>
-      <w:pPr>
-        <w:pStyle w:val="NoSpacing"/>
-        <w:ind w:left="1440"/>
-        <w:rPr>
-          <w:b/>
-          <w:bCs/>
-        </w:rPr>
-      </w:pPr>
-      <w:r>
-        <w:rPr>
-          <w:b/>
-          <w:bCs/>
-        </w:rPr>
-        <w:t xml:space="preserve">    ]</w:t>
-      </w:r>
-    </w:p>
-    <w:p>
-      <w:pPr>
-        <w:pStyle w:val="NoSpacing"/>
-        <w:ind w:left="1440"/>
-        <w:rPr>
-          <w:b/>
-          <w:bCs/>
-        </w:rPr>
-      </w:pPr>
-      <w:r>
-        <w:rPr>
-          <w:b/>
-          <w:bCs/>
-        </w:rPr>
-        <w:t>}</w:t>
-      </w:r>
-    </w:p>
-    <w:p>
-      <w:pPr>
-        <w:rPr>
-          <w:sz w:val="20"/>
-          <w:szCs w:val="20"/>
-        </w:rPr>
-      </w:pPr>
-      <w:r>
-        <w:rPr>
-          <w:i/>
-          <w:iCs/>
-          <w:sz w:val="20"/>
-          <w:szCs w:val="20"/>
-        </w:rPr>
-        <w:t>This example is illustrative and requires careful crafting to ensure it doesn't inadvertently block legitimate access.</w:t>
-      </w:r>
-    </w:p>
-    <w:p>
-      <w:pPr>
-        <w:rPr>
-          <w:b/>
-          <w:bCs/>
-          <w:sz w:val="24"/>
-          <w:szCs w:val="24"/>
-        </w:rPr>
-      </w:pPr>
-      <w:r>
-        <w:rPr>
-          <w:b/>
-          <w:bCs/>
-          <w:sz w:val="24"/>
-          <w:szCs w:val="24"/>
-        </w:rPr>
-        <w:t>Architecture Flow</w:t>
-      </w:r>
-    </w:p>
-    <w:p>
-      <w:pPr>
-        <w:numPr>
-          <w:ilvl w:val="0"/>
-          <w:numId w:val="51"/>
-        </w:numPr>
-        <w:rPr>
-          <w:sz w:val="20"/>
-          <w:szCs w:val="20"/>
-        </w:rPr>
-      </w:pPr>
-      <w:r>
-        <w:rPr>
-          <w:b/>
-          <w:bCs/>
-          <w:sz w:val="20"/>
-          <w:szCs w:val="20"/>
-        </w:rPr>
-        <w:t>User Access:</w:t>
-      </w:r>
-      <w:r>
-        <w:rPr>
-          <w:sz w:val="20"/>
-          <w:szCs w:val="20"/>
-        </w:rPr>
-        <w:t xml:space="preserve"> A user accesses the corporate web application deployed in the AWS VPC.</w:t>
-      </w:r>
-    </w:p>
-    <w:p>
-      <w:pPr>
-        <w:numPr>
-          <w:ilvl w:val="0"/>
-          <w:numId w:val="51"/>
-        </w:numPr>
-        <w:rPr>
-          <w:sz w:val="20"/>
-          <w:szCs w:val="20"/>
-        </w:rPr>
-      </w:pPr>
-      <w:r>
-        <w:rPr>
-          <w:b/>
-          <w:bCs/>
-          <w:sz w:val="20"/>
-          <w:szCs w:val="20"/>
-        </w:rPr>
-        <w:t>Authentication Request:</w:t>
-      </w:r>
-      <w:r>
-        <w:rPr>
-          <w:sz w:val="20"/>
-          <w:szCs w:val="20"/>
-        </w:rPr>
-        <w:t xml:space="preserve"> The web application sends the user's credentials to the on-premises LDAP server via the existing IPsec VPN tunnel.</w:t>
-      </w:r>
-    </w:p>
-    <w:p>
-      <w:pPr>
-        <w:numPr>
-          <w:ilvl w:val="0"/>
-          <w:numId w:val="51"/>
-        </w:numPr>
-        <w:rPr>
-          <w:sz w:val="20"/>
-          <w:szCs w:val="20"/>
-        </w:rPr>
-      </w:pPr>
-      <w:r>
-        <w:rPr>
-          <w:b/>
-          <w:bCs/>
-          <w:sz w:val="20"/>
-          <w:szCs w:val="20"/>
-        </w:rPr>
-        <w:t>LDAP Authentication:</w:t>
-      </w:r>
-      <w:r>
-        <w:rPr>
-          <w:sz w:val="20"/>
-          <w:szCs w:val="20"/>
-        </w:rPr>
-        <w:t xml:space="preserve"> The LDAP server authenticates the user.</w:t>
-      </w:r>
-    </w:p>
-    <w:p>
-      <w:pPr>
-        <w:numPr>
-          <w:ilvl w:val="0"/>
-          <w:numId w:val="51"/>
-        </w:numPr>
-        <w:rPr>
-          <w:sz w:val="20"/>
-          <w:szCs w:val="20"/>
-        </w:rPr>
-      </w:pPr>
-      <w:r>
-        <w:rPr>
-          <w:b/>
-          <w:bCs/>
-          <w:sz w:val="20"/>
-          <w:szCs w:val="20"/>
-        </w:rPr>
-        <w:t>Identity Broker/Application Logic:</w:t>
-      </w:r>
-    </w:p>
-    <w:p>
-      <w:pPr>
-        <w:numPr>
-          <w:ilvl w:val="1"/>
-          <w:numId w:val="51"/>
-        </w:numPr>
-        <w:rPr>
-          <w:sz w:val="20"/>
-          <w:szCs w:val="20"/>
-        </w:rPr>
-      </w:pPr>
-      <w:r>
-        <w:rPr>
-          <w:sz w:val="20"/>
-          <w:szCs w:val="20"/>
-        </w:rPr>
-        <w:t>If authentication is successful, the web application's backend (your custom identity broker) receives confirmation.</w:t>
-      </w:r>
-    </w:p>
-    <w:p>
-      <w:pPr>
-        <w:numPr>
-          <w:ilvl w:val="1"/>
-          <w:numId w:val="51"/>
-        </w:numPr>
-        <w:rPr>
-          <w:sz w:val="20"/>
-          <w:szCs w:val="20"/>
-        </w:rPr>
-      </w:pPr>
-      <w:r>
-        <w:rPr>
-          <w:sz w:val="20"/>
-          <w:szCs w:val="20"/>
-        </w:rPr>
-        <w:t xml:space="preserve">The identity broker then makes an AWS STS API call (e.g., AssumeRole) to obtain </w:t>
-      </w:r>
-      <w:r>
-        <w:rPr>
-          <w:b/>
-          <w:bCs/>
-          <w:sz w:val="20"/>
-          <w:szCs w:val="20"/>
-        </w:rPr>
-        <w:t>temporary AWS credentials</w:t>
-      </w:r>
-      <w:r>
-        <w:rPr>
-          <w:sz w:val="20"/>
-          <w:szCs w:val="20"/>
-        </w:rPr>
-        <w:t>. The RoleSessionName in this call should be set to a value derived from the authenticated LDAP username (e.g., ldap-user-&lt;username&gt;).</w:t>
-      </w:r>
-    </w:p>
-    <w:p>
-      <w:pPr>
-        <w:numPr>
-          <w:ilvl w:val="1"/>
-          <w:numId w:val="51"/>
-        </w:numPr>
-        <w:rPr>
-          <w:sz w:val="20"/>
-          <w:szCs w:val="20"/>
-        </w:rPr>
-      </w:pPr>
-      <w:r>
-        <w:rPr>
-          <w:sz w:val="20"/>
-          <w:szCs w:val="20"/>
-        </w:rPr>
-        <w:t>This AssumeRole call targets an IAM Role specifically designed for this application, which has an IAM Policy with the ${</w:t>
-      </w:r>
-      <w:proofErr w:type="gramStart"/>
-      <w:r>
-        <w:rPr>
-          <w:sz w:val="20"/>
-          <w:szCs w:val="20"/>
-        </w:rPr>
-        <w:t>aws:username</w:t>
-      </w:r>
-      <w:proofErr w:type="gramEnd"/>
-      <w:r>
-        <w:rPr>
-          <w:sz w:val="20"/>
-          <w:szCs w:val="20"/>
-        </w:rPr>
-        <w:t>} variable for S3 access.</w:t>
-      </w:r>
-    </w:p>
-    <w:p>
-      <w:pPr>
-        <w:numPr>
-          <w:ilvl w:val="0"/>
-          <w:numId w:val="51"/>
-        </w:numPr>
-        <w:rPr>
-          <w:sz w:val="20"/>
-          <w:szCs w:val="20"/>
-        </w:rPr>
-      </w:pPr>
-      <w:r>
-        <w:rPr>
-          <w:b/>
-          <w:bCs/>
-          <w:sz w:val="20"/>
-          <w:szCs w:val="20"/>
-        </w:rPr>
-        <w:t>Temporary Credentials:</w:t>
-      </w:r>
-      <w:r>
-        <w:rPr>
-          <w:sz w:val="20"/>
-          <w:szCs w:val="20"/>
-        </w:rPr>
-        <w:t xml:space="preserve"> AWS STS returns temporary credentials.</w:t>
-      </w:r>
-    </w:p>
-    <w:p>
-      <w:pPr>
-        <w:numPr>
-          <w:ilvl w:val="0"/>
-          <w:numId w:val="51"/>
-        </w:numPr>
-        <w:rPr>
-          <w:sz w:val="20"/>
-          <w:szCs w:val="20"/>
-        </w:rPr>
-      </w:pPr>
-      <w:r>
-        <w:rPr>
-          <w:b/>
-          <w:bCs/>
-          <w:sz w:val="20"/>
-          <w:szCs w:val="20"/>
-        </w:rPr>
-        <w:t>S3 Access:</w:t>
-      </w:r>
-      <w:r>
-        <w:rPr>
-          <w:sz w:val="20"/>
-          <w:szCs w:val="20"/>
-        </w:rPr>
-        <w:t xml:space="preserve"> The web application uses these temporary credentials to interact with Amazon S3. Due to the IAM policy attached to the assumed role (and potentially the S3 bucket policy), the credentials will </w:t>
-      </w:r>
-      <w:r>
-        <w:rPr>
-          <w:b/>
-          <w:bCs/>
-          <w:sz w:val="20"/>
-          <w:szCs w:val="20"/>
-        </w:rPr>
-        <w:t>only allow access to the S3 keyspace corresponding to that specific user's folder</w:t>
-      </w:r>
-      <w:r>
-        <w:rPr>
-          <w:sz w:val="20"/>
-          <w:szCs w:val="20"/>
-        </w:rPr>
-        <w:t>.</w:t>
-      </w:r>
-    </w:p>
-    <w:p>
-      <w:pPr>
-        <w:rPr>
-          <w:sz w:val="20"/>
-          <w:szCs w:val="20"/>
-        </w:rPr>
-      </w:pPr>
-      <w:r>
-        <w:rPr>
-          <w:sz w:val="20"/>
-          <w:szCs w:val="20"/>
-        </w:rPr>
-        <w:pict w14:anchorId="09139FCC">
-          <v:rect id="_x0000_i1035" style="width:0;height:1.5pt" o:hralign="center" o:hrstd="t" o:hr="t" fillcolor="#a0a0a0" stroked="f"/>
-        </w:pict>
-      </w:r>
-    </w:p>
-    <w:p>
-      <w:pPr>
-        <w:rPr>
-          <w:b/>
-          <w:bCs/>
-        </w:rPr>
-      </w:pPr>
-      <w:r>
-        <w:rPr>
-          <w:b/>
-          <w:bCs/>
-        </w:rPr>
-        <w:t>Considerations</w:t>
-      </w:r>
-    </w:p>
-    <w:p>
-      <w:pPr>
-        <w:numPr>
-          <w:ilvl w:val="0"/>
-          <w:numId w:val="52"/>
-        </w:numPr>
-        <w:rPr>
-          <w:sz w:val="20"/>
-          <w:szCs w:val="20"/>
-        </w:rPr>
-      </w:pPr>
-      <w:r>
-        <w:rPr>
-          <w:b/>
-          <w:bCs/>
-          <w:sz w:val="20"/>
-          <w:szCs w:val="20"/>
-        </w:rPr>
-        <w:t>VPN Bandwidth and Latency:</w:t>
-      </w:r>
-      <w:r>
-        <w:rPr>
-          <w:sz w:val="20"/>
-          <w:szCs w:val="20"/>
-        </w:rPr>
-        <w:t xml:space="preserve"> </w:t>
-      </w:r>
-      <w:r>
-        <w:rPr>
-          <w:sz w:val="20"/>
-          <w:szCs w:val="20"/>
-          <w:highlight w:val="green"/>
-        </w:rPr>
-        <w:t>An IPsec VPN</w:t>
-      </w:r>
-      <w:r>
-        <w:rPr>
-          <w:sz w:val="20"/>
-          <w:szCs w:val="20"/>
-        </w:rPr>
-        <w:t xml:space="preserve"> might introduce </w:t>
-      </w:r>
-      <w:r>
-        <w:rPr>
-          <w:b/>
-          <w:bCs/>
-          <w:sz w:val="20"/>
-          <w:szCs w:val="20"/>
-          <w:highlight w:val="green"/>
-        </w:rPr>
-        <w:t>latency</w:t>
-      </w:r>
-      <w:r>
-        <w:rPr>
-          <w:sz w:val="20"/>
-          <w:szCs w:val="20"/>
-        </w:rPr>
-        <w:t xml:space="preserve"> for LDAP authentication. For mission-critical applications or very frequent authentications, consider </w:t>
-      </w:r>
-      <w:r>
-        <w:rPr>
-          <w:b/>
-          <w:bCs/>
-          <w:sz w:val="20"/>
-          <w:szCs w:val="20"/>
-        </w:rPr>
-        <w:t>AWS Direct Connect</w:t>
-      </w:r>
-      <w:r>
-        <w:rPr>
-          <w:sz w:val="20"/>
-          <w:szCs w:val="20"/>
-        </w:rPr>
-        <w:t xml:space="preserve"> for a dedicated, more consistent, and lower-latency connection to your data center.</w:t>
-      </w:r>
-    </w:p>
-    <w:p>
-      <w:pPr>
-        <w:numPr>
-          <w:ilvl w:val="0"/>
-          <w:numId w:val="52"/>
-        </w:numPr>
-        <w:rPr>
-          <w:sz w:val="20"/>
-          <w:szCs w:val="20"/>
-        </w:rPr>
-      </w:pPr>
-      <w:r>
-        <w:rPr>
-          <w:b/>
-          <w:bCs/>
-          <w:sz w:val="20"/>
-          <w:szCs w:val="20"/>
-        </w:rPr>
-        <w:t>Security of Temporary Credentials:</w:t>
-      </w:r>
-      <w:r>
-        <w:rPr>
-          <w:sz w:val="20"/>
-          <w:szCs w:val="20"/>
-        </w:rPr>
-        <w:t xml:space="preserve"> Ensure that the web application handles temporary credentials securely, storing them in memory for the duration of the user's session and revoking them (or allowing them to expire) appropriately.</w:t>
-      </w:r>
-    </w:p>
-    <w:p>
-      <w:pPr>
-        <w:numPr>
-          <w:ilvl w:val="0"/>
-          <w:numId w:val="52"/>
-        </w:numPr>
-        <w:rPr>
-          <w:sz w:val="20"/>
-          <w:szCs w:val="20"/>
-        </w:rPr>
-      </w:pPr>
-      <w:r>
-        <w:rPr>
-          <w:b/>
-          <w:bCs/>
-          <w:sz w:val="20"/>
-          <w:szCs w:val="20"/>
-        </w:rPr>
-        <w:t>Error Handling:</w:t>
-      </w:r>
-      <w:r>
-        <w:rPr>
-          <w:sz w:val="20"/>
-          <w:szCs w:val="20"/>
-        </w:rPr>
-        <w:t xml:space="preserve"> Implement robust error handling for authentication failures and S3 access issues.</w:t>
-      </w:r>
-    </w:p>
-    <w:p>
-      <w:pPr>
-        <w:numPr>
-          <w:ilvl w:val="0"/>
-          <w:numId w:val="52"/>
-        </w:numPr>
-        <w:rPr>
-          <w:sz w:val="20"/>
-          <w:szCs w:val="20"/>
-        </w:rPr>
-      </w:pPr>
-      <w:r>
-        <w:rPr>
-          <w:b/>
-          <w:bCs/>
-          <w:sz w:val="20"/>
-          <w:szCs w:val="20"/>
-        </w:rPr>
-        <w:t>Audit Logging:</w:t>
-      </w:r>
-      <w:r>
-        <w:rPr>
-          <w:sz w:val="20"/>
-          <w:szCs w:val="20"/>
-        </w:rPr>
-        <w:t xml:space="preserve"> Enable AWS CloudTrail for API activity logging and S3 server access logging to monitor and audit S3 access, providing visibility into who accessed what and when.</w:t>
-      </w:r>
-    </w:p>
-    <w:p>
-      <w:pPr>
-        <w:numPr>
-          <w:ilvl w:val="0"/>
-          <w:numId w:val="52"/>
-        </w:numPr>
-        <w:rPr>
-          <w:sz w:val="20"/>
-          <w:szCs w:val="20"/>
-        </w:rPr>
-      </w:pPr>
-      <w:r>
-        <w:rPr>
-          <w:b/>
-          <w:bCs/>
-          <w:sz w:val="20"/>
-          <w:szCs w:val="20"/>
-        </w:rPr>
-        <w:t>Scalability of LDAP:</w:t>
-      </w:r>
-      <w:r>
-        <w:rPr>
-          <w:sz w:val="20"/>
-          <w:szCs w:val="20"/>
-        </w:rPr>
-        <w:t xml:space="preserve"> Ensure your on-premises LDAP infrastructure can handle the authentication load from the web application.</w:t>
-      </w:r>
-    </w:p>
-    <w:p>
-      <w:pPr>
+        <w:t>)</w:t>
+      </w:r>
+      <w:r>
         <w:rPr>
           <w:color w:val="000000" w:themeColor="text1"/>
           <w:sz w:val="24"/>
@@ -17329,9 +14446,3643 @@
             <w14:round/>
           </w14:textOutline>
         </w:rPr>
-      </w:pPr>
+        <w:t xml:space="preserve">: </w:t>
+      </w:r>
+      <w:r>
+        <w:rPr>
+          <w:sz w:val="20"/>
+          <w:szCs w:val="20"/>
+        </w:rPr>
+        <w:t xml:space="preserve">To satisfy the objectives of </w:t>
+      </w:r>
+      <w:r>
+        <w:rPr>
+          <w:b/>
+          <w:bCs/>
+          <w:i/>
+          <w:iCs/>
+          <w:sz w:val="20"/>
+          <w:szCs w:val="20"/>
+        </w:rPr>
+        <w:t>authenticating</w:t>
+      </w:r>
+      <w:r>
+        <w:rPr>
+          <w:sz w:val="20"/>
+          <w:szCs w:val="20"/>
+        </w:rPr>
+        <w:t xml:space="preserve"> against an </w:t>
+      </w:r>
+      <w:r>
+        <w:rPr>
+          <w:b/>
+          <w:bCs/>
+          <w:i/>
+          <w:iCs/>
+          <w:sz w:val="20"/>
+          <w:szCs w:val="20"/>
+        </w:rPr>
+        <w:t>on-premises LDAP</w:t>
+      </w:r>
+      <w:r>
+        <w:rPr>
+          <w:sz w:val="20"/>
+          <w:szCs w:val="20"/>
+        </w:rPr>
+        <w:t xml:space="preserve"> server and </w:t>
+      </w:r>
+      <w:r>
+        <w:rPr>
+          <w:b/>
+          <w:bCs/>
+          <w:i/>
+          <w:iCs/>
+          <w:sz w:val="20"/>
+          <w:szCs w:val="20"/>
+        </w:rPr>
+        <w:t>granting user-specific access</w:t>
+      </w:r>
+      <w:r>
+        <w:rPr>
+          <w:sz w:val="20"/>
+          <w:szCs w:val="20"/>
+        </w:rPr>
+        <w:t xml:space="preserve"> to </w:t>
+      </w:r>
+      <w:r>
+        <w:rPr>
+          <w:b/>
+          <w:bCs/>
+          <w:i/>
+          <w:iCs/>
+          <w:sz w:val="20"/>
+          <w:szCs w:val="20"/>
+        </w:rPr>
+        <w:t xml:space="preserve">Amazon S3 </w:t>
+      </w:r>
+      <w:proofErr w:type="spellStart"/>
+      <w:r>
+        <w:rPr>
+          <w:b/>
+          <w:bCs/>
+          <w:i/>
+          <w:iCs/>
+          <w:sz w:val="20"/>
+          <w:szCs w:val="20"/>
+        </w:rPr>
+        <w:t>keyspaces</w:t>
+      </w:r>
+      <w:proofErr w:type="spellEnd"/>
+      <w:r>
+        <w:rPr>
+          <w:sz w:val="20"/>
+          <w:szCs w:val="20"/>
+        </w:rPr>
+        <w:t xml:space="preserve">, a solutions architect should implement a combination of </w:t>
+      </w:r>
+      <w:r>
+        <w:rPr>
+          <w:b/>
+          <w:bCs/>
+          <w:sz w:val="20"/>
+          <w:szCs w:val="20"/>
+        </w:rPr>
+        <w:t>identity federation</w:t>
+      </w:r>
+      <w:r>
+        <w:rPr>
+          <w:sz w:val="20"/>
+          <w:szCs w:val="20"/>
+        </w:rPr>
+        <w:t xml:space="preserve"> and </w:t>
+      </w:r>
+      <w:r>
+        <w:rPr>
+          <w:b/>
+          <w:bCs/>
+          <w:sz w:val="20"/>
+          <w:szCs w:val="20"/>
+        </w:rPr>
+        <w:t>fine-grained S3 access control</w:t>
+      </w:r>
+      <w:r>
+        <w:rPr>
+          <w:sz w:val="20"/>
+          <w:szCs w:val="20"/>
+        </w:rPr>
+        <w:t>.</w:t>
+      </w:r>
+    </w:p>
+    <w:p>
+      <w:pPr>
+        <w:rPr>
+          <w:sz w:val="20"/>
+          <w:szCs w:val="20"/>
+        </w:rPr>
+      </w:pPr>
+      <w:r>
+        <w:rPr>
+          <w:sz w:val="20"/>
+          <w:szCs w:val="20"/>
+        </w:rPr>
+        <w:t>Here are the approaches:</w:t>
+      </w:r>
+    </w:p>
+    <w:p>
+      <w:pPr>
+        <w:rPr>
+          <w:b/>
+          <w:bCs/>
+          <w:sz w:val="20"/>
+          <w:szCs w:val="20"/>
+        </w:rPr>
+      </w:pPr>
+      <w:r>
+        <w:rPr>
+          <w:b/>
+          <w:bCs/>
+          <w:sz w:val="20"/>
+          <w:szCs w:val="20"/>
+        </w:rPr>
+        <w:t xml:space="preserve">1. </w:t>
+      </w:r>
+      <w:r>
+        <w:rPr>
+          <w:b/>
+          <w:bCs/>
+        </w:rPr>
+        <w:t>Authentication against On-Premises LDAP Server</w:t>
+      </w:r>
+    </w:p>
+    <w:p>
+      <w:pPr>
+        <w:rPr>
+          <w:sz w:val="20"/>
+          <w:szCs w:val="20"/>
+        </w:rPr>
+      </w:pPr>
+      <w:r>
+        <w:rPr>
+          <w:sz w:val="20"/>
+          <w:szCs w:val="20"/>
+        </w:rPr>
+        <w:t xml:space="preserve">The primary approach here is to leverage </w:t>
+      </w:r>
+      <w:r>
+        <w:rPr>
+          <w:b/>
+          <w:bCs/>
+          <w:sz w:val="20"/>
+          <w:szCs w:val="20"/>
+        </w:rPr>
+        <w:t>Identity Federation</w:t>
+      </w:r>
+      <w:r>
+        <w:rPr>
+          <w:sz w:val="20"/>
+          <w:szCs w:val="20"/>
+        </w:rPr>
+        <w:t xml:space="preserve"> using a </w:t>
+      </w:r>
+      <w:r>
+        <w:rPr>
+          <w:sz w:val="20"/>
+          <w:szCs w:val="20"/>
+          <w:highlight w:val="yellow"/>
+        </w:rPr>
+        <w:t>custom identity broker</w:t>
+      </w:r>
+      <w:r>
+        <w:rPr>
+          <w:sz w:val="20"/>
+          <w:szCs w:val="20"/>
+        </w:rPr>
+        <w:t xml:space="preserve"> or AWS Directory Service.</w:t>
+      </w:r>
+    </w:p>
+    <w:p>
+      <w:pPr>
+        <w:numPr>
+          <w:ilvl w:val="0"/>
+          <w:numId w:val="49"/>
+        </w:numPr>
+        <w:rPr>
+          <w:sz w:val="20"/>
+          <w:szCs w:val="20"/>
+        </w:rPr>
+      </w:pPr>
+      <w:r>
+        <w:rPr>
+          <w:b/>
+          <w:bCs/>
+          <w:sz w:val="20"/>
+          <w:szCs w:val="20"/>
+        </w:rPr>
+        <w:t>AWS Identity and Access Management (IAM) Federation with LDAP (Custom Identity Broker):</w:t>
+      </w:r>
+    </w:p>
+    <w:p>
+      <w:pPr>
+        <w:numPr>
+          <w:ilvl w:val="1"/>
+          <w:numId w:val="49"/>
+        </w:numPr>
+        <w:rPr>
+          <w:sz w:val="20"/>
+          <w:szCs w:val="20"/>
+        </w:rPr>
+      </w:pPr>
+      <w:r>
+        <w:rPr>
+          <w:sz w:val="20"/>
+          <w:szCs w:val="20"/>
+        </w:rPr>
+        <w:t xml:space="preserve">The corporate web application, when a user attempts to log in, would first </w:t>
+      </w:r>
+      <w:r>
+        <w:rPr>
+          <w:b/>
+          <w:bCs/>
+          <w:sz w:val="20"/>
+          <w:szCs w:val="20"/>
+        </w:rPr>
+        <w:t xml:space="preserve">authenticate the user </w:t>
+      </w:r>
+      <w:r>
+        <w:rPr>
+          <w:b/>
+          <w:bCs/>
+          <w:sz w:val="20"/>
+          <w:szCs w:val="20"/>
+          <w:highlight w:val="yellow"/>
+        </w:rPr>
+        <w:t>against</w:t>
+      </w:r>
+      <w:r>
+        <w:rPr>
+          <w:b/>
+          <w:bCs/>
+          <w:sz w:val="20"/>
+          <w:szCs w:val="20"/>
+        </w:rPr>
+        <w:t xml:space="preserve"> the on-premises LDAP server</w:t>
+      </w:r>
+      <w:r>
+        <w:rPr>
+          <w:sz w:val="20"/>
+          <w:szCs w:val="20"/>
+        </w:rPr>
+        <w:t>.</w:t>
+      </w:r>
+    </w:p>
+    <w:p>
+      <w:pPr>
+        <w:numPr>
+          <w:ilvl w:val="1"/>
+          <w:numId w:val="49"/>
+        </w:numPr>
+        <w:rPr>
+          <w:sz w:val="20"/>
+          <w:szCs w:val="20"/>
+        </w:rPr>
+      </w:pPr>
+      <w:r>
+        <w:rPr>
+          <w:sz w:val="20"/>
+          <w:szCs w:val="20"/>
+          <w:highlight w:val="yellow"/>
+        </w:rPr>
+        <w:t>Upon successful</w:t>
+      </w:r>
+      <w:r>
+        <w:rPr>
+          <w:sz w:val="20"/>
+          <w:szCs w:val="20"/>
+        </w:rPr>
+        <w:t xml:space="preserve"> LDAP authentication, the application's backend (running on EC2 instances within the VPC) </w:t>
+      </w:r>
+      <w:r>
+        <w:rPr>
+          <w:b/>
+          <w:bCs/>
+          <w:sz w:val="20"/>
+          <w:szCs w:val="20"/>
+          <w:highlight w:val="yellow"/>
+        </w:rPr>
+        <w:t>would then</w:t>
+      </w:r>
+      <w:r>
+        <w:rPr>
+          <w:sz w:val="20"/>
+          <w:szCs w:val="20"/>
+          <w:highlight w:val="yellow"/>
+        </w:rPr>
+        <w:t xml:space="preserve"> call</w:t>
+      </w:r>
+      <w:r>
+        <w:rPr>
+          <w:sz w:val="20"/>
+          <w:szCs w:val="20"/>
+        </w:rPr>
+        <w:t xml:space="preserve"> the AWS Security Token Service (STS) </w:t>
+      </w:r>
+      <w:proofErr w:type="spellStart"/>
+      <w:r>
+        <w:rPr>
+          <w:b/>
+          <w:bCs/>
+          <w:sz w:val="20"/>
+          <w:szCs w:val="20"/>
+        </w:rPr>
+        <w:t>AssumeRoleWithWebIdentity</w:t>
+      </w:r>
+      <w:proofErr w:type="spellEnd"/>
+      <w:r>
+        <w:rPr>
+          <w:sz w:val="20"/>
+          <w:szCs w:val="20"/>
+        </w:rPr>
+        <w:t xml:space="preserve"> or </w:t>
+      </w:r>
+      <w:proofErr w:type="spellStart"/>
+      <w:r>
+        <w:rPr>
+          <w:b/>
+          <w:bCs/>
+          <w:sz w:val="20"/>
+          <w:szCs w:val="20"/>
+        </w:rPr>
+        <w:t>AssumeRole</w:t>
+      </w:r>
+      <w:proofErr w:type="spellEnd"/>
+      <w:r>
+        <w:rPr>
+          <w:sz w:val="20"/>
+          <w:szCs w:val="20"/>
+        </w:rPr>
+        <w:t xml:space="preserve"> API operation.</w:t>
+      </w:r>
+    </w:p>
+    <w:p>
+      <w:pPr>
+        <w:numPr>
+          <w:ilvl w:val="1"/>
+          <w:numId w:val="49"/>
+        </w:numPr>
+        <w:rPr>
+          <w:sz w:val="20"/>
+          <w:szCs w:val="20"/>
+        </w:rPr>
+      </w:pPr>
+      <w:r>
+        <w:rPr>
+          <w:sz w:val="20"/>
+          <w:szCs w:val="20"/>
+        </w:rPr>
+        <w:t xml:space="preserve">Crucially, the application would </w:t>
+      </w:r>
+      <w:r>
+        <w:rPr>
+          <w:b/>
+          <w:bCs/>
+          <w:sz w:val="20"/>
+          <w:szCs w:val="20"/>
+        </w:rPr>
+        <w:t>generate temporary AWS security credentials</w:t>
+      </w:r>
+      <w:r>
+        <w:rPr>
+          <w:sz w:val="20"/>
+          <w:szCs w:val="20"/>
+        </w:rPr>
+        <w:t xml:space="preserve"> (access key ID, secret access key, and session token) for the authenticated user. </w:t>
+      </w:r>
+      <w:r>
+        <w:rPr>
+          <w:sz w:val="20"/>
+          <w:szCs w:val="20"/>
+          <w:highlight w:val="yellow"/>
+        </w:rPr>
+        <w:t>To do this</w:t>
+      </w:r>
+      <w:r>
+        <w:rPr>
+          <w:sz w:val="20"/>
+          <w:szCs w:val="20"/>
+        </w:rPr>
+        <w:t xml:space="preserve">, it needs to map the LDAP user's attributes (e.g., username, groups) </w:t>
+      </w:r>
+      <w:r>
+        <w:rPr>
+          <w:sz w:val="20"/>
+          <w:szCs w:val="20"/>
+          <w:highlight w:val="yellow"/>
+        </w:rPr>
+        <w:t>to an</w:t>
+      </w:r>
+      <w:r>
+        <w:rPr>
+          <w:sz w:val="20"/>
+          <w:szCs w:val="20"/>
+        </w:rPr>
+        <w:t xml:space="preserve"> </w:t>
+      </w:r>
+      <w:r>
+        <w:rPr>
+          <w:b/>
+          <w:bCs/>
+          <w:sz w:val="20"/>
+          <w:szCs w:val="20"/>
+        </w:rPr>
+        <w:t>IAM Role</w:t>
+      </w:r>
+      <w:r>
+        <w:rPr>
+          <w:sz w:val="20"/>
+          <w:szCs w:val="20"/>
+        </w:rPr>
+        <w:t>.</w:t>
+      </w:r>
+    </w:p>
+    <w:p>
+      <w:pPr>
+        <w:numPr>
+          <w:ilvl w:val="1"/>
+          <w:numId w:val="49"/>
+        </w:numPr>
+        <w:rPr>
+          <w:sz w:val="20"/>
+          <w:szCs w:val="20"/>
+        </w:rPr>
+      </w:pPr>
+      <w:r>
+        <w:rPr>
+          <w:sz w:val="20"/>
+          <w:szCs w:val="20"/>
+        </w:rPr>
+        <w:t xml:space="preserve">This requires a </w:t>
+      </w:r>
+      <w:r>
+        <w:rPr>
+          <w:b/>
+          <w:bCs/>
+          <w:sz w:val="20"/>
+          <w:szCs w:val="20"/>
+        </w:rPr>
+        <w:t>custom identity broker</w:t>
+      </w:r>
+      <w:r>
+        <w:rPr>
+          <w:sz w:val="20"/>
+          <w:szCs w:val="20"/>
+        </w:rPr>
+        <w:t xml:space="preserve"> application logic that handles the interaction between LDAP, the web application, and AWS STS.</w:t>
+      </w:r>
+    </w:p>
+    <w:p>
+      <w:pPr>
+        <w:numPr>
+          <w:ilvl w:val="0"/>
+          <w:numId w:val="49"/>
+        </w:numPr>
+        <w:rPr>
+          <w:sz w:val="20"/>
+          <w:szCs w:val="20"/>
+        </w:rPr>
+      </w:pPr>
+      <w:r>
+        <w:rPr>
+          <w:b/>
+          <w:bCs/>
+          <w:sz w:val="20"/>
+          <w:szCs w:val="20"/>
+        </w:rPr>
+        <w:t>AWS Directory Service (AD Connector or Managed Microsoft AD) (Alternative/Enhancement):</w:t>
+      </w:r>
+    </w:p>
+    <w:p>
+      <w:pPr>
+        <w:numPr>
+          <w:ilvl w:val="1"/>
+          <w:numId w:val="49"/>
+        </w:numPr>
+        <w:rPr>
+          <w:sz w:val="20"/>
+          <w:szCs w:val="20"/>
+        </w:rPr>
+      </w:pPr>
+      <w:r>
+        <w:rPr>
+          <w:sz w:val="20"/>
+          <w:szCs w:val="20"/>
+        </w:rPr>
+        <w:t xml:space="preserve">While the existing setup has an IPsec VPN, for a more robust and integrated solution, consider using </w:t>
+      </w:r>
+      <w:r>
+        <w:rPr>
+          <w:b/>
+          <w:bCs/>
+          <w:sz w:val="20"/>
+          <w:szCs w:val="20"/>
+        </w:rPr>
+        <w:t>AWS Directory Service AD Connector</w:t>
+      </w:r>
+      <w:r>
+        <w:rPr>
+          <w:sz w:val="20"/>
+          <w:szCs w:val="20"/>
+        </w:rPr>
+        <w:t>.</w:t>
+      </w:r>
+    </w:p>
+    <w:p>
+      <w:pPr>
+        <w:numPr>
+          <w:ilvl w:val="1"/>
+          <w:numId w:val="49"/>
+        </w:numPr>
+        <w:rPr>
+          <w:sz w:val="20"/>
+          <w:szCs w:val="20"/>
+        </w:rPr>
+      </w:pPr>
+      <w:r>
+        <w:rPr>
+          <w:b/>
+          <w:bCs/>
+          <w:sz w:val="20"/>
+          <w:szCs w:val="20"/>
+        </w:rPr>
+        <w:t>AD Connector</w:t>
+      </w:r>
+      <w:r>
+        <w:rPr>
+          <w:sz w:val="20"/>
+          <w:szCs w:val="20"/>
+        </w:rPr>
+        <w:t xml:space="preserve"> acts as a proxy, redirecting directory requests from AWS services (like IAM Identity </w:t>
+      </w:r>
+      <w:proofErr w:type="spellStart"/>
+      <w:r>
+        <w:rPr>
+          <w:sz w:val="20"/>
+          <w:szCs w:val="20"/>
+        </w:rPr>
+        <w:t>Center</w:t>
+      </w:r>
+      <w:proofErr w:type="spellEnd"/>
+      <w:r>
+        <w:rPr>
+          <w:sz w:val="20"/>
+          <w:szCs w:val="20"/>
+        </w:rPr>
+        <w:t>, formerly AWS SSO) to your on-premises LDAP (Active Directory). This allows your AWS resources and users to authenticate against your on-premises directory without replicating your directory data to the cloud.</w:t>
+      </w:r>
+    </w:p>
+    <w:p>
+      <w:pPr>
+        <w:numPr>
+          <w:ilvl w:val="1"/>
+          <w:numId w:val="49"/>
+        </w:numPr>
+        <w:rPr>
+          <w:sz w:val="20"/>
+          <w:szCs w:val="20"/>
+        </w:rPr>
+      </w:pPr>
+      <w:r>
+        <w:rPr>
+          <w:sz w:val="20"/>
+          <w:szCs w:val="20"/>
+        </w:rPr>
+        <w:t xml:space="preserve">Once integrated, </w:t>
+      </w:r>
+      <w:r>
+        <w:rPr>
+          <w:b/>
+          <w:bCs/>
+          <w:sz w:val="20"/>
+          <w:szCs w:val="20"/>
+        </w:rPr>
+        <w:t xml:space="preserve">AWS IAM Identity </w:t>
+      </w:r>
+      <w:proofErr w:type="spellStart"/>
+      <w:r>
+        <w:rPr>
+          <w:b/>
+          <w:bCs/>
+          <w:sz w:val="20"/>
+          <w:szCs w:val="20"/>
+        </w:rPr>
+        <w:t>Center</w:t>
+      </w:r>
+      <w:proofErr w:type="spellEnd"/>
+      <w:r>
+        <w:rPr>
+          <w:sz w:val="20"/>
+          <w:szCs w:val="20"/>
+        </w:rPr>
+        <w:t xml:space="preserve"> can be used to manage access to AWS accounts and applications, federating identities from your on-premises LDAP. This simplifies user access management and provides a unified login experience.</w:t>
+      </w:r>
+    </w:p>
+    <w:p>
+      <w:pPr>
+        <w:rPr>
+          <w:b/>
+          <w:bCs/>
+        </w:rPr>
+      </w:pPr>
+      <w:r>
+        <w:rPr>
+          <w:b/>
+          <w:bCs/>
+        </w:rPr>
+        <w:t xml:space="preserve">2. User-Specific S3 </w:t>
+      </w:r>
+      <w:proofErr w:type="spellStart"/>
+      <w:r>
+        <w:rPr>
+          <w:b/>
+          <w:bCs/>
+        </w:rPr>
+        <w:t>Keyspace</w:t>
+      </w:r>
+      <w:proofErr w:type="spellEnd"/>
+      <w:r>
+        <w:rPr>
+          <w:b/>
+          <w:bCs/>
+        </w:rPr>
+        <w:t xml:space="preserve"> Access</w:t>
+      </w:r>
+    </w:p>
+    <w:p>
+      <w:pPr>
+        <w:rPr>
+          <w:sz w:val="20"/>
+          <w:szCs w:val="20"/>
+        </w:rPr>
+      </w:pPr>
+      <w:r>
+        <w:rPr>
+          <w:sz w:val="20"/>
+          <w:szCs w:val="20"/>
+        </w:rPr>
+        <w:t xml:space="preserve">After a user is authenticated and temporary AWS credentials are obtained, </w:t>
+      </w:r>
+      <w:r>
+        <w:rPr>
+          <w:b/>
+          <w:bCs/>
+          <w:sz w:val="20"/>
+          <w:szCs w:val="20"/>
+        </w:rPr>
+        <w:t xml:space="preserve">fine-grained access control </w:t>
+      </w:r>
+      <w:r>
+        <w:rPr>
+          <w:sz w:val="20"/>
+          <w:szCs w:val="20"/>
+          <w:highlight w:val="yellow"/>
+        </w:rPr>
+        <w:t>with</w:t>
+      </w:r>
+      <w:r>
+        <w:rPr>
+          <w:b/>
+          <w:bCs/>
+          <w:sz w:val="20"/>
+          <w:szCs w:val="20"/>
+        </w:rPr>
+        <w:t xml:space="preserve"> IAM Policies </w:t>
+      </w:r>
+      <w:r>
+        <w:rPr>
+          <w:b/>
+          <w:bCs/>
+          <w:sz w:val="20"/>
+          <w:szCs w:val="20"/>
+          <w:highlight w:val="yellow"/>
+        </w:rPr>
+        <w:t>and</w:t>
+      </w:r>
+      <w:r>
+        <w:rPr>
+          <w:b/>
+          <w:bCs/>
+          <w:sz w:val="20"/>
+          <w:szCs w:val="20"/>
+        </w:rPr>
+        <w:t xml:space="preserve"> S3 Bucket Policies</w:t>
+      </w:r>
+      <w:r>
+        <w:rPr>
+          <w:sz w:val="20"/>
+          <w:szCs w:val="20"/>
+        </w:rPr>
+        <w:t xml:space="preserve"> is key to restricting access to user-specific S3 </w:t>
+      </w:r>
+      <w:proofErr w:type="spellStart"/>
+      <w:r>
+        <w:rPr>
+          <w:sz w:val="20"/>
+          <w:szCs w:val="20"/>
+        </w:rPr>
+        <w:t>keyspaces</w:t>
+      </w:r>
+      <w:proofErr w:type="spellEnd"/>
+      <w:r>
+        <w:rPr>
+          <w:sz w:val="20"/>
+          <w:szCs w:val="20"/>
+        </w:rPr>
+        <w:t>.</w:t>
+      </w:r>
+    </w:p>
+    <w:p>
+      <w:pPr>
+        <w:numPr>
+          <w:ilvl w:val="0"/>
+          <w:numId w:val="50"/>
+        </w:numPr>
+        <w:rPr>
+          <w:sz w:val="20"/>
+          <w:szCs w:val="20"/>
+        </w:rPr>
+      </w:pPr>
+      <w:r>
+        <w:rPr>
+          <w:b/>
+          <w:bCs/>
+        </w:rPr>
+        <w:t>S3 Bucket Structure</w:t>
+      </w:r>
+      <w:r>
+        <w:rPr>
+          <w:b/>
+          <w:bCs/>
+          <w:sz w:val="20"/>
+          <w:szCs w:val="20"/>
+        </w:rPr>
+        <w:t>:</w:t>
+      </w:r>
+    </w:p>
+    <w:p>
+      <w:pPr>
+        <w:numPr>
+          <w:ilvl w:val="1"/>
+          <w:numId w:val="50"/>
+        </w:numPr>
+        <w:rPr>
+          <w:sz w:val="20"/>
+          <w:szCs w:val="20"/>
+        </w:rPr>
+      </w:pPr>
+      <w:r>
+        <w:rPr>
+          <w:sz w:val="20"/>
+          <w:szCs w:val="20"/>
+        </w:rPr>
+        <w:t xml:space="preserve">Design your S3 bucket to have a </w:t>
+      </w:r>
+      <w:r>
+        <w:rPr>
+          <w:b/>
+          <w:bCs/>
+          <w:sz w:val="20"/>
+          <w:szCs w:val="20"/>
+        </w:rPr>
+        <w:t>folder (prefix)</w:t>
+      </w:r>
+      <w:r>
+        <w:rPr>
+          <w:sz w:val="20"/>
+          <w:szCs w:val="20"/>
+        </w:rPr>
+        <w:t xml:space="preserve"> for each user, e.g., s3://your-bucket/users/&lt;username&gt;/.</w:t>
+      </w:r>
+    </w:p>
+    <w:p>
+      <w:pPr>
+        <w:numPr>
+          <w:ilvl w:val="0"/>
+          <w:numId w:val="50"/>
+        </w:numPr>
+      </w:pPr>
+      <w:r>
+        <w:rPr>
+          <w:b/>
+          <w:bCs/>
+        </w:rPr>
+        <w:t>Dynamic IAM Policy Generation (via Assumed Role):</w:t>
+      </w:r>
+    </w:p>
+    <w:p>
+      <w:pPr>
+        <w:numPr>
+          <w:ilvl w:val="1"/>
+          <w:numId w:val="50"/>
+        </w:numPr>
+        <w:rPr>
+          <w:sz w:val="20"/>
+          <w:szCs w:val="20"/>
+        </w:rPr>
+      </w:pPr>
+      <w:r>
+        <w:rPr>
+          <w:sz w:val="20"/>
+          <w:szCs w:val="20"/>
+        </w:rPr>
+        <w:t xml:space="preserve">The </w:t>
+      </w:r>
+      <w:r>
+        <w:rPr>
+          <w:b/>
+          <w:bCs/>
+          <w:sz w:val="20"/>
+          <w:szCs w:val="20"/>
+        </w:rPr>
+        <w:t>IAM Role</w:t>
+      </w:r>
+      <w:r>
+        <w:rPr>
+          <w:sz w:val="20"/>
+          <w:szCs w:val="20"/>
+        </w:rPr>
+        <w:t xml:space="preserve"> assumed by the federated user (or the role granted to the web application itself which then vends temporary credentials) would have an IAM policy that uses </w:t>
+      </w:r>
+      <w:r>
+        <w:rPr>
+          <w:b/>
+          <w:bCs/>
+          <w:sz w:val="20"/>
+          <w:szCs w:val="20"/>
+        </w:rPr>
+        <w:t>policy variables</w:t>
+      </w:r>
+      <w:r>
+        <w:rPr>
+          <w:sz w:val="20"/>
+          <w:szCs w:val="20"/>
+        </w:rPr>
+        <w:t xml:space="preserve"> to grant access only to the user's specific S3 </w:t>
+      </w:r>
+      <w:proofErr w:type="spellStart"/>
+      <w:r>
+        <w:rPr>
+          <w:sz w:val="20"/>
+          <w:szCs w:val="20"/>
+        </w:rPr>
+        <w:t>keyspace</w:t>
+      </w:r>
+      <w:proofErr w:type="spellEnd"/>
+      <w:r>
+        <w:rPr>
+          <w:sz w:val="20"/>
+          <w:szCs w:val="20"/>
+        </w:rPr>
+        <w:t>.</w:t>
+      </w:r>
+    </w:p>
+    <w:p>
+      <w:pPr>
+        <w:numPr>
+          <w:ilvl w:val="1"/>
+          <w:numId w:val="50"/>
+        </w:numPr>
+        <w:rPr>
+          <w:sz w:val="20"/>
+          <w:szCs w:val="20"/>
+        </w:rPr>
+      </w:pPr>
+      <w:r>
+        <w:rPr>
+          <w:sz w:val="20"/>
+          <w:szCs w:val="20"/>
+        </w:rPr>
+        <w:t>For example, the IAM policy attached to the assumed role could look like this:</w:t>
+      </w:r>
+    </w:p>
+    <w:p>
+      <w:pPr>
+        <w:rPr>
+          <w:sz w:val="20"/>
+          <w:szCs w:val="20"/>
+        </w:rPr>
+      </w:pPr>
+      <w:r>
+        <w:rPr>
+          <w:sz w:val="20"/>
+          <w:szCs w:val="20"/>
+        </w:rPr>
+        <w:t>JSON</w:t>
+      </w:r>
+    </w:p>
+    <w:p>
+      <w:pPr>
+        <w:pStyle w:val="NoSpacing"/>
+        <w:ind w:left="1440"/>
+        <w:rPr>
+          <w:b/>
+          <w:bCs/>
+        </w:rPr>
+      </w:pPr>
+      <w:r>
+        <w:rPr>
+          <w:b/>
+          <w:bCs/>
+        </w:rPr>
+        <w:t>{</w:t>
+      </w:r>
+    </w:p>
+    <w:p>
+      <w:pPr>
+        <w:pStyle w:val="NoSpacing"/>
+        <w:ind w:left="1440"/>
+        <w:rPr>
+          <w:b/>
+          <w:bCs/>
+        </w:rPr>
+      </w:pPr>
+      <w:r>
+        <w:rPr>
+          <w:b/>
+          <w:bCs/>
+        </w:rPr>
+        <w:t xml:space="preserve">    "Version": "2012-10-17",</w:t>
+      </w:r>
+    </w:p>
+    <w:p>
+      <w:pPr>
+        <w:pStyle w:val="NoSpacing"/>
+        <w:ind w:left="1440"/>
+        <w:rPr>
+          <w:b/>
+          <w:bCs/>
+        </w:rPr>
+      </w:pPr>
+      <w:r>
+        <w:rPr>
+          <w:b/>
+          <w:bCs/>
+        </w:rPr>
+        <w:t xml:space="preserve">    "Statement": [</w:t>
+      </w:r>
+    </w:p>
+    <w:p>
+      <w:pPr>
+        <w:pStyle w:val="NoSpacing"/>
+        <w:ind w:left="1440"/>
+        <w:rPr>
+          <w:b/>
+          <w:bCs/>
+        </w:rPr>
+      </w:pPr>
+      <w:r>
+        <w:rPr>
+          <w:b/>
+          <w:bCs/>
+        </w:rPr>
+        <w:t xml:space="preserve">        {</w:t>
+      </w:r>
+    </w:p>
+    <w:p>
+      <w:pPr>
+        <w:pStyle w:val="NoSpacing"/>
+        <w:ind w:left="1440"/>
+        <w:rPr>
+          <w:b/>
+          <w:bCs/>
+        </w:rPr>
+      </w:pPr>
+      <w:r>
+        <w:rPr>
+          <w:b/>
+          <w:bCs/>
+        </w:rPr>
+        <w:t xml:space="preserve">            "Effect": "Allow",</w:t>
+      </w:r>
+    </w:p>
+    <w:p>
+      <w:pPr>
+        <w:pStyle w:val="NoSpacing"/>
+        <w:ind w:left="1440"/>
+        <w:rPr>
+          <w:b/>
+          <w:bCs/>
+        </w:rPr>
+      </w:pPr>
+      <w:r>
+        <w:rPr>
+          <w:b/>
+          <w:bCs/>
+        </w:rPr>
+        <w:t xml:space="preserve">            "Action": [</w:t>
+      </w:r>
+    </w:p>
+    <w:p>
+      <w:pPr>
+        <w:pStyle w:val="NoSpacing"/>
+        <w:ind w:left="1440"/>
+        <w:rPr>
+          <w:b/>
+          <w:bCs/>
+        </w:rPr>
+      </w:pPr>
+      <w:r>
+        <w:rPr>
+          <w:b/>
+          <w:bCs/>
+        </w:rPr>
+        <w:t xml:space="preserve">                "s</w:t>
+      </w:r>
       <w:proofErr w:type="gramStart"/>
       <w:r>
+        <w:rPr>
+          <w:b/>
+          <w:bCs/>
+        </w:rPr>
+        <w:t>3:GetObject</w:t>
+      </w:r>
+      <w:proofErr w:type="gramEnd"/>
+      <w:r>
+        <w:rPr>
+          <w:b/>
+          <w:bCs/>
+        </w:rPr>
+        <w:t>",</w:t>
+      </w:r>
+    </w:p>
+    <w:p>
+      <w:pPr>
+        <w:pStyle w:val="NoSpacing"/>
+        <w:ind w:left="1440"/>
+        <w:rPr>
+          <w:b/>
+          <w:bCs/>
+        </w:rPr>
+      </w:pPr>
+      <w:r>
+        <w:rPr>
+          <w:b/>
+          <w:bCs/>
+        </w:rPr>
+        <w:t xml:space="preserve">                "s</w:t>
+      </w:r>
+      <w:proofErr w:type="gramStart"/>
+      <w:r>
+        <w:rPr>
+          <w:b/>
+          <w:bCs/>
+        </w:rPr>
+        <w:t>3:PutObject</w:t>
+      </w:r>
+      <w:proofErr w:type="gramEnd"/>
+      <w:r>
+        <w:rPr>
+          <w:b/>
+          <w:bCs/>
+        </w:rPr>
+        <w:t>",</w:t>
+      </w:r>
+    </w:p>
+    <w:p>
+      <w:pPr>
+        <w:pStyle w:val="NoSpacing"/>
+        <w:ind w:left="1440"/>
+        <w:rPr>
+          <w:b/>
+          <w:bCs/>
+        </w:rPr>
+      </w:pPr>
+      <w:r>
+        <w:rPr>
+          <w:b/>
+          <w:bCs/>
+        </w:rPr>
+        <w:t xml:space="preserve">                "s</w:t>
+      </w:r>
+      <w:proofErr w:type="gramStart"/>
+      <w:r>
+        <w:rPr>
+          <w:b/>
+          <w:bCs/>
+        </w:rPr>
+        <w:t>3:DeleteObject</w:t>
+      </w:r>
+      <w:proofErr w:type="gramEnd"/>
+      <w:r>
+        <w:rPr>
+          <w:b/>
+          <w:bCs/>
+        </w:rPr>
+        <w:t>",</w:t>
+      </w:r>
+    </w:p>
+    <w:p>
+      <w:pPr>
+        <w:pStyle w:val="NoSpacing"/>
+        <w:ind w:left="1440"/>
+        <w:rPr>
+          <w:b/>
+          <w:bCs/>
+        </w:rPr>
+      </w:pPr>
+      <w:r>
+        <w:rPr>
+          <w:b/>
+          <w:bCs/>
+        </w:rPr>
+        <w:t xml:space="preserve">                "s</w:t>
+      </w:r>
+      <w:proofErr w:type="gramStart"/>
+      <w:r>
+        <w:rPr>
+          <w:b/>
+          <w:bCs/>
+        </w:rPr>
+        <w:t>3:ListBucket</w:t>
+      </w:r>
+      <w:proofErr w:type="gramEnd"/>
+      <w:r>
+        <w:rPr>
+          <w:b/>
+          <w:bCs/>
+        </w:rPr>
+        <w:t>"</w:t>
+      </w:r>
+    </w:p>
+    <w:p>
+      <w:pPr>
+        <w:pStyle w:val="NoSpacing"/>
+        <w:ind w:left="1440"/>
+        <w:rPr>
+          <w:b/>
+          <w:bCs/>
+        </w:rPr>
+      </w:pPr>
+      <w:r>
+        <w:rPr>
+          <w:b/>
+          <w:bCs/>
+        </w:rPr>
+        <w:t xml:space="preserve">            ],</w:t>
+      </w:r>
+    </w:p>
+    <w:p>
+      <w:pPr>
+        <w:pStyle w:val="NoSpacing"/>
+        <w:ind w:left="1440"/>
+        <w:rPr>
+          <w:b/>
+          <w:bCs/>
+        </w:rPr>
+      </w:pPr>
+      <w:r>
+        <w:rPr>
+          <w:b/>
+          <w:bCs/>
+        </w:rPr>
+        <w:t xml:space="preserve">            "Resource": [</w:t>
+      </w:r>
+    </w:p>
+    <w:p>
+      <w:pPr>
+        <w:pStyle w:val="NoSpacing"/>
+        <w:ind w:left="1440"/>
+        <w:rPr>
+          <w:b/>
+          <w:bCs/>
+        </w:rPr>
+      </w:pPr>
+      <w:r>
+        <w:rPr>
+          <w:b/>
+          <w:bCs/>
+        </w:rPr>
+        <w:t xml:space="preserve">                "</w:t>
+      </w:r>
+      <w:proofErr w:type="gramStart"/>
+      <w:r>
+        <w:rPr>
+          <w:b/>
+          <w:bCs/>
+        </w:rPr>
+        <w:t>arn:aws</w:t>
+      </w:r>
+      <w:proofErr w:type="gramEnd"/>
+      <w:r>
+        <w:rPr>
+          <w:b/>
+          <w:bCs/>
+        </w:rPr>
+        <w:t>:s</w:t>
+      </w:r>
+      <w:proofErr w:type="gramStart"/>
+      <w:r>
+        <w:rPr>
+          <w:b/>
+          <w:bCs/>
+        </w:rPr>
+        <w:t>3:::</w:t>
+      </w:r>
+      <w:proofErr w:type="gramEnd"/>
+      <w:r>
+        <w:rPr>
+          <w:b/>
+          <w:bCs/>
+        </w:rPr>
+        <w:t>your-bucket/users/${</w:t>
+      </w:r>
+      <w:proofErr w:type="spellStart"/>
+      <w:proofErr w:type="gramStart"/>
+      <w:r>
+        <w:rPr>
+          <w:b/>
+          <w:bCs/>
+        </w:rPr>
+        <w:t>aws:username</w:t>
+      </w:r>
+      <w:proofErr w:type="spellEnd"/>
+      <w:proofErr w:type="gramEnd"/>
+      <w:r>
+        <w:rPr>
+          <w:b/>
+          <w:bCs/>
+        </w:rPr>
+        <w:t>}/*",</w:t>
+      </w:r>
+    </w:p>
+    <w:p>
+      <w:pPr>
+        <w:pStyle w:val="NoSpacing"/>
+        <w:ind w:left="1440"/>
+        <w:rPr>
+          <w:b/>
+          <w:bCs/>
+        </w:rPr>
+      </w:pPr>
+      <w:r>
+        <w:rPr>
+          <w:b/>
+          <w:bCs/>
+        </w:rPr>
+        <w:t xml:space="preserve">                "</w:t>
+      </w:r>
+      <w:proofErr w:type="gramStart"/>
+      <w:r>
+        <w:rPr>
+          <w:b/>
+          <w:bCs/>
+        </w:rPr>
+        <w:t>arn:aws</w:t>
+      </w:r>
+      <w:proofErr w:type="gramEnd"/>
+      <w:r>
+        <w:rPr>
+          <w:b/>
+          <w:bCs/>
+        </w:rPr>
+        <w:t>:s</w:t>
+      </w:r>
+      <w:proofErr w:type="gramStart"/>
+      <w:r>
+        <w:rPr>
+          <w:b/>
+          <w:bCs/>
+        </w:rPr>
+        <w:t>3:::</w:t>
+      </w:r>
+      <w:proofErr w:type="gramEnd"/>
+      <w:r>
+        <w:rPr>
+          <w:b/>
+          <w:bCs/>
+        </w:rPr>
+        <w:t>your-bucket/users/${</w:t>
+      </w:r>
+      <w:proofErr w:type="spellStart"/>
+      <w:proofErr w:type="gramStart"/>
+      <w:r>
+        <w:rPr>
+          <w:b/>
+          <w:bCs/>
+        </w:rPr>
+        <w:t>aws:username</w:t>
+      </w:r>
+      <w:proofErr w:type="spellEnd"/>
+      <w:proofErr w:type="gramEnd"/>
+      <w:r>
+        <w:rPr>
+          <w:b/>
+          <w:bCs/>
+        </w:rPr>
+        <w:t>}/"</w:t>
+      </w:r>
+    </w:p>
+    <w:p>
+      <w:pPr>
+        <w:pStyle w:val="NoSpacing"/>
+        <w:ind w:left="1440"/>
+        <w:rPr>
+          <w:b/>
+          <w:bCs/>
+        </w:rPr>
+      </w:pPr>
+      <w:r>
+        <w:rPr>
+          <w:b/>
+          <w:bCs/>
+        </w:rPr>
+        <w:t xml:space="preserve">            ],</w:t>
+      </w:r>
+    </w:p>
+    <w:p>
+      <w:pPr>
+        <w:pStyle w:val="NoSpacing"/>
+        <w:ind w:left="1440"/>
+        <w:rPr>
+          <w:b/>
+          <w:bCs/>
+        </w:rPr>
+      </w:pPr>
+      <w:r>
+        <w:rPr>
+          <w:b/>
+          <w:bCs/>
+        </w:rPr>
+        <w:t xml:space="preserve">            "Condition": {</w:t>
+      </w:r>
+    </w:p>
+    <w:p>
+      <w:pPr>
+        <w:pStyle w:val="NoSpacing"/>
+        <w:ind w:left="1440"/>
+        <w:rPr>
+          <w:b/>
+          <w:bCs/>
+        </w:rPr>
+      </w:pPr>
+      <w:r>
+        <w:rPr>
+          <w:b/>
+          <w:bCs/>
+        </w:rPr>
+        <w:t xml:space="preserve">                "</w:t>
+      </w:r>
+      <w:proofErr w:type="spellStart"/>
+      <w:r>
+        <w:rPr>
+          <w:b/>
+          <w:bCs/>
+        </w:rPr>
+        <w:t>StringLike</w:t>
+      </w:r>
+      <w:proofErr w:type="spellEnd"/>
+      <w:r>
+        <w:rPr>
+          <w:b/>
+          <w:bCs/>
+        </w:rPr>
+        <w:t>": {</w:t>
+      </w:r>
+    </w:p>
+    <w:p>
+      <w:pPr>
+        <w:pStyle w:val="NoSpacing"/>
+        <w:ind w:left="1440"/>
+        <w:rPr>
+          <w:b/>
+          <w:bCs/>
+        </w:rPr>
+      </w:pPr>
+      <w:r>
+        <w:rPr>
+          <w:b/>
+          <w:bCs/>
+        </w:rPr>
+        <w:t xml:space="preserve">                    "s</w:t>
+      </w:r>
+      <w:proofErr w:type="gramStart"/>
+      <w:r>
+        <w:rPr>
+          <w:b/>
+          <w:bCs/>
+        </w:rPr>
+        <w:t>3:prefix</w:t>
+      </w:r>
+      <w:proofErr w:type="gramEnd"/>
+      <w:r>
+        <w:rPr>
+          <w:b/>
+          <w:bCs/>
+        </w:rPr>
+        <w:t>": [</w:t>
+      </w:r>
+    </w:p>
+    <w:p>
+      <w:pPr>
+        <w:pStyle w:val="NoSpacing"/>
+        <w:ind w:left="1440"/>
+        <w:rPr>
+          <w:b/>
+          <w:bCs/>
+        </w:rPr>
+      </w:pPr>
+      <w:r>
+        <w:rPr>
+          <w:b/>
+          <w:bCs/>
+        </w:rPr>
+        <w:t xml:space="preserve">                        "users/${</w:t>
+      </w:r>
+      <w:proofErr w:type="spellStart"/>
+      <w:proofErr w:type="gramStart"/>
+      <w:r>
+        <w:rPr>
+          <w:b/>
+          <w:bCs/>
+        </w:rPr>
+        <w:t>aws:username</w:t>
+      </w:r>
+      <w:proofErr w:type="spellEnd"/>
+      <w:proofErr w:type="gramEnd"/>
+      <w:r>
+        <w:rPr>
+          <w:b/>
+          <w:bCs/>
+        </w:rPr>
+        <w:t>}/*"</w:t>
+      </w:r>
+    </w:p>
+    <w:p>
+      <w:pPr>
+        <w:pStyle w:val="NoSpacing"/>
+        <w:ind w:left="1440"/>
+        <w:rPr>
+          <w:b/>
+          <w:bCs/>
+        </w:rPr>
+      </w:pPr>
+      <w:r>
+        <w:rPr>
+          <w:b/>
+          <w:bCs/>
+        </w:rPr>
+        <w:t xml:space="preserve">                    ]</w:t>
+      </w:r>
+    </w:p>
+    <w:p>
+      <w:pPr>
+        <w:pStyle w:val="NoSpacing"/>
+        <w:ind w:left="1440"/>
+        <w:rPr>
+          <w:b/>
+          <w:bCs/>
+        </w:rPr>
+      </w:pPr>
+      <w:r>
+        <w:rPr>
+          <w:b/>
+          <w:bCs/>
+        </w:rPr>
+        <w:t xml:space="preserve">                }</w:t>
+      </w:r>
+    </w:p>
+    <w:p>
+      <w:pPr>
+        <w:pStyle w:val="NoSpacing"/>
+        <w:ind w:left="1440"/>
+        <w:rPr>
+          <w:b/>
+          <w:bCs/>
+        </w:rPr>
+      </w:pPr>
+      <w:r>
+        <w:rPr>
+          <w:b/>
+          <w:bCs/>
+        </w:rPr>
+        <w:t xml:space="preserve">            }</w:t>
+      </w:r>
+    </w:p>
+    <w:p>
+      <w:pPr>
+        <w:pStyle w:val="NoSpacing"/>
+        <w:ind w:left="1440"/>
+        <w:rPr>
+          <w:b/>
+          <w:bCs/>
+        </w:rPr>
+      </w:pPr>
+      <w:r>
+        <w:rPr>
+          <w:b/>
+          <w:bCs/>
+        </w:rPr>
+        <w:t xml:space="preserve">        },</w:t>
+      </w:r>
+    </w:p>
+    <w:p>
+      <w:pPr>
+        <w:pStyle w:val="NoSpacing"/>
+        <w:ind w:left="1440"/>
+        <w:rPr>
+          <w:b/>
+          <w:bCs/>
+        </w:rPr>
+      </w:pPr>
+      <w:r>
+        <w:rPr>
+          <w:b/>
+          <w:bCs/>
+        </w:rPr>
+        <w:t xml:space="preserve">        {</w:t>
+      </w:r>
+    </w:p>
+    <w:p>
+      <w:pPr>
+        <w:pStyle w:val="NoSpacing"/>
+        <w:ind w:left="1440"/>
+        <w:rPr>
+          <w:b/>
+          <w:bCs/>
+        </w:rPr>
+      </w:pPr>
+      <w:r>
+        <w:rPr>
+          <w:b/>
+          <w:bCs/>
+        </w:rPr>
+        <w:t xml:space="preserve">            "Effect": "Allow",</w:t>
+      </w:r>
+    </w:p>
+    <w:p>
+      <w:pPr>
+        <w:pStyle w:val="NoSpacing"/>
+        <w:ind w:left="1440"/>
+        <w:rPr>
+          <w:b/>
+          <w:bCs/>
+        </w:rPr>
+      </w:pPr>
+      <w:r>
+        <w:rPr>
+          <w:b/>
+          <w:bCs/>
+        </w:rPr>
+        <w:t xml:space="preserve">            "Action": "s</w:t>
+      </w:r>
+      <w:proofErr w:type="gramStart"/>
+      <w:r>
+        <w:rPr>
+          <w:b/>
+          <w:bCs/>
+        </w:rPr>
+        <w:t>3:ListBucket</w:t>
+      </w:r>
+      <w:proofErr w:type="gramEnd"/>
+      <w:r>
+        <w:rPr>
+          <w:b/>
+          <w:bCs/>
+        </w:rPr>
+        <w:t>",</w:t>
+      </w:r>
+    </w:p>
+    <w:p>
+      <w:pPr>
+        <w:pStyle w:val="NoSpacing"/>
+        <w:ind w:left="1440"/>
+        <w:rPr>
+          <w:b/>
+          <w:bCs/>
+        </w:rPr>
+      </w:pPr>
+      <w:r>
+        <w:rPr>
+          <w:b/>
+          <w:bCs/>
+        </w:rPr>
+        <w:t xml:space="preserve">            "Resource": "</w:t>
+      </w:r>
+      <w:proofErr w:type="gramStart"/>
+      <w:r>
+        <w:rPr>
+          <w:b/>
+          <w:bCs/>
+        </w:rPr>
+        <w:t>arn:aws</w:t>
+      </w:r>
+      <w:proofErr w:type="gramEnd"/>
+      <w:r>
+        <w:rPr>
+          <w:b/>
+          <w:bCs/>
+        </w:rPr>
+        <w:t>:s</w:t>
+      </w:r>
+      <w:proofErr w:type="gramStart"/>
+      <w:r>
+        <w:rPr>
+          <w:b/>
+          <w:bCs/>
+        </w:rPr>
+        <w:t>3:::</w:t>
+      </w:r>
+      <w:proofErr w:type="gramEnd"/>
+      <w:r>
+        <w:rPr>
+          <w:b/>
+          <w:bCs/>
+        </w:rPr>
+        <w:t>your-bucket",</w:t>
+      </w:r>
+    </w:p>
+    <w:p>
+      <w:pPr>
+        <w:pStyle w:val="NoSpacing"/>
+        <w:ind w:left="1440"/>
+        <w:rPr>
+          <w:b/>
+          <w:bCs/>
+        </w:rPr>
+      </w:pPr>
+      <w:r>
+        <w:rPr>
+          <w:b/>
+          <w:bCs/>
+        </w:rPr>
+        <w:t xml:space="preserve">            "Condition": {</w:t>
+      </w:r>
+    </w:p>
+    <w:p>
+      <w:pPr>
+        <w:pStyle w:val="NoSpacing"/>
+        <w:ind w:left="1440"/>
+        <w:rPr>
+          <w:b/>
+          <w:bCs/>
+        </w:rPr>
+      </w:pPr>
+      <w:r>
+        <w:rPr>
+          <w:b/>
+          <w:bCs/>
+        </w:rPr>
+        <w:t xml:space="preserve">                "</w:t>
+      </w:r>
+      <w:proofErr w:type="spellStart"/>
+      <w:r>
+        <w:rPr>
+          <w:b/>
+          <w:bCs/>
+        </w:rPr>
+        <w:t>StringEquals</w:t>
+      </w:r>
+      <w:proofErr w:type="spellEnd"/>
+      <w:r>
+        <w:rPr>
+          <w:b/>
+          <w:bCs/>
+        </w:rPr>
+        <w:t>": {</w:t>
+      </w:r>
+    </w:p>
+    <w:p>
+      <w:pPr>
+        <w:pStyle w:val="NoSpacing"/>
+        <w:ind w:left="1440"/>
+        <w:rPr>
+          <w:b/>
+          <w:bCs/>
+        </w:rPr>
+      </w:pPr>
+      <w:r>
+        <w:rPr>
+          <w:b/>
+          <w:bCs/>
+        </w:rPr>
+        <w:t xml:space="preserve">                    "s</w:t>
+      </w:r>
+      <w:proofErr w:type="gramStart"/>
+      <w:r>
+        <w:rPr>
+          <w:b/>
+          <w:bCs/>
+        </w:rPr>
+        <w:t>3:prefix</w:t>
+      </w:r>
+      <w:proofErr w:type="gramEnd"/>
+      <w:r>
+        <w:rPr>
+          <w:b/>
+          <w:bCs/>
+        </w:rPr>
+        <w:t>": [</w:t>
+      </w:r>
+    </w:p>
+    <w:p>
+      <w:pPr>
+        <w:pStyle w:val="NoSpacing"/>
+        <w:ind w:left="1440"/>
+        <w:rPr>
+          <w:b/>
+          <w:bCs/>
+        </w:rPr>
+      </w:pPr>
+      <w:r>
+        <w:rPr>
+          <w:b/>
+          <w:bCs/>
+        </w:rPr>
+        <w:t xml:space="preserve">                        "",</w:t>
+      </w:r>
+    </w:p>
+    <w:p>
+      <w:pPr>
+        <w:pStyle w:val="NoSpacing"/>
+        <w:ind w:left="1440"/>
+        <w:rPr>
+          <w:b/>
+          <w:bCs/>
+        </w:rPr>
+      </w:pPr>
+      <w:r>
+        <w:rPr>
+          <w:b/>
+          <w:bCs/>
+        </w:rPr>
+        <w:t xml:space="preserve">                        "users/",</w:t>
+      </w:r>
+    </w:p>
+    <w:p>
+      <w:pPr>
+        <w:pStyle w:val="NoSpacing"/>
+        <w:ind w:left="1440"/>
+        <w:rPr>
+          <w:b/>
+          <w:bCs/>
+        </w:rPr>
+      </w:pPr>
+      <w:r>
+        <w:rPr>
+          <w:b/>
+          <w:bCs/>
+        </w:rPr>
+        <w:t xml:space="preserve">                        "users/${</w:t>
+      </w:r>
+      <w:proofErr w:type="spellStart"/>
+      <w:proofErr w:type="gramStart"/>
+      <w:r>
+        <w:rPr>
+          <w:b/>
+          <w:bCs/>
+        </w:rPr>
+        <w:t>aws:username</w:t>
+      </w:r>
+      <w:proofErr w:type="spellEnd"/>
+      <w:proofErr w:type="gramEnd"/>
+      <w:r>
+        <w:rPr>
+          <w:b/>
+          <w:bCs/>
+        </w:rPr>
+        <w:t>}/"</w:t>
+      </w:r>
+    </w:p>
+    <w:p>
+      <w:pPr>
+        <w:pStyle w:val="NoSpacing"/>
+        <w:ind w:left="1440"/>
+        <w:rPr>
+          <w:b/>
+          <w:bCs/>
+        </w:rPr>
+      </w:pPr>
+      <w:r>
+        <w:rPr>
+          <w:b/>
+          <w:bCs/>
+        </w:rPr>
+        <w:t xml:space="preserve">                    ]</w:t>
+      </w:r>
+    </w:p>
+    <w:p>
+      <w:pPr>
+        <w:pStyle w:val="NoSpacing"/>
+        <w:ind w:left="1440"/>
+        <w:rPr>
+          <w:b/>
+          <w:bCs/>
+        </w:rPr>
+      </w:pPr>
+      <w:r>
+        <w:rPr>
+          <w:b/>
+          <w:bCs/>
+        </w:rPr>
+        <w:t xml:space="preserve">                }</w:t>
+      </w:r>
+    </w:p>
+    <w:p>
+      <w:pPr>
+        <w:pStyle w:val="NoSpacing"/>
+        <w:ind w:left="1440"/>
+        <w:rPr>
+          <w:b/>
+          <w:bCs/>
+        </w:rPr>
+      </w:pPr>
+      <w:r>
+        <w:rPr>
+          <w:b/>
+          <w:bCs/>
+        </w:rPr>
+        <w:t xml:space="preserve">            }</w:t>
+      </w:r>
+    </w:p>
+    <w:p>
+      <w:pPr>
+        <w:pStyle w:val="NoSpacing"/>
+        <w:ind w:left="1440"/>
+        <w:rPr>
+          <w:b/>
+          <w:bCs/>
+        </w:rPr>
+      </w:pPr>
+      <w:r>
+        <w:rPr>
+          <w:b/>
+          <w:bCs/>
+        </w:rPr>
+        <w:t xml:space="preserve">        }</w:t>
+      </w:r>
+    </w:p>
+    <w:p>
+      <w:pPr>
+        <w:pStyle w:val="NoSpacing"/>
+        <w:ind w:left="1440"/>
+        <w:rPr>
+          <w:b/>
+          <w:bCs/>
+        </w:rPr>
+      </w:pPr>
+      <w:r>
+        <w:rPr>
+          <w:b/>
+          <w:bCs/>
+        </w:rPr>
+        <w:t xml:space="preserve">    ]</w:t>
+      </w:r>
+    </w:p>
+    <w:p>
+      <w:pPr>
+        <w:pStyle w:val="NoSpacing"/>
+        <w:ind w:left="1440"/>
+        <w:rPr>
+          <w:b/>
+          <w:bCs/>
+        </w:rPr>
+      </w:pPr>
+      <w:r>
+        <w:rPr>
+          <w:b/>
+          <w:bCs/>
+        </w:rPr>
+        <w:t>}</w:t>
+      </w:r>
+    </w:p>
+    <w:p>
+      <w:pPr>
+        <w:numPr>
+          <w:ilvl w:val="1"/>
+          <w:numId w:val="50"/>
+        </w:numPr>
+        <w:rPr>
+          <w:sz w:val="20"/>
+          <w:szCs w:val="20"/>
+        </w:rPr>
+      </w:pPr>
+      <w:r>
+        <w:rPr>
+          <w:sz w:val="20"/>
+          <w:szCs w:val="20"/>
+        </w:rPr>
+        <w:t>In this policy:</w:t>
+      </w:r>
+    </w:p>
+    <w:p>
+      <w:pPr>
+        <w:numPr>
+          <w:ilvl w:val="2"/>
+          <w:numId w:val="50"/>
+        </w:numPr>
+        <w:rPr>
+          <w:sz w:val="20"/>
+          <w:szCs w:val="20"/>
+        </w:rPr>
+      </w:pPr>
+      <w:r>
+        <w:rPr>
+          <w:sz w:val="20"/>
+          <w:szCs w:val="20"/>
+        </w:rPr>
+        <w:t>${</w:t>
+      </w:r>
+      <w:proofErr w:type="spellStart"/>
+      <w:proofErr w:type="gramStart"/>
+      <w:r>
+        <w:rPr>
+          <w:sz w:val="20"/>
+          <w:szCs w:val="20"/>
+        </w:rPr>
+        <w:t>aws:username</w:t>
+      </w:r>
+      <w:proofErr w:type="spellEnd"/>
+      <w:proofErr w:type="gramEnd"/>
+      <w:r>
+        <w:rPr>
+          <w:sz w:val="20"/>
+          <w:szCs w:val="20"/>
+        </w:rPr>
+        <w:t xml:space="preserve">} is a </w:t>
+      </w:r>
+      <w:r>
+        <w:rPr>
+          <w:b/>
+          <w:bCs/>
+          <w:sz w:val="20"/>
+          <w:szCs w:val="20"/>
+        </w:rPr>
+        <w:t>policy variable</w:t>
+      </w:r>
+      <w:r>
+        <w:rPr>
+          <w:sz w:val="20"/>
+          <w:szCs w:val="20"/>
+        </w:rPr>
+        <w:t xml:space="preserve"> that </w:t>
+      </w:r>
+      <w:r>
+        <w:rPr>
+          <w:sz w:val="20"/>
+          <w:szCs w:val="20"/>
+          <w:highlight w:val="yellow"/>
+        </w:rPr>
+        <w:t>resolves</w:t>
+      </w:r>
+      <w:r>
+        <w:rPr>
+          <w:sz w:val="20"/>
+          <w:szCs w:val="20"/>
+        </w:rPr>
+        <w:t xml:space="preserve"> to the friendly name </w:t>
+      </w:r>
+      <w:r>
+        <w:rPr>
+          <w:b/>
+          <w:bCs/>
+          <w:sz w:val="20"/>
+          <w:szCs w:val="20"/>
+          <w:highlight w:val="yellow"/>
+        </w:rPr>
+        <w:t>of the current</w:t>
+      </w:r>
+      <w:r>
+        <w:rPr>
+          <w:sz w:val="20"/>
+          <w:szCs w:val="20"/>
+        </w:rPr>
+        <w:t xml:space="preserve"> IAM user, </w:t>
+      </w:r>
+      <w:r>
+        <w:rPr>
+          <w:b/>
+          <w:bCs/>
+          <w:sz w:val="20"/>
+          <w:szCs w:val="20"/>
+          <w:highlight w:val="yellow"/>
+        </w:rPr>
+        <w:t>or</w:t>
+      </w:r>
+      <w:r>
+        <w:rPr>
+          <w:sz w:val="20"/>
+          <w:szCs w:val="20"/>
+        </w:rPr>
+        <w:t xml:space="preserve"> in the case of federated users, the </w:t>
+      </w:r>
+      <w:proofErr w:type="spellStart"/>
+      <w:r>
+        <w:rPr>
+          <w:sz w:val="20"/>
+          <w:szCs w:val="20"/>
+        </w:rPr>
+        <w:t>RoleSessionName</w:t>
+      </w:r>
+      <w:proofErr w:type="spellEnd"/>
+      <w:r>
+        <w:rPr>
+          <w:sz w:val="20"/>
+          <w:szCs w:val="20"/>
+        </w:rPr>
+        <w:t xml:space="preserve"> provided during </w:t>
+      </w:r>
+      <w:proofErr w:type="spellStart"/>
+      <w:r>
+        <w:rPr>
+          <w:sz w:val="20"/>
+          <w:szCs w:val="20"/>
+        </w:rPr>
+        <w:t>AssumeRole</w:t>
+      </w:r>
+      <w:proofErr w:type="spellEnd"/>
+      <w:r>
+        <w:rPr>
+          <w:sz w:val="20"/>
+          <w:szCs w:val="20"/>
+        </w:rPr>
+        <w:t xml:space="preserve"> (which you can set to the LDAP username).</w:t>
+      </w:r>
+    </w:p>
+    <w:p>
+      <w:pPr>
+        <w:numPr>
+          <w:ilvl w:val="2"/>
+          <w:numId w:val="50"/>
+        </w:numPr>
+        <w:rPr>
+          <w:sz w:val="20"/>
+          <w:szCs w:val="20"/>
+        </w:rPr>
+      </w:pPr>
+      <w:r>
+        <w:rPr>
+          <w:sz w:val="20"/>
+          <w:szCs w:val="20"/>
+        </w:rPr>
+        <w:t xml:space="preserve">This </w:t>
+      </w:r>
+      <w:r>
+        <w:rPr>
+          <w:b/>
+          <w:bCs/>
+          <w:sz w:val="20"/>
+          <w:szCs w:val="20"/>
+        </w:rPr>
+        <w:t>ensures</w:t>
+      </w:r>
+      <w:r>
+        <w:rPr>
+          <w:sz w:val="20"/>
+          <w:szCs w:val="20"/>
+        </w:rPr>
+        <w:t xml:space="preserve"> that a </w:t>
+      </w:r>
+      <w:r>
+        <w:rPr>
+          <w:b/>
+          <w:bCs/>
+          <w:sz w:val="20"/>
+          <w:szCs w:val="20"/>
+          <w:highlight w:val="yellow"/>
+        </w:rPr>
+        <w:t>user can only</w:t>
+      </w:r>
+      <w:r>
+        <w:rPr>
+          <w:sz w:val="20"/>
+          <w:szCs w:val="20"/>
+        </w:rPr>
+        <w:t xml:space="preserve"> list, get, put, or delete objects </w:t>
+      </w:r>
+      <w:r>
+        <w:rPr>
+          <w:b/>
+          <w:bCs/>
+          <w:sz w:val="20"/>
+          <w:szCs w:val="20"/>
+        </w:rPr>
+        <w:t>within</w:t>
+      </w:r>
+      <w:r>
+        <w:rPr>
+          <w:sz w:val="20"/>
+          <w:szCs w:val="20"/>
+        </w:rPr>
+        <w:t xml:space="preserve"> their designated folder </w:t>
+      </w:r>
+      <w:r>
+        <w:rPr>
+          <w:b/>
+          <w:bCs/>
+          <w:sz w:val="20"/>
+          <w:szCs w:val="20"/>
+        </w:rPr>
+        <w:t>(s3://your-bucket/users/&lt;username&gt;/).</w:t>
+      </w:r>
+    </w:p>
+    <w:p>
+      <w:pPr>
+        <w:numPr>
+          <w:ilvl w:val="0"/>
+          <w:numId w:val="50"/>
+        </w:numPr>
+        <w:rPr>
+          <w:sz w:val="20"/>
+          <w:szCs w:val="20"/>
+        </w:rPr>
+      </w:pPr>
+      <w:r>
+        <w:rPr>
+          <w:b/>
+          <w:bCs/>
+          <w:sz w:val="20"/>
+          <w:szCs w:val="20"/>
+        </w:rPr>
+        <w:t>S3 Bucket Policy (</w:t>
+      </w:r>
+      <w:r>
+        <w:rPr>
+          <w:sz w:val="20"/>
+          <w:szCs w:val="20"/>
+        </w:rPr>
+        <w:t>Optional but</w:t>
+      </w:r>
+      <w:r>
+        <w:rPr>
+          <w:b/>
+          <w:bCs/>
+          <w:sz w:val="20"/>
+          <w:szCs w:val="20"/>
+        </w:rPr>
+        <w:t xml:space="preserve"> Recommended </w:t>
+      </w:r>
+      <w:r>
+        <w:rPr>
+          <w:sz w:val="20"/>
+          <w:szCs w:val="20"/>
+        </w:rPr>
+        <w:t>for</w:t>
+      </w:r>
+      <w:r>
+        <w:rPr>
+          <w:b/>
+          <w:bCs/>
+          <w:sz w:val="20"/>
+          <w:szCs w:val="20"/>
+        </w:rPr>
+        <w:t xml:space="preserve"> </w:t>
+      </w:r>
+      <w:proofErr w:type="spellStart"/>
+      <w:r>
+        <w:rPr>
+          <w:b/>
+          <w:bCs/>
+          <w:sz w:val="20"/>
+          <w:szCs w:val="20"/>
+        </w:rPr>
+        <w:t>Defense</w:t>
+      </w:r>
+      <w:proofErr w:type="spellEnd"/>
+      <w:r>
+        <w:rPr>
+          <w:b/>
+          <w:bCs/>
+          <w:sz w:val="20"/>
+          <w:szCs w:val="20"/>
+        </w:rPr>
+        <w:t>-in-Depth):</w:t>
+      </w:r>
+    </w:p>
+    <w:p>
+      <w:pPr>
+        <w:numPr>
+          <w:ilvl w:val="1"/>
+          <w:numId w:val="50"/>
+        </w:numPr>
+        <w:rPr>
+          <w:sz w:val="20"/>
+          <w:szCs w:val="20"/>
+        </w:rPr>
+      </w:pPr>
+      <w:r>
+        <w:rPr>
+          <w:sz w:val="20"/>
+          <w:szCs w:val="20"/>
+        </w:rPr>
+        <w:t xml:space="preserve">You </w:t>
+      </w:r>
+      <w:r>
+        <w:rPr>
+          <w:sz w:val="20"/>
+          <w:szCs w:val="20"/>
+          <w:highlight w:val="yellow"/>
+        </w:rPr>
+        <w:t>can add</w:t>
+      </w:r>
+      <w:r>
+        <w:rPr>
+          <w:sz w:val="20"/>
+          <w:szCs w:val="20"/>
+        </w:rPr>
+        <w:t xml:space="preserve"> an </w:t>
+      </w:r>
+      <w:r>
+        <w:rPr>
+          <w:b/>
+          <w:bCs/>
+          <w:sz w:val="20"/>
+          <w:szCs w:val="20"/>
+        </w:rPr>
+        <w:t>S3 Bucket Policy</w:t>
+      </w:r>
+      <w:r>
+        <w:rPr>
+          <w:sz w:val="20"/>
+          <w:szCs w:val="20"/>
+        </w:rPr>
+        <w:t xml:space="preserve"> to the bucket (your-bucket) </w:t>
+      </w:r>
+      <w:r>
+        <w:rPr>
+          <w:sz w:val="20"/>
+          <w:szCs w:val="20"/>
+          <w:highlight w:val="yellow"/>
+        </w:rPr>
+        <w:t>for an</w:t>
+      </w:r>
+      <w:r>
+        <w:rPr>
+          <w:sz w:val="20"/>
+          <w:szCs w:val="20"/>
+        </w:rPr>
+        <w:t xml:space="preserve"> additional layer of security. This policy can </w:t>
+      </w:r>
+      <w:r>
+        <w:rPr>
+          <w:b/>
+          <w:bCs/>
+          <w:sz w:val="20"/>
+          <w:szCs w:val="20"/>
+          <w:highlight w:val="yellow"/>
+        </w:rPr>
+        <w:t>explicitly deny access</w:t>
+      </w:r>
+      <w:r>
+        <w:rPr>
+          <w:sz w:val="20"/>
+          <w:szCs w:val="20"/>
+        </w:rPr>
+        <w:t xml:space="preserve"> to prefixes </w:t>
+      </w:r>
+      <w:r>
+        <w:rPr>
+          <w:b/>
+          <w:bCs/>
+          <w:color w:val="EE0000"/>
+          <w:sz w:val="20"/>
+          <w:szCs w:val="20"/>
+          <w:highlight w:val="yellow"/>
+        </w:rPr>
+        <w:t>not matching t</w:t>
+      </w:r>
+      <w:r>
+        <w:rPr>
+          <w:sz w:val="20"/>
+          <w:szCs w:val="20"/>
+        </w:rPr>
+        <w:t xml:space="preserve">he </w:t>
+      </w:r>
+      <w:proofErr w:type="spellStart"/>
+      <w:r>
+        <w:rPr>
+          <w:sz w:val="20"/>
+          <w:szCs w:val="20"/>
+        </w:rPr>
+        <w:t>RoleSessionName</w:t>
+      </w:r>
+      <w:proofErr w:type="spellEnd"/>
+      <w:r>
+        <w:rPr>
+          <w:sz w:val="20"/>
+          <w:szCs w:val="20"/>
+        </w:rPr>
+        <w:t xml:space="preserve"> or specific ARN, </w:t>
+      </w:r>
+      <w:r>
+        <w:rPr>
+          <w:b/>
+          <w:bCs/>
+          <w:sz w:val="20"/>
+          <w:szCs w:val="20"/>
+        </w:rPr>
+        <w:t>ensuring</w:t>
+      </w:r>
+      <w:r>
+        <w:rPr>
+          <w:sz w:val="20"/>
+          <w:szCs w:val="20"/>
+        </w:rPr>
+        <w:t xml:space="preserve"> that </w:t>
+      </w:r>
+      <w:r>
+        <w:rPr>
+          <w:b/>
+          <w:bCs/>
+          <w:sz w:val="20"/>
+          <w:szCs w:val="20"/>
+          <w:highlight w:val="yellow"/>
+        </w:rPr>
+        <w:t>only</w:t>
+      </w:r>
+      <w:r>
+        <w:rPr>
+          <w:sz w:val="20"/>
+          <w:szCs w:val="20"/>
+        </w:rPr>
+        <w:t xml:space="preserve"> correctly authenticated </w:t>
+      </w:r>
+      <w:r>
+        <w:rPr>
+          <w:b/>
+          <w:bCs/>
+          <w:sz w:val="20"/>
+          <w:szCs w:val="20"/>
+        </w:rPr>
+        <w:t>and</w:t>
+      </w:r>
+      <w:r>
+        <w:rPr>
+          <w:sz w:val="20"/>
+          <w:szCs w:val="20"/>
+        </w:rPr>
+        <w:t xml:space="preserve"> authorized requests </w:t>
+      </w:r>
+      <w:r>
+        <w:rPr>
+          <w:sz w:val="20"/>
+          <w:szCs w:val="20"/>
+          <w:highlight w:val="yellow"/>
+        </w:rPr>
+        <w:t>can access</w:t>
+      </w:r>
+      <w:r>
+        <w:rPr>
+          <w:sz w:val="20"/>
+          <w:szCs w:val="20"/>
+        </w:rPr>
+        <w:t xml:space="preserve"> their specific folders.</w:t>
+      </w:r>
+    </w:p>
+    <w:p>
+      <w:pPr>
+        <w:numPr>
+          <w:ilvl w:val="1"/>
+          <w:numId w:val="50"/>
+        </w:numPr>
+        <w:rPr>
+          <w:sz w:val="20"/>
+          <w:szCs w:val="20"/>
+        </w:rPr>
+      </w:pPr>
+      <w:r>
+        <w:rPr>
+          <w:sz w:val="20"/>
+          <w:szCs w:val="20"/>
+        </w:rPr>
+        <w:t>For example:</w:t>
+      </w:r>
+    </w:p>
+    <w:p>
+      <w:pPr>
+        <w:rPr>
+          <w:sz w:val="20"/>
+          <w:szCs w:val="20"/>
+        </w:rPr>
+      </w:pPr>
+      <w:r>
+        <w:rPr>
+          <w:sz w:val="20"/>
+          <w:szCs w:val="20"/>
+        </w:rPr>
+        <w:t>JSON</w:t>
+      </w:r>
+    </w:p>
+    <w:p>
+      <w:pPr>
+        <w:pStyle w:val="NoSpacing"/>
+        <w:ind w:left="1440"/>
+        <w:rPr>
+          <w:b/>
+          <w:bCs/>
+        </w:rPr>
+      </w:pPr>
+      <w:r>
+        <w:rPr>
+          <w:b/>
+          <w:bCs/>
+        </w:rPr>
+        <w:t>{</w:t>
+      </w:r>
+    </w:p>
+    <w:p>
+      <w:pPr>
+        <w:pStyle w:val="NoSpacing"/>
+        <w:ind w:left="1440"/>
+        <w:rPr>
+          <w:b/>
+          <w:bCs/>
+        </w:rPr>
+      </w:pPr>
+      <w:r>
+        <w:rPr>
+          <w:b/>
+          <w:bCs/>
+        </w:rPr>
+        <w:t xml:space="preserve">    "Version": "2012-10-17",</w:t>
+      </w:r>
+    </w:p>
+    <w:p>
+      <w:pPr>
+        <w:pStyle w:val="NoSpacing"/>
+        <w:ind w:left="1440"/>
+        <w:rPr>
+          <w:b/>
+          <w:bCs/>
+        </w:rPr>
+      </w:pPr>
+      <w:r>
+        <w:rPr>
+          <w:b/>
+          <w:bCs/>
+        </w:rPr>
+        <w:t xml:space="preserve">    "Statement": [</w:t>
+      </w:r>
+    </w:p>
+    <w:p>
+      <w:pPr>
+        <w:pStyle w:val="NoSpacing"/>
+        <w:ind w:left="1440"/>
+        <w:rPr>
+          <w:b/>
+          <w:bCs/>
+        </w:rPr>
+      </w:pPr>
+      <w:r>
+        <w:rPr>
+          <w:b/>
+          <w:bCs/>
+        </w:rPr>
+        <w:t xml:space="preserve">        {</w:t>
+      </w:r>
+    </w:p>
+    <w:p>
+      <w:pPr>
+        <w:pStyle w:val="NoSpacing"/>
+        <w:ind w:left="1440"/>
+        <w:rPr>
+          <w:b/>
+          <w:bCs/>
+        </w:rPr>
+      </w:pPr>
+      <w:r>
+        <w:rPr>
+          <w:b/>
+          <w:bCs/>
+        </w:rPr>
+        <w:t xml:space="preserve">            "Effect": "Deny",</w:t>
+      </w:r>
+    </w:p>
+    <w:p>
+      <w:pPr>
+        <w:pStyle w:val="NoSpacing"/>
+        <w:ind w:left="1440"/>
+        <w:rPr>
+          <w:b/>
+          <w:bCs/>
+        </w:rPr>
+      </w:pPr>
+      <w:r>
+        <w:rPr>
+          <w:b/>
+          <w:bCs/>
+        </w:rPr>
+        <w:t xml:space="preserve">            "Principal": "*",</w:t>
+      </w:r>
+    </w:p>
+    <w:p>
+      <w:pPr>
+        <w:pStyle w:val="NoSpacing"/>
+        <w:ind w:left="1440"/>
+        <w:rPr>
+          <w:b/>
+          <w:bCs/>
+        </w:rPr>
+      </w:pPr>
+      <w:r>
+        <w:rPr>
+          <w:b/>
+          <w:bCs/>
+        </w:rPr>
+        <w:t xml:space="preserve">            "Action": "s</w:t>
+      </w:r>
+      <w:proofErr w:type="gramStart"/>
+      <w:r>
+        <w:rPr>
+          <w:b/>
+          <w:bCs/>
+        </w:rPr>
+        <w:t>3:*</w:t>
+      </w:r>
+      <w:proofErr w:type="gramEnd"/>
+      <w:r>
+        <w:rPr>
+          <w:b/>
+          <w:bCs/>
+        </w:rPr>
+        <w:t>",</w:t>
+      </w:r>
+    </w:p>
+    <w:p>
+      <w:pPr>
+        <w:pStyle w:val="NoSpacing"/>
+        <w:ind w:left="1440"/>
+        <w:rPr>
+          <w:b/>
+          <w:bCs/>
+        </w:rPr>
+      </w:pPr>
+      <w:r>
+        <w:rPr>
+          <w:b/>
+          <w:bCs/>
+        </w:rPr>
+        <w:t xml:space="preserve">            "Resource": "</w:t>
+      </w:r>
+      <w:proofErr w:type="gramStart"/>
+      <w:r>
+        <w:rPr>
+          <w:highlight w:val="yellow"/>
+        </w:rPr>
+        <w:t>arn:aws</w:t>
+      </w:r>
+      <w:proofErr w:type="gramEnd"/>
+      <w:r>
+        <w:rPr>
+          <w:highlight w:val="yellow"/>
+        </w:rPr>
+        <w:t>:s</w:t>
+      </w:r>
+      <w:proofErr w:type="gramStart"/>
+      <w:r>
+        <w:rPr>
+          <w:highlight w:val="yellow"/>
+        </w:rPr>
+        <w:t>3:::</w:t>
+      </w:r>
+      <w:proofErr w:type="gramEnd"/>
+      <w:r>
+        <w:rPr>
+          <w:highlight w:val="yellow"/>
+        </w:rPr>
+        <w:t>your-bucket/users</w:t>
+      </w:r>
+      <w:r>
+        <w:rPr>
+          <w:b/>
+          <w:bCs/>
+        </w:rPr>
+        <w:t>/*",</w:t>
+      </w:r>
+    </w:p>
+    <w:p>
+      <w:pPr>
+        <w:pStyle w:val="NoSpacing"/>
+        <w:ind w:left="1440"/>
+        <w:rPr>
+          <w:b/>
+          <w:bCs/>
+        </w:rPr>
+      </w:pPr>
+      <w:r>
+        <w:rPr>
+          <w:b/>
+          <w:bCs/>
+        </w:rPr>
+        <w:t xml:space="preserve">            "Condition": {</w:t>
+      </w:r>
+    </w:p>
+    <w:p>
+      <w:pPr>
+        <w:pStyle w:val="NoSpacing"/>
+        <w:ind w:left="1440"/>
+        <w:rPr>
+          <w:b/>
+          <w:bCs/>
+        </w:rPr>
+      </w:pPr>
+      <w:r>
+        <w:rPr>
+          <w:b/>
+          <w:bCs/>
+        </w:rPr>
+        <w:t xml:space="preserve">                "</w:t>
+      </w:r>
+      <w:proofErr w:type="spellStart"/>
+      <w:r>
+        <w:rPr>
+          <w:b/>
+          <w:bCs/>
+          <w:highlight w:val="green"/>
+        </w:rPr>
+        <w:t>StringNotLike</w:t>
+      </w:r>
+      <w:proofErr w:type="spellEnd"/>
+      <w:r>
+        <w:rPr>
+          <w:b/>
+          <w:bCs/>
+        </w:rPr>
+        <w:t>": {</w:t>
+      </w:r>
+    </w:p>
+    <w:p>
+      <w:pPr>
+        <w:pStyle w:val="NoSpacing"/>
+        <w:ind w:left="1440"/>
+        <w:rPr>
+          <w:b/>
+          <w:bCs/>
+        </w:rPr>
+      </w:pPr>
+      <w:r>
+        <w:rPr>
+          <w:b/>
+          <w:bCs/>
+        </w:rPr>
+        <w:t xml:space="preserve">                    "</w:t>
+      </w:r>
+      <w:proofErr w:type="spellStart"/>
+      <w:proofErr w:type="gramStart"/>
+      <w:r>
+        <w:rPr>
+          <w:b/>
+          <w:bCs/>
+        </w:rPr>
+        <w:t>aws:PrincipalArn</w:t>
+      </w:r>
+      <w:proofErr w:type="spellEnd"/>
+      <w:proofErr w:type="gramEnd"/>
+      <w:r>
+        <w:rPr>
+          <w:b/>
+          <w:bCs/>
+        </w:rPr>
+        <w:t>": "</w:t>
+      </w:r>
+      <w:proofErr w:type="spellStart"/>
+      <w:proofErr w:type="gramStart"/>
+      <w:r>
+        <w:rPr>
+          <w:b/>
+          <w:bCs/>
+        </w:rPr>
+        <w:t>arn:aws</w:t>
+      </w:r>
+      <w:proofErr w:type="gramEnd"/>
+      <w:r>
+        <w:rPr>
+          <w:b/>
+          <w:bCs/>
+        </w:rPr>
+        <w:t>:</w:t>
+      </w:r>
+      <w:proofErr w:type="gramStart"/>
+      <w:r>
+        <w:rPr>
+          <w:b/>
+          <w:bCs/>
+        </w:rPr>
+        <w:t>iam</w:t>
+      </w:r>
+      <w:proofErr w:type="spellEnd"/>
+      <w:r>
+        <w:rPr>
+          <w:b/>
+          <w:bCs/>
+        </w:rPr>
+        <w:t>::*:role</w:t>
+      </w:r>
+      <w:proofErr w:type="gramEnd"/>
+      <w:r>
+        <w:rPr>
+          <w:b/>
+          <w:bCs/>
+        </w:rPr>
+        <w:t>/</w:t>
+      </w:r>
+      <w:proofErr w:type="spellStart"/>
+      <w:r>
+        <w:rPr>
+          <w:b/>
+          <w:bCs/>
+          <w:highlight w:val="green"/>
+        </w:rPr>
+        <w:t>YourAssumedRoleName</w:t>
+      </w:r>
+      <w:proofErr w:type="spellEnd"/>
+      <w:r>
+        <w:rPr>
+          <w:b/>
+          <w:bCs/>
+        </w:rPr>
+        <w:t>-*"</w:t>
+      </w:r>
+    </w:p>
+    <w:p>
+      <w:pPr>
+        <w:pStyle w:val="NoSpacing"/>
+        <w:ind w:left="1440"/>
+        <w:rPr>
+          <w:b/>
+          <w:bCs/>
+        </w:rPr>
+      </w:pPr>
+      <w:r>
+        <w:rPr>
+          <w:b/>
+          <w:bCs/>
+        </w:rPr>
+        <w:t xml:space="preserve">                },</w:t>
+      </w:r>
+    </w:p>
+    <w:p>
+      <w:pPr>
+        <w:pStyle w:val="NoSpacing"/>
+        <w:ind w:left="1440"/>
+        <w:rPr>
+          <w:b/>
+          <w:bCs/>
+        </w:rPr>
+      </w:pPr>
+      <w:r>
+        <w:rPr>
+          <w:b/>
+          <w:bCs/>
+        </w:rPr>
+        <w:t xml:space="preserve">                "</w:t>
+      </w:r>
+      <w:proofErr w:type="spellStart"/>
+      <w:r>
+        <w:rPr>
+          <w:b/>
+          <w:bCs/>
+          <w:highlight w:val="yellow"/>
+        </w:rPr>
+        <w:t>StringNotEquals</w:t>
+      </w:r>
+      <w:proofErr w:type="spellEnd"/>
+      <w:r>
+        <w:rPr>
+          <w:b/>
+          <w:bCs/>
+        </w:rPr>
+        <w:t>": {</w:t>
+      </w:r>
+    </w:p>
+    <w:p>
+      <w:pPr>
+        <w:pStyle w:val="NoSpacing"/>
+        <w:ind w:left="1440"/>
+        <w:rPr>
+          <w:b/>
+          <w:bCs/>
+        </w:rPr>
+      </w:pPr>
+      <w:r>
+        <w:rPr>
+          <w:b/>
+          <w:bCs/>
+        </w:rPr>
+        <w:t xml:space="preserve">                    "s</w:t>
+      </w:r>
+      <w:proofErr w:type="gramStart"/>
+      <w:r>
+        <w:rPr>
+          <w:b/>
+          <w:bCs/>
+        </w:rPr>
+        <w:t>3:prefix</w:t>
+      </w:r>
+      <w:proofErr w:type="gramEnd"/>
+      <w:r>
+        <w:rPr>
+          <w:b/>
+          <w:bCs/>
+        </w:rPr>
+        <w:t>": [</w:t>
+      </w:r>
+    </w:p>
+    <w:p>
+      <w:pPr>
+        <w:pStyle w:val="NoSpacing"/>
+        <w:ind w:left="1440"/>
+        <w:rPr>
+          <w:b/>
+          <w:bCs/>
+        </w:rPr>
+      </w:pPr>
+      <w:r>
+        <w:rPr>
+          <w:b/>
+          <w:bCs/>
+        </w:rPr>
+        <w:t xml:space="preserve">                        "",</w:t>
+      </w:r>
+    </w:p>
+    <w:p>
+      <w:pPr>
+        <w:pStyle w:val="NoSpacing"/>
+        <w:ind w:left="1440"/>
+        <w:rPr>
+          <w:b/>
+          <w:bCs/>
+        </w:rPr>
+      </w:pPr>
+      <w:r>
+        <w:rPr>
+          <w:b/>
+          <w:bCs/>
+        </w:rPr>
+        <w:t xml:space="preserve">                        "users/",</w:t>
+      </w:r>
+    </w:p>
+    <w:p>
+      <w:pPr>
+        <w:pStyle w:val="NoSpacing"/>
+        <w:ind w:left="1440"/>
+        <w:rPr>
+          <w:b/>
+          <w:bCs/>
+        </w:rPr>
+      </w:pPr>
+      <w:r>
+        <w:rPr>
+          <w:b/>
+          <w:bCs/>
+        </w:rPr>
+        <w:t xml:space="preserve">                        "users/${</w:t>
+      </w:r>
+      <w:proofErr w:type="spellStart"/>
+      <w:proofErr w:type="gramStart"/>
+      <w:r>
+        <w:rPr>
+          <w:b/>
+          <w:bCs/>
+          <w:highlight w:val="yellow"/>
+        </w:rPr>
+        <w:t>aws:username</w:t>
+      </w:r>
+      <w:proofErr w:type="spellEnd"/>
+      <w:proofErr w:type="gramEnd"/>
+      <w:r>
+        <w:rPr>
+          <w:b/>
+          <w:bCs/>
+        </w:rPr>
+        <w:t>}/*"</w:t>
+      </w:r>
+    </w:p>
+    <w:p>
+      <w:pPr>
+        <w:pStyle w:val="NoSpacing"/>
+        <w:ind w:left="1440"/>
+        <w:rPr>
+          <w:b/>
+          <w:bCs/>
+        </w:rPr>
+      </w:pPr>
+      <w:r>
+        <w:rPr>
+          <w:b/>
+          <w:bCs/>
+        </w:rPr>
+        <w:t xml:space="preserve">                    ]</w:t>
+      </w:r>
+    </w:p>
+    <w:p>
+      <w:pPr>
+        <w:pStyle w:val="NoSpacing"/>
+        <w:ind w:left="1440"/>
+        <w:rPr>
+          <w:b/>
+          <w:bCs/>
+        </w:rPr>
+      </w:pPr>
+      <w:r>
+        <w:rPr>
+          <w:b/>
+          <w:bCs/>
+        </w:rPr>
+        <w:t xml:space="preserve">                }</w:t>
+      </w:r>
+    </w:p>
+    <w:p>
+      <w:pPr>
+        <w:pStyle w:val="NoSpacing"/>
+        <w:ind w:left="1440"/>
+        <w:rPr>
+          <w:b/>
+          <w:bCs/>
+        </w:rPr>
+      </w:pPr>
+      <w:r>
+        <w:rPr>
+          <w:b/>
+          <w:bCs/>
+        </w:rPr>
+        <w:t xml:space="preserve">            }</w:t>
+      </w:r>
+    </w:p>
+    <w:p>
+      <w:pPr>
+        <w:pStyle w:val="NoSpacing"/>
+        <w:ind w:left="1440"/>
+        <w:rPr>
+          <w:b/>
+          <w:bCs/>
+        </w:rPr>
+      </w:pPr>
+      <w:r>
+        <w:rPr>
+          <w:b/>
+          <w:bCs/>
+        </w:rPr>
+        <w:t xml:space="preserve">        }</w:t>
+      </w:r>
+    </w:p>
+    <w:p>
+      <w:pPr>
+        <w:pStyle w:val="NoSpacing"/>
+        <w:ind w:left="1440"/>
+        <w:rPr>
+          <w:b/>
+          <w:bCs/>
+        </w:rPr>
+      </w:pPr>
+      <w:r>
+        <w:rPr>
+          <w:b/>
+          <w:bCs/>
+        </w:rPr>
+        <w:t xml:space="preserve">    ]</w:t>
+      </w:r>
+    </w:p>
+    <w:p>
+      <w:pPr>
+        <w:pStyle w:val="NoSpacing"/>
+        <w:ind w:left="1440"/>
+        <w:rPr>
+          <w:b/>
+          <w:bCs/>
+        </w:rPr>
+      </w:pPr>
+      <w:r>
+        <w:rPr>
+          <w:b/>
+          <w:bCs/>
+        </w:rPr>
+        <w:t>}</w:t>
+      </w:r>
+    </w:p>
+    <w:p>
+      <w:pPr>
+        <w:rPr>
+          <w:sz w:val="20"/>
+          <w:szCs w:val="20"/>
+        </w:rPr>
+      </w:pPr>
+      <w:r>
+        <w:rPr>
+          <w:i/>
+          <w:iCs/>
+          <w:sz w:val="20"/>
+          <w:szCs w:val="20"/>
+        </w:rPr>
+        <w:t>This example is illustrative and requires careful crafting to ensure it doesn't inadvertently block legitimate access.</w:t>
+      </w:r>
+    </w:p>
+    <w:p>
+      <w:pPr>
+        <w:rPr>
+          <w:b/>
+          <w:bCs/>
+          <w:sz w:val="24"/>
+          <w:szCs w:val="24"/>
+        </w:rPr>
+      </w:pPr>
+      <w:r>
+        <w:rPr>
+          <w:b/>
+          <w:bCs/>
+          <w:sz w:val="24"/>
+          <w:szCs w:val="24"/>
+        </w:rPr>
+        <w:t>Architecture Flow</w:t>
+      </w:r>
+    </w:p>
+    <w:p>
+      <w:pPr>
+        <w:numPr>
+          <w:ilvl w:val="0"/>
+          <w:numId w:val="51"/>
+        </w:numPr>
+        <w:rPr>
+          <w:sz w:val="20"/>
+          <w:szCs w:val="20"/>
+        </w:rPr>
+      </w:pPr>
+      <w:r>
+        <w:rPr>
+          <w:b/>
+          <w:bCs/>
+          <w:sz w:val="20"/>
+          <w:szCs w:val="20"/>
+        </w:rPr>
+        <w:t>User Access:</w:t>
+      </w:r>
+      <w:r>
+        <w:rPr>
+          <w:sz w:val="20"/>
+          <w:szCs w:val="20"/>
+        </w:rPr>
+        <w:t xml:space="preserve"> A user accesses the corporate web application deployed in the AWS VPC.</w:t>
+      </w:r>
+    </w:p>
+    <w:p>
+      <w:pPr>
+        <w:numPr>
+          <w:ilvl w:val="0"/>
+          <w:numId w:val="51"/>
+        </w:numPr>
+        <w:rPr>
+          <w:sz w:val="20"/>
+          <w:szCs w:val="20"/>
+        </w:rPr>
+      </w:pPr>
+      <w:r>
+        <w:rPr>
+          <w:b/>
+          <w:bCs/>
+          <w:sz w:val="20"/>
+          <w:szCs w:val="20"/>
+        </w:rPr>
+        <w:t>Authentication Request:</w:t>
+      </w:r>
+      <w:r>
+        <w:rPr>
+          <w:sz w:val="20"/>
+          <w:szCs w:val="20"/>
+        </w:rPr>
+        <w:t xml:space="preserve"> The web application sends the user's credentials to the on-premises LDAP server via the existing IPsec VPN tunnel.</w:t>
+      </w:r>
+    </w:p>
+    <w:p>
+      <w:pPr>
+        <w:numPr>
+          <w:ilvl w:val="0"/>
+          <w:numId w:val="51"/>
+        </w:numPr>
+        <w:rPr>
+          <w:sz w:val="20"/>
+          <w:szCs w:val="20"/>
+        </w:rPr>
+      </w:pPr>
+      <w:r>
+        <w:rPr>
+          <w:b/>
+          <w:bCs/>
+          <w:sz w:val="20"/>
+          <w:szCs w:val="20"/>
+        </w:rPr>
+        <w:t>LDAP Authentication:</w:t>
+      </w:r>
+      <w:r>
+        <w:rPr>
+          <w:sz w:val="20"/>
+          <w:szCs w:val="20"/>
+        </w:rPr>
+        <w:t xml:space="preserve"> The LDAP server authenticates the user.</w:t>
+      </w:r>
+    </w:p>
+    <w:p>
+      <w:pPr>
+        <w:numPr>
+          <w:ilvl w:val="0"/>
+          <w:numId w:val="51"/>
+        </w:numPr>
+        <w:rPr>
+          <w:sz w:val="20"/>
+          <w:szCs w:val="20"/>
+        </w:rPr>
+      </w:pPr>
+      <w:r>
+        <w:rPr>
+          <w:b/>
+          <w:bCs/>
+          <w:sz w:val="20"/>
+          <w:szCs w:val="20"/>
+        </w:rPr>
+        <w:t>Identity Broker/Application Logic:</w:t>
+      </w:r>
+    </w:p>
+    <w:p>
+      <w:pPr>
+        <w:numPr>
+          <w:ilvl w:val="1"/>
+          <w:numId w:val="51"/>
+        </w:numPr>
+        <w:rPr>
+          <w:sz w:val="20"/>
+          <w:szCs w:val="20"/>
+        </w:rPr>
+      </w:pPr>
+      <w:r>
+        <w:rPr>
+          <w:sz w:val="20"/>
+          <w:szCs w:val="20"/>
+        </w:rPr>
+        <w:t>If authentication is successful, the web application's backend (your custom identity broker) receives confirmation.</w:t>
+      </w:r>
+    </w:p>
+    <w:p>
+      <w:pPr>
+        <w:numPr>
+          <w:ilvl w:val="1"/>
+          <w:numId w:val="51"/>
+        </w:numPr>
+        <w:rPr>
+          <w:sz w:val="20"/>
+          <w:szCs w:val="20"/>
+        </w:rPr>
+      </w:pPr>
+      <w:r>
+        <w:rPr>
+          <w:sz w:val="20"/>
+          <w:szCs w:val="20"/>
+        </w:rPr>
+        <w:t xml:space="preserve">The identity broker then makes an AWS STS API call (e.g., </w:t>
+      </w:r>
+      <w:proofErr w:type="spellStart"/>
+      <w:r>
+        <w:rPr>
+          <w:sz w:val="20"/>
+          <w:szCs w:val="20"/>
+        </w:rPr>
+        <w:t>AssumeRole</w:t>
+      </w:r>
+      <w:proofErr w:type="spellEnd"/>
+      <w:r>
+        <w:rPr>
+          <w:sz w:val="20"/>
+          <w:szCs w:val="20"/>
+        </w:rPr>
+        <w:t xml:space="preserve">) to obtain </w:t>
+      </w:r>
+      <w:r>
+        <w:rPr>
+          <w:b/>
+          <w:bCs/>
+          <w:sz w:val="20"/>
+          <w:szCs w:val="20"/>
+        </w:rPr>
+        <w:t>temporary AWS credentials</w:t>
+      </w:r>
+      <w:r>
+        <w:rPr>
+          <w:sz w:val="20"/>
+          <w:szCs w:val="20"/>
+        </w:rPr>
+        <w:t xml:space="preserve">. The </w:t>
+      </w:r>
+      <w:proofErr w:type="spellStart"/>
+      <w:r>
+        <w:rPr>
+          <w:sz w:val="20"/>
+          <w:szCs w:val="20"/>
+        </w:rPr>
+        <w:t>RoleSessionName</w:t>
+      </w:r>
+      <w:proofErr w:type="spellEnd"/>
+      <w:r>
+        <w:rPr>
+          <w:sz w:val="20"/>
+          <w:szCs w:val="20"/>
+        </w:rPr>
+        <w:t xml:space="preserve"> in this call should be set to a value derived from the authenticated LDAP username (e.g., </w:t>
+      </w:r>
+      <w:proofErr w:type="spellStart"/>
+      <w:r>
+        <w:rPr>
+          <w:sz w:val="20"/>
+          <w:szCs w:val="20"/>
+        </w:rPr>
+        <w:t>ldap</w:t>
+      </w:r>
+      <w:proofErr w:type="spellEnd"/>
+      <w:r>
+        <w:rPr>
+          <w:sz w:val="20"/>
+          <w:szCs w:val="20"/>
+        </w:rPr>
+        <w:t>-user-&lt;username&gt;).</w:t>
+      </w:r>
+    </w:p>
+    <w:p>
+      <w:pPr>
+        <w:numPr>
+          <w:ilvl w:val="1"/>
+          <w:numId w:val="51"/>
+        </w:numPr>
+        <w:rPr>
+          <w:sz w:val="20"/>
+          <w:szCs w:val="20"/>
+        </w:rPr>
+      </w:pPr>
+      <w:r>
+        <w:rPr>
+          <w:sz w:val="20"/>
+          <w:szCs w:val="20"/>
+        </w:rPr>
+        <w:t xml:space="preserve">This </w:t>
+      </w:r>
+      <w:proofErr w:type="spellStart"/>
+      <w:r>
+        <w:rPr>
+          <w:sz w:val="20"/>
+          <w:szCs w:val="20"/>
+        </w:rPr>
+        <w:t>AssumeRole</w:t>
+      </w:r>
+      <w:proofErr w:type="spellEnd"/>
+      <w:r>
+        <w:rPr>
+          <w:sz w:val="20"/>
+          <w:szCs w:val="20"/>
+        </w:rPr>
+        <w:t xml:space="preserve"> call targets an IAM Role specifically designed for this application, which has an IAM Policy with the ${</w:t>
+      </w:r>
+      <w:proofErr w:type="spellStart"/>
+      <w:proofErr w:type="gramStart"/>
+      <w:r>
+        <w:rPr>
+          <w:sz w:val="20"/>
+          <w:szCs w:val="20"/>
+        </w:rPr>
+        <w:t>aws:username</w:t>
+      </w:r>
+      <w:proofErr w:type="spellEnd"/>
+      <w:proofErr w:type="gramEnd"/>
+      <w:r>
+        <w:rPr>
+          <w:sz w:val="20"/>
+          <w:szCs w:val="20"/>
+        </w:rPr>
+        <w:t>} variable for S3 access.</w:t>
+      </w:r>
+    </w:p>
+    <w:p>
+      <w:pPr>
+        <w:numPr>
+          <w:ilvl w:val="0"/>
+          <w:numId w:val="51"/>
+        </w:numPr>
+        <w:rPr>
+          <w:sz w:val="20"/>
+          <w:szCs w:val="20"/>
+        </w:rPr>
+      </w:pPr>
+      <w:r>
+        <w:rPr>
+          <w:b/>
+          <w:bCs/>
+          <w:sz w:val="20"/>
+          <w:szCs w:val="20"/>
+        </w:rPr>
+        <w:t>Temporary Credentials:</w:t>
+      </w:r>
+      <w:r>
+        <w:rPr>
+          <w:sz w:val="20"/>
+          <w:szCs w:val="20"/>
+        </w:rPr>
+        <w:t xml:space="preserve"> AWS STS returns temporary credentials.</w:t>
+      </w:r>
+    </w:p>
+    <w:p>
+      <w:pPr>
+        <w:numPr>
+          <w:ilvl w:val="0"/>
+          <w:numId w:val="51"/>
+        </w:numPr>
+        <w:rPr>
+          <w:sz w:val="20"/>
+          <w:szCs w:val="20"/>
+        </w:rPr>
+      </w:pPr>
+      <w:r>
+        <w:rPr>
+          <w:b/>
+          <w:bCs/>
+          <w:sz w:val="20"/>
+          <w:szCs w:val="20"/>
+        </w:rPr>
+        <w:t>S3 Access:</w:t>
+      </w:r>
+      <w:r>
+        <w:rPr>
+          <w:sz w:val="20"/>
+          <w:szCs w:val="20"/>
+        </w:rPr>
+        <w:t xml:space="preserve"> The web application uses these temporary credentials to interact with Amazon S3. Due to the IAM policy attached to the assumed role (and potentially the S3 bucket policy), the credentials will </w:t>
+      </w:r>
+      <w:r>
+        <w:rPr>
+          <w:b/>
+          <w:bCs/>
+          <w:sz w:val="20"/>
+          <w:szCs w:val="20"/>
+        </w:rPr>
+        <w:t xml:space="preserve">only allow access to the S3 </w:t>
+      </w:r>
+      <w:proofErr w:type="spellStart"/>
+      <w:r>
+        <w:rPr>
+          <w:b/>
+          <w:bCs/>
+          <w:sz w:val="20"/>
+          <w:szCs w:val="20"/>
+        </w:rPr>
+        <w:t>keyspace</w:t>
+      </w:r>
+      <w:proofErr w:type="spellEnd"/>
+      <w:r>
+        <w:rPr>
+          <w:b/>
+          <w:bCs/>
+          <w:sz w:val="20"/>
+          <w:szCs w:val="20"/>
+        </w:rPr>
+        <w:t xml:space="preserve"> corresponding to that specific user's folder</w:t>
+      </w:r>
+      <w:r>
+        <w:rPr>
+          <w:sz w:val="20"/>
+          <w:szCs w:val="20"/>
+        </w:rPr>
+        <w:t>.</w:t>
+      </w:r>
+    </w:p>
+    <w:p>
+      <w:pPr>
+        <w:rPr>
+          <w:sz w:val="20"/>
+          <w:szCs w:val="20"/>
+        </w:rPr>
+      </w:pPr>
+      <w:r>
+        <w:rPr>
+          <w:sz w:val="20"/>
+          <w:szCs w:val="20"/>
+        </w:rPr>
+        <w:pict w14:anchorId="09139FCC">
+          <v:rect id="_x0000_i1035" style="width:0;height:1.5pt" o:hralign="center" o:hrstd="t" o:hr="t" fillcolor="#a0a0a0" stroked="f"/>
+        </w:pict>
+      </w:r>
+    </w:p>
+    <w:p>
+      <w:pPr>
+        <w:rPr>
+          <w:b/>
+          <w:bCs/>
+        </w:rPr>
+      </w:pPr>
+      <w:r>
+        <w:rPr>
+          <w:b/>
+          <w:bCs/>
+        </w:rPr>
+        <w:t>Considerations</w:t>
+      </w:r>
+    </w:p>
+    <w:p>
+      <w:pPr>
+        <w:numPr>
+          <w:ilvl w:val="0"/>
+          <w:numId w:val="52"/>
+        </w:numPr>
+        <w:rPr>
+          <w:sz w:val="20"/>
+          <w:szCs w:val="20"/>
+        </w:rPr>
+      </w:pPr>
+      <w:r>
+        <w:rPr>
+          <w:b/>
+          <w:bCs/>
+          <w:sz w:val="20"/>
+          <w:szCs w:val="20"/>
+        </w:rPr>
+        <w:t>VPN Bandwidth and Latency:</w:t>
+      </w:r>
+      <w:r>
+        <w:rPr>
+          <w:sz w:val="20"/>
+          <w:szCs w:val="20"/>
+        </w:rPr>
+        <w:t xml:space="preserve"> </w:t>
+      </w:r>
+      <w:r>
+        <w:rPr>
+          <w:sz w:val="20"/>
+          <w:szCs w:val="20"/>
+          <w:highlight w:val="green"/>
+        </w:rPr>
+        <w:t>An IPsec VPN</w:t>
+      </w:r>
+      <w:r>
+        <w:rPr>
+          <w:sz w:val="20"/>
+          <w:szCs w:val="20"/>
+        </w:rPr>
+        <w:t xml:space="preserve"> might introduce </w:t>
+      </w:r>
+      <w:r>
+        <w:rPr>
+          <w:b/>
+          <w:bCs/>
+          <w:sz w:val="20"/>
+          <w:szCs w:val="20"/>
+          <w:highlight w:val="green"/>
+        </w:rPr>
+        <w:t>latency</w:t>
+      </w:r>
+      <w:r>
+        <w:rPr>
+          <w:sz w:val="20"/>
+          <w:szCs w:val="20"/>
+        </w:rPr>
+        <w:t xml:space="preserve"> for LDAP authentication. For mission-critical applications or very frequent authentications, consider </w:t>
+      </w:r>
+      <w:r>
+        <w:rPr>
+          <w:b/>
+          <w:bCs/>
+          <w:sz w:val="20"/>
+          <w:szCs w:val="20"/>
+        </w:rPr>
+        <w:t>AWS Direct Connect</w:t>
+      </w:r>
+      <w:r>
+        <w:rPr>
+          <w:sz w:val="20"/>
+          <w:szCs w:val="20"/>
+        </w:rPr>
+        <w:t xml:space="preserve"> for a dedicated, more consistent, and lower-latency connection to your data </w:t>
+      </w:r>
+      <w:proofErr w:type="spellStart"/>
+      <w:r>
+        <w:rPr>
+          <w:sz w:val="20"/>
+          <w:szCs w:val="20"/>
+        </w:rPr>
+        <w:t>center</w:t>
+      </w:r>
+      <w:proofErr w:type="spellEnd"/>
+      <w:r>
+        <w:rPr>
+          <w:sz w:val="20"/>
+          <w:szCs w:val="20"/>
+        </w:rPr>
+        <w:t>.</w:t>
+      </w:r>
+    </w:p>
+    <w:p>
+      <w:pPr>
+        <w:numPr>
+          <w:ilvl w:val="0"/>
+          <w:numId w:val="52"/>
+        </w:numPr>
+        <w:rPr>
+          <w:sz w:val="20"/>
+          <w:szCs w:val="20"/>
+        </w:rPr>
+      </w:pPr>
+      <w:r>
+        <w:rPr>
+          <w:b/>
+          <w:bCs/>
+          <w:sz w:val="20"/>
+          <w:szCs w:val="20"/>
+        </w:rPr>
+        <w:t>Security of Temporary Credentials:</w:t>
+      </w:r>
+      <w:r>
+        <w:rPr>
+          <w:sz w:val="20"/>
+          <w:szCs w:val="20"/>
+        </w:rPr>
+        <w:t xml:space="preserve"> Ensure that the web application handles temporary credentials securely, storing them in memory for the duration of the user's session and revoking them (or allowing them to expire) appropriately.</w:t>
+      </w:r>
+    </w:p>
+    <w:p>
+      <w:pPr>
+        <w:numPr>
+          <w:ilvl w:val="0"/>
+          <w:numId w:val="52"/>
+        </w:numPr>
+        <w:rPr>
+          <w:sz w:val="20"/>
+          <w:szCs w:val="20"/>
+        </w:rPr>
+      </w:pPr>
+      <w:r>
+        <w:rPr>
+          <w:b/>
+          <w:bCs/>
+          <w:sz w:val="20"/>
+          <w:szCs w:val="20"/>
+        </w:rPr>
+        <w:t>Error Handling:</w:t>
+      </w:r>
+      <w:r>
+        <w:rPr>
+          <w:sz w:val="20"/>
+          <w:szCs w:val="20"/>
+        </w:rPr>
+        <w:t xml:space="preserve"> Implement robust error handling for authentication failures and S3 access issues.</w:t>
+      </w:r>
+    </w:p>
+    <w:p>
+      <w:pPr>
+        <w:numPr>
+          <w:ilvl w:val="0"/>
+          <w:numId w:val="52"/>
+        </w:numPr>
+        <w:rPr>
+          <w:sz w:val="20"/>
+          <w:szCs w:val="20"/>
+        </w:rPr>
+      </w:pPr>
+      <w:r>
+        <w:rPr>
+          <w:b/>
+          <w:bCs/>
+          <w:sz w:val="20"/>
+          <w:szCs w:val="20"/>
+        </w:rPr>
+        <w:t>Audit Logging:</w:t>
+      </w:r>
+      <w:r>
+        <w:rPr>
+          <w:sz w:val="20"/>
+          <w:szCs w:val="20"/>
+        </w:rPr>
+        <w:t xml:space="preserve"> Enable AWS CloudTrail for API activity logging and S3 server access logging to monitor and audit S3 access, providing visibility into who accessed what and when.</w:t>
+      </w:r>
+    </w:p>
+    <w:p>
+      <w:pPr>
+        <w:numPr>
+          <w:ilvl w:val="0"/>
+          <w:numId w:val="52"/>
+        </w:numPr>
+        <w:rPr>
+          <w:sz w:val="20"/>
+          <w:szCs w:val="20"/>
+        </w:rPr>
+      </w:pPr>
+      <w:r>
+        <w:rPr>
+          <w:b/>
+          <w:bCs/>
+          <w:sz w:val="20"/>
+          <w:szCs w:val="20"/>
+        </w:rPr>
+        <w:t>Scalability of LDAP:</w:t>
+      </w:r>
+      <w:r>
+        <w:rPr>
+          <w:sz w:val="20"/>
+          <w:szCs w:val="20"/>
+        </w:rPr>
+        <w:t xml:space="preserve"> Ensure your on-premises LDAP infrastructure can handle the authentication load from the web application.</w:t>
+      </w:r>
+    </w:p>
+    <w:p>
+      <w:pPr>
         <w:rPr>
           <w:color w:val="000000" w:themeColor="text1"/>
           <w:sz w:val="24"/>
@@ -17347,8 +18098,8 @@
             <w14:round/>
           </w14:textOutline>
         </w:rPr>
-        <w:t>Explanation</w:t>
-      </w:r>
+      </w:pPr>
+      <w:proofErr w:type="gramStart"/>
       <w:r>
         <w:rPr>
           <w:color w:val="000000" w:themeColor="text1"/>
@@ -17365,27 +18116,7 @@
             <w14:round/>
           </w14:textOutline>
         </w:rPr>
-        <w:t>(</w:t>
-      </w:r>
-      <w:proofErr w:type="gramEnd"/>
-      <w:r>
-        <w:rPr>
-          <w:color w:val="000000" w:themeColor="text1"/>
-          <w:sz w:val="20"/>
-          <w:szCs w:val="20"/>
-          <w:highlight w:val="magenta"/>
-          <w14:shadow w14:blurRad="38100" w14:dist="19050" w14:dir="2700000" w14:sx="100000" w14:sy="100000" w14:kx="0" w14:ky="0" w14:algn="tl">
-            <w14:schemeClr w14:val="dk1">
-              <w14:alpha w14:val="60000"/>
-            </w14:schemeClr>
-          </w14:shadow>
-          <w14:textOutline w14:w="0" w14:cap="flat" w14:cmpd="sng" w14:algn="ctr">
-            <w14:noFill/>
-            <w14:prstDash w14:val="solid"/>
-            <w14:round/>
-          </w14:textOutline>
-        </w:rPr>
-        <w:t>With the options</w:t>
+        <w:t>Explanation</w:t>
       </w:r>
       <w:r>
         <w:rPr>
@@ -17403,7 +18134,27 @@
             <w14:round/>
           </w14:textOutline>
         </w:rPr>
-        <w:t>)</w:t>
+        <w:t>(</w:t>
+      </w:r>
+      <w:proofErr w:type="gramEnd"/>
+      <w:r>
+        <w:rPr>
+          <w:color w:val="000000" w:themeColor="text1"/>
+          <w:sz w:val="20"/>
+          <w:szCs w:val="20"/>
+          <w:highlight w:val="magenta"/>
+          <w14:shadow w14:blurRad="38100" w14:dist="19050" w14:dir="2700000" w14:sx="100000" w14:sy="100000" w14:kx="0" w14:ky="0" w14:algn="tl">
+            <w14:schemeClr w14:val="dk1">
+              <w14:alpha w14:val="60000"/>
+            </w14:schemeClr>
+          </w14:shadow>
+          <w14:textOutline w14:w="0" w14:cap="flat" w14:cmpd="sng" w14:algn="ctr">
+            <w14:noFill/>
+            <w14:prstDash w14:val="solid"/>
+            <w14:round/>
+          </w14:textOutline>
+        </w:rPr>
+        <w:t>With the options</w:t>
       </w:r>
       <w:r>
         <w:rPr>
@@ -17421,6 +18172,24 @@
             <w14:round/>
           </w14:textOutline>
         </w:rPr>
+        <w:t>)</w:t>
+      </w:r>
+      <w:r>
+        <w:rPr>
+          <w:color w:val="000000" w:themeColor="text1"/>
+          <w:sz w:val="24"/>
+          <w:szCs w:val="24"/>
+          <w14:shadow w14:blurRad="38100" w14:dist="19050" w14:dir="2700000" w14:sx="100000" w14:sy="100000" w14:kx="0" w14:ky="0" w14:algn="tl">
+            <w14:schemeClr w14:val="dk1">
+              <w14:alpha w14:val="60000"/>
+            </w14:schemeClr>
+          </w14:shadow>
+          <w14:textOutline w14:w="0" w14:cap="flat" w14:cmpd="sng" w14:algn="ctr">
+            <w14:noFill/>
+            <w14:prstDash w14:val="solid"/>
+            <w14:round/>
+          </w14:textOutline>
+        </w:rPr>
         <w:t>:</w:t>
       </w:r>
     </w:p>
@@ -17449,6 +18218,8 @@
         <w:rPr>
           <w:b/>
           <w:bCs/>
+          <w:sz w:val="24"/>
+          <w:szCs w:val="24"/>
           <w:highlight w:val="yellow"/>
         </w:rPr>
         <w:t>A</w:t>
@@ -17457,13 +18228,27 @@
         <w:rPr>
           <w:b/>
           <w:bCs/>
-        </w:rPr>
-        <w:t xml:space="preserve"> and </w:t>
-      </w:r>
-      <w:r>
-        <w:rPr>
-          <w:b/>
-          <w:bCs/>
+          <w:sz w:val="24"/>
+          <w:szCs w:val="24"/>
+        </w:rPr>
+        <w:t xml:space="preserve"> </w:t>
+      </w:r>
+      <w:r>
+        <w:t>and</w:t>
+      </w:r>
+      <w:r>
+        <w:rPr>
+          <w:b/>
+          <w:bCs/>
+        </w:rPr>
+        <w:t xml:space="preserve"> </w:t>
+      </w:r>
+      <w:r>
+        <w:rPr>
+          <w:b/>
+          <w:bCs/>
+          <w:sz w:val="24"/>
+          <w:szCs w:val="24"/>
           <w:highlight w:val="yellow"/>
         </w:rPr>
         <w:t>B</w:t>
@@ -17472,6 +18257,8 @@
         <w:rPr>
           <w:b/>
           <w:bCs/>
+          <w:sz w:val="24"/>
+          <w:szCs w:val="24"/>
         </w:rPr>
         <w:t>.</w:t>
       </w:r>
@@ -17523,10 +18310,54 @@
       </w:pPr>
       <w:r>
         <w:rPr>
-          <w:sz w:val="20"/>
-          <w:szCs w:val="20"/>
-        </w:rPr>
-        <w:t xml:space="preserve">Both A and B describe valid approaches to federate on-premises LDAP users with AWS IAM and grant them specific S3 access. They leverage the </w:t>
+          <w:b/>
+          <w:bCs/>
+          <w:sz w:val="20"/>
+          <w:szCs w:val="20"/>
+          <w:highlight w:val="yellow"/>
+        </w:rPr>
+        <w:t>Both</w:t>
+      </w:r>
+      <w:r>
+        <w:rPr>
+          <w:sz w:val="20"/>
+          <w:szCs w:val="20"/>
+        </w:rPr>
+        <w:t xml:space="preserve"> A and B describe valid approaches to </w:t>
+      </w:r>
+      <w:r>
+        <w:rPr>
+          <w:b/>
+          <w:bCs/>
+          <w:sz w:val="20"/>
+          <w:szCs w:val="20"/>
+          <w:highlight w:val="yellow"/>
+        </w:rPr>
+        <w:t>federate</w:t>
+      </w:r>
+      <w:r>
+        <w:rPr>
+          <w:sz w:val="20"/>
+          <w:szCs w:val="20"/>
+        </w:rPr>
+        <w:t xml:space="preserve"> on-premises LDAP users </w:t>
+      </w:r>
+      <w:r>
+        <w:rPr>
+          <w:b/>
+          <w:bCs/>
+          <w:sz w:val="20"/>
+          <w:szCs w:val="20"/>
+          <w:highlight w:val="yellow"/>
+        </w:rPr>
+        <w:t>with</w:t>
+      </w:r>
+      <w:r>
+        <w:rPr>
+          <w:sz w:val="20"/>
+          <w:szCs w:val="20"/>
+        </w:rPr>
+        <w:t xml:space="preserve"> AWS IAM and grant them specific S3 access. They leverage the </w:t>
       </w:r>
       <w:r>
         <w:rPr>
@@ -17793,7 +18624,71 @@
           <w:sz w:val="20"/>
           <w:szCs w:val="20"/>
         </w:rPr>
-        <w:t>Upon successful LDAP authentication, the identity broker calls AWS Security Token Service (STS), typically using AssumeRole or AssumeRoleWithWebIdentity (though AssumeRoleWithWebIdentity is usually for external IdPs like Google/Facebook, AssumeRole is used for custom identity brokers mapping to IAM roles).</w:t>
+        <w:t xml:space="preserve">Upon successful LDAP authentication, the identity broker calls AWS Security Token Service (STS), typically using </w:t>
+      </w:r>
+      <w:proofErr w:type="spellStart"/>
+      <w:r>
+        <w:rPr>
+          <w:sz w:val="20"/>
+          <w:szCs w:val="20"/>
+        </w:rPr>
+        <w:t>AssumeRole</w:t>
+      </w:r>
+      <w:proofErr w:type="spellEnd"/>
+      <w:r>
+        <w:rPr>
+          <w:sz w:val="20"/>
+          <w:szCs w:val="20"/>
+        </w:rPr>
+        <w:t xml:space="preserve"> or </w:t>
+      </w:r>
+      <w:proofErr w:type="spellStart"/>
+      <w:r>
+        <w:rPr>
+          <w:sz w:val="20"/>
+          <w:szCs w:val="20"/>
+        </w:rPr>
+        <w:t>AssumeRoleWithWebIdentity</w:t>
+      </w:r>
+      <w:proofErr w:type="spellEnd"/>
+      <w:r>
+        <w:rPr>
+          <w:sz w:val="20"/>
+          <w:szCs w:val="20"/>
+        </w:rPr>
+        <w:t xml:space="preserve"> (though </w:t>
+      </w:r>
+      <w:proofErr w:type="spellStart"/>
+      <w:r>
+        <w:rPr>
+          <w:sz w:val="20"/>
+          <w:szCs w:val="20"/>
+        </w:rPr>
+        <w:t>AssumeRoleWithWebIdentity</w:t>
+      </w:r>
+      <w:proofErr w:type="spellEnd"/>
+      <w:r>
+        <w:rPr>
+          <w:sz w:val="20"/>
+          <w:szCs w:val="20"/>
+        </w:rPr>
+        <w:t xml:space="preserve"> is usually for external IdPs like Google/Facebook, </w:t>
+      </w:r>
+      <w:proofErr w:type="spellStart"/>
+      <w:r>
+        <w:rPr>
+          <w:sz w:val="20"/>
+          <w:szCs w:val="20"/>
+        </w:rPr>
+        <w:t>AssumeRole</w:t>
+      </w:r>
+      <w:proofErr w:type="spellEnd"/>
+      <w:r>
+        <w:rPr>
+          <w:sz w:val="20"/>
+          <w:szCs w:val="20"/>
+        </w:rPr>
+        <w:t xml:space="preserve"> is used for custom identity brokers mapping to IAM roles).</w:t>
       </w:r>
     </w:p>
     <w:p>
@@ -17859,6 +18754,7 @@
         </w:rPr>
         <w:t xml:space="preserve"> The IAM role assumed by the federated user would have an IAM policy that uses policy variables (like ${</w:t>
       </w:r>
+      <w:proofErr w:type="spellStart"/>
       <w:proofErr w:type="gramStart"/>
       <w:r>
         <w:rPr>
@@ -17867,13 +18763,30 @@
         </w:rPr>
         <w:t>aws:username</w:t>
       </w:r>
+      <w:proofErr w:type="spellEnd"/>
       <w:proofErr w:type="gramEnd"/>
       <w:r>
         <w:rPr>
           <w:sz w:val="20"/>
           <w:szCs w:val="20"/>
         </w:rPr>
-        <w:t>} or a custom session tag) to restrict S3 access to s3://your-bucket/users/&lt;username&gt;/*. This ensures that each user can only access their specific S3 keyspace.</w:t>
+        <w:t xml:space="preserve">} or a custom session tag) to restrict S3 access to s3://your-bucket/users/&lt;username&gt;/*. This ensures that each user can only access their specific S3 </w:t>
+      </w:r>
+      <w:proofErr w:type="spellStart"/>
+      <w:r>
+        <w:rPr>
+          <w:sz w:val="20"/>
+          <w:szCs w:val="20"/>
+        </w:rPr>
+        <w:t>keyspace</w:t>
+      </w:r>
+      <w:proofErr w:type="spellEnd"/>
+      <w:r>
+        <w:rPr>
+          <w:sz w:val="20"/>
+          <w:szCs w:val="20"/>
+        </w:rPr>
+        <w:t>.</w:t>
       </w:r>
     </w:p>
     <w:p>
@@ -18141,7 +19054,23 @@
           <w:sz w:val="20"/>
           <w:szCs w:val="20"/>
         </w:rPr>
-        <w:t>The application then calls AWS STS AssumeRole using the retrieved IAM role ARN.</w:t>
+        <w:t xml:space="preserve">The application then calls AWS STS </w:t>
+      </w:r>
+      <w:proofErr w:type="spellStart"/>
+      <w:r>
+        <w:rPr>
+          <w:sz w:val="20"/>
+          <w:szCs w:val="20"/>
+        </w:rPr>
+        <w:t>AssumeRole</w:t>
+      </w:r>
+      <w:proofErr w:type="spellEnd"/>
+      <w:r>
+        <w:rPr>
+          <w:sz w:val="20"/>
+          <w:szCs w:val="20"/>
+        </w:rPr>
+        <w:t xml:space="preserve"> using the retrieved IAM role ARN.</w:t>
       </w:r>
     </w:p>
     <w:p>
@@ -18686,8 +19615,20 @@
           <w:szCs w:val="20"/>
           <w:highlight w:val="yellow"/>
         </w:rPr>
-        <w:t>Federation (via SAML, OIDC, or a custom broker with AssumeRole</w:t>
-      </w:r>
+        <w:t xml:space="preserve">Federation (via SAML, OIDC, or a custom broker with </w:t>
+      </w:r>
+      <w:proofErr w:type="spellStart"/>
+      <w:r>
+        <w:rPr>
+          <w:i/>
+          <w:iCs/>
+          <w:sz w:val="20"/>
+          <w:szCs w:val="20"/>
+          <w:highlight w:val="yellow"/>
+        </w:rPr>
+        <w:t>AssumeRole</w:t>
+      </w:r>
+      <w:proofErr w:type="spellEnd"/>
       <w:r>
         <w:rPr>
           <w:sz w:val="20"/>
@@ -19208,7 +20149,123 @@
           <w:sz w:val="20"/>
           <w:szCs w:val="20"/>
         </w:rPr>
-        <w:t xml:space="preserve"> and its database runs on Amazon RDS. The company is anticipating a large increase in sales during an upcoming holiday weekend. A solutions architect needs to build a solution to analyze the performance of the web application with a granularity of no more than 2 minutes.</w:t>
+        <w:t xml:space="preserve"> and its database runs on Amazon RDS. The company is anticipating </w:t>
+      </w:r>
+      <w:r>
+        <w:rPr>
+          <w:b/>
+          <w:bCs/>
+          <w:sz w:val="20"/>
+          <w:szCs w:val="20"/>
+          <w:highlight w:val="yellow"/>
+        </w:rPr>
+        <w:t>a large increase</w:t>
+      </w:r>
+      <w:r>
+        <w:rPr>
+          <w:b/>
+          <w:bCs/>
+          <w:sz w:val="20"/>
+          <w:szCs w:val="20"/>
+        </w:rPr>
+        <w:t xml:space="preserve"> in sales during an upcoming </w:t>
+      </w:r>
+      <w:r>
+        <w:rPr>
+          <w:b/>
+          <w:bCs/>
+          <w:sz w:val="20"/>
+          <w:szCs w:val="20"/>
+          <w:highlight w:val="yellow"/>
+        </w:rPr>
+        <w:t>holiday weekend.</w:t>
+      </w:r>
+      <w:r>
+        <w:rPr>
+          <w:b/>
+          <w:bCs/>
+          <w:sz w:val="20"/>
+          <w:szCs w:val="20"/>
+        </w:rPr>
+        <w:t xml:space="preserve"> A solutions architect needs to build a solution to </w:t>
+      </w:r>
+      <w:proofErr w:type="spellStart"/>
+      <w:r>
+        <w:rPr>
+          <w:b/>
+          <w:bCs/>
+          <w:sz w:val="20"/>
+          <w:szCs w:val="20"/>
+          <w:highlight w:val="yellow"/>
+        </w:rPr>
+        <w:t>analyze</w:t>
+      </w:r>
+      <w:proofErr w:type="spellEnd"/>
+      <w:r>
+        <w:rPr>
+          <w:b/>
+          <w:bCs/>
+          <w:sz w:val="20"/>
+          <w:szCs w:val="20"/>
+        </w:rPr>
+        <w:t xml:space="preserve"> the performance </w:t>
+      </w:r>
+      <w:r>
+        <w:rPr>
+          <w:b/>
+          <w:bCs/>
+          <w:sz w:val="20"/>
+          <w:szCs w:val="20"/>
+          <w:highlight w:val="yellow"/>
+        </w:rPr>
+        <w:t>of the web</w:t>
+      </w:r>
+      <w:r>
+        <w:rPr>
+          <w:b/>
+          <w:bCs/>
+          <w:sz w:val="20"/>
+          <w:szCs w:val="20"/>
+        </w:rPr>
+        <w:t xml:space="preserve"> application </w:t>
+      </w:r>
+      <w:r>
+        <w:rPr>
+          <w:b/>
+          <w:bCs/>
+          <w:sz w:val="20"/>
+          <w:szCs w:val="20"/>
+          <w:highlight w:val="yellow"/>
+        </w:rPr>
+        <w:t>with a</w:t>
+      </w:r>
+      <w:r>
+        <w:rPr>
+          <w:b/>
+          <w:bCs/>
+          <w:sz w:val="20"/>
+          <w:szCs w:val="20"/>
+        </w:rPr>
+        <w:t xml:space="preserve"> granularity of </w:t>
+      </w:r>
+      <w:r>
+        <w:rPr>
+          <w:b/>
+          <w:bCs/>
+          <w:sz w:val="20"/>
+          <w:szCs w:val="20"/>
+          <w:highlight w:val="yellow"/>
+        </w:rPr>
+        <w:t>no more than 2</w:t>
+      </w:r>
+      <w:r>
+        <w:rPr>
+          <w:b/>
+          <w:bCs/>
+          <w:sz w:val="20"/>
+          <w:szCs w:val="20"/>
+        </w:rPr>
+        <w:t xml:space="preserve"> minutes.</w:t>
       </w:r>
       <w:r>
         <w:rPr>
@@ -19258,7 +20315,27 @@
           <w:sz w:val="20"/>
           <w:szCs w:val="20"/>
         </w:rPr>
-        <w:t>B. Send EC2 logs to Amazon S3. Use Amazon Redshift to fetch logs from the S3 bucket to process raw data for further analysis with Amazon QuickSight.</w:t>
+        <w:t xml:space="preserve">B. Send EC2 logs to Amazon S3. Use Amazon Redshift to fetch logs from the S3 bucket to process raw data for further analysis with Amazon </w:t>
+      </w:r>
+      <w:proofErr w:type="spellStart"/>
+      <w:r>
+        <w:rPr>
+          <w:b/>
+          <w:bCs/>
+          <w:sz w:val="20"/>
+          <w:szCs w:val="20"/>
+        </w:rPr>
+        <w:t>QuickSight</w:t>
+      </w:r>
+      <w:proofErr w:type="spellEnd"/>
+      <w:r>
+        <w:rPr>
+          <w:b/>
+          <w:bCs/>
+          <w:sz w:val="20"/>
+          <w:szCs w:val="20"/>
+        </w:rPr>
+        <w:t>.</w:t>
       </w:r>
     </w:p>
     <w:p>
@@ -19298,7 +20375,27 @@
           <w:sz w:val="20"/>
           <w:szCs w:val="20"/>
         </w:rPr>
-        <w:t>D. Send Amazon CloudWatch logs to Amazon Redshift. Use Amazon QuickSight to perform further analysis.</w:t>
+        <w:t xml:space="preserve">D. Send Amazon CloudWatch logs to Amazon Redshift. Use Amazon </w:t>
+      </w:r>
+      <w:proofErr w:type="spellStart"/>
+      <w:r>
+        <w:rPr>
+          <w:b/>
+          <w:bCs/>
+          <w:sz w:val="20"/>
+          <w:szCs w:val="20"/>
+        </w:rPr>
+        <w:t>QuickSight</w:t>
+      </w:r>
+      <w:proofErr w:type="spellEnd"/>
+      <w:r>
+        <w:rPr>
+          <w:b/>
+          <w:bCs/>
+          <w:sz w:val="20"/>
+          <w:szCs w:val="20"/>
+        </w:rPr>
+        <w:t xml:space="preserve"> to perform further analysis.</w:t>
       </w:r>
     </w:p>
     <w:p>
@@ -19352,6 +20449,7 @@
         </w:rPr>
         <w:t xml:space="preserve">The core requirement is to </w:t>
       </w:r>
+      <w:proofErr w:type="spellStart"/>
       <w:r>
         <w:rPr>
           <w:b/>
@@ -19360,7 +20458,18 @@
           <w:szCs w:val="20"/>
           <w:highlight w:val="yellow"/>
         </w:rPr>
-        <w:t>analyze the</w:t>
+        <w:t>analyze</w:t>
+      </w:r>
+      <w:proofErr w:type="spellEnd"/>
+      <w:r>
+        <w:rPr>
+          <w:b/>
+          <w:bCs/>
+          <w:sz w:val="20"/>
+          <w:szCs w:val="20"/>
+          <w:highlight w:val="yellow"/>
+        </w:rPr>
+        <w:t xml:space="preserve"> the</w:t>
       </w:r>
       <w:r>
         <w:rPr>
@@ -19473,7 +20582,40 @@
           <w:sz w:val="20"/>
           <w:szCs w:val="20"/>
         </w:rPr>
-        <w:t xml:space="preserve"> create custom metrics from CloudWatch Logs using Metric Filters or Lambda, fetching logs and then creating metrics from them introduces latency. The standard processing time for logs to become available and then converted to metrics might exceed the "no more than 2 minutes" granularity requirement, especially if the Lambda function </w:t>
+        <w:t xml:space="preserve"> create custom metrics from CloudWatch Logs using Metric Filters or Lambda, </w:t>
+      </w:r>
+      <w:r>
+        <w:rPr>
+          <w:b/>
+          <w:bCs/>
+          <w:i/>
+          <w:iCs/>
+          <w:sz w:val="20"/>
+          <w:szCs w:val="20"/>
+          <w:highlight w:val="green"/>
+        </w:rPr>
+        <w:t xml:space="preserve">fetching logs and then creating metrics from them </w:t>
+      </w:r>
+      <w:r>
+        <w:rPr>
+          <w:b/>
+          <w:bCs/>
+          <w:i/>
+          <w:iCs/>
+          <w:sz w:val="20"/>
+          <w:szCs w:val="20"/>
+          <w:highlight w:val="yellow"/>
+        </w:rPr>
+        <w:t>introduces latency</w:t>
+      </w:r>
+      <w:r>
+        <w:rPr>
+          <w:b/>
+          <w:bCs/>
+          <w:sz w:val="20"/>
+          <w:szCs w:val="20"/>
+        </w:rPr>
+        <w:t xml:space="preserve">. The standard processing time for logs to become available and then converted to metrics might exceed the "no more than 2 minutes" granularity requirement, especially if the Lambda function </w:t>
       </w:r>
       <w:proofErr w:type="gramStart"/>
       <w:r>
@@ -19516,7 +20658,27 @@
           <w:sz w:val="20"/>
           <w:szCs w:val="20"/>
         </w:rPr>
-        <w:t>B. Send EC2 logs to Amazon S3. Use Amazon Redshift to fetch logs from the S3 bucket to process raw data for further analysis with Amazon QuickSight.</w:t>
+        <w:t xml:space="preserve">B. Send EC2 logs to Amazon S3. Use Amazon Redshift to fetch logs from the S3 bucket to process raw data for further analysis with Amazon </w:t>
+      </w:r>
+      <w:proofErr w:type="spellStart"/>
+      <w:r>
+        <w:rPr>
+          <w:b/>
+          <w:bCs/>
+          <w:sz w:val="20"/>
+          <w:szCs w:val="20"/>
+        </w:rPr>
+        <w:t>QuickSight</w:t>
+      </w:r>
+      <w:proofErr w:type="spellEnd"/>
+      <w:r>
+        <w:rPr>
+          <w:b/>
+          <w:bCs/>
+          <w:sz w:val="20"/>
+          <w:szCs w:val="20"/>
+        </w:rPr>
+        <w:t>.</w:t>
       </w:r>
     </w:p>
     <w:p>
@@ -19539,7 +20701,27 @@
           <w:sz w:val="20"/>
           <w:szCs w:val="20"/>
         </w:rPr>
-        <w:t>This is a solution for batch analysis and long-term historical data warehousing. Sending logs to S3, then ingesting into Redshift, and finally querying with QuickSight involves significant latency. This approach is not suitable for near real-time analysis with a 2-minute granularity.</w:t>
+        <w:t xml:space="preserve">This is a solution for batch analysis and long-term historical data warehousing. Sending logs to S3, then ingesting into Redshift, and finally querying with </w:t>
+      </w:r>
+      <w:proofErr w:type="spellStart"/>
+      <w:r>
+        <w:rPr>
+          <w:b/>
+          <w:bCs/>
+          <w:sz w:val="20"/>
+          <w:szCs w:val="20"/>
+        </w:rPr>
+        <w:t>QuickSight</w:t>
+      </w:r>
+      <w:proofErr w:type="spellEnd"/>
+      <w:r>
+        <w:rPr>
+          <w:b/>
+          <w:bCs/>
+          <w:sz w:val="20"/>
+          <w:szCs w:val="20"/>
+        </w:rPr>
+        <w:t xml:space="preserve"> involves significant latency. This approach is not suitable for near real-time analysis with a 2-minute granularity.</w:t>
       </w:r>
     </w:p>
     <w:p>
@@ -19806,6 +20988,7 @@
         </w:rPr>
         <w:t xml:space="preserve">. Use Amazon </w:t>
       </w:r>
+      <w:proofErr w:type="spellStart"/>
       <w:r>
         <w:rPr>
           <w:b/>
@@ -19816,6 +20999,7 @@
         </w:rPr>
         <w:t>QuickSight</w:t>
       </w:r>
+      <w:proofErr w:type="spellEnd"/>
       <w:r>
         <w:rPr>
           <w:b/>
@@ -19878,6 +21062,7 @@
         </w:rPr>
         <w:t xml:space="preserve"> and then visualizing with </w:t>
       </w:r>
+      <w:proofErr w:type="spellStart"/>
       <w:r>
         <w:rPr>
           <w:b/>
@@ -19888,6 +21073,7 @@
         </w:rPr>
         <w:t>QuickSight</w:t>
       </w:r>
+      <w:proofErr w:type="spellEnd"/>
       <w:r>
         <w:rPr>
           <w:b/>
@@ -20376,7 +21562,23 @@
           <w:sz w:val="20"/>
           <w:szCs w:val="20"/>
         </w:rPr>
-        <w:t> Add a custom attribute to each record to flag new items. Write a cron job that scans the table every minute for items that are new and notifies an Amazon Simple Queue Service (Amazon SQS) queue to which the teams can subscribe.</w:t>
+        <w:t xml:space="preserve"> Add a custom attribute to each record to flag new items. Write a </w:t>
+      </w:r>
+      <w:proofErr w:type="spellStart"/>
+      <w:r>
+        <w:rPr>
+          <w:sz w:val="20"/>
+          <w:szCs w:val="20"/>
+        </w:rPr>
+        <w:t>cron</w:t>
+      </w:r>
+      <w:proofErr w:type="spellEnd"/>
+      <w:r>
+        <w:rPr>
+          <w:sz w:val="20"/>
+          <w:szCs w:val="20"/>
+        </w:rPr>
+        <w:t xml:space="preserve"> job that scans the table every minute for items that are new and notifies an Amazon Simple Queue Service (Amazon SQS) queue to which the teams can subscribe.</w:t>
       </w:r>
     </w:p>
     <w:p>
@@ -20770,6 +21972,7 @@
         </w:rPr>
         <w:t xml:space="preserve">A development team needs to host a website that will be accessed by other teams. The website </w:t>
       </w:r>
+      <w:proofErr w:type="spellStart"/>
       <w:proofErr w:type="gramStart"/>
       <w:r>
         <w:rPr>
@@ -20780,6 +21983,7 @@
         </w:rPr>
         <w:t>contents.consist</w:t>
       </w:r>
+      <w:proofErr w:type="spellEnd"/>
       <w:proofErr w:type="gramEnd"/>
       <w:r>
         <w:rPr>
@@ -20893,8 +22097,17 @@
           <w:sz w:val="20"/>
           <w:szCs w:val="20"/>
         </w:rPr>
-        <w:t> Containerize the website and host it in AWS Fargate</w:t>
-      </w:r>
+        <w:t xml:space="preserve"> Containerize the website and host it in AWS </w:t>
+      </w:r>
+      <w:proofErr w:type="spellStart"/>
+      <w:r>
+        <w:rPr>
+          <w:sz w:val="20"/>
+          <w:szCs w:val="20"/>
+        </w:rPr>
+        <w:t>Fargate</w:t>
+      </w:r>
+      <w:proofErr w:type="spellEnd"/>
     </w:p>
     <w:p>
       <w:pPr>
@@ -21203,7 +22416,23 @@
           <w:sz w:val="20"/>
           <w:szCs w:val="20"/>
         </w:rPr>
-        <w:t> Deploy an AWS PrivateLink endpoint service between the private network and DynamoDB</w:t>
+        <w:t xml:space="preserve"> Deploy an AWS </w:t>
+      </w:r>
+      <w:proofErr w:type="spellStart"/>
+      <w:r>
+        <w:rPr>
+          <w:sz w:val="20"/>
+          <w:szCs w:val="20"/>
+        </w:rPr>
+        <w:t>PrivateLink</w:t>
+      </w:r>
+      <w:proofErr w:type="spellEnd"/>
+      <w:r>
+        <w:rPr>
+          <w:sz w:val="20"/>
+          <w:szCs w:val="20"/>
+        </w:rPr>
+        <w:t xml:space="preserve"> endpoint service between the private network and DynamoDB</w:t>
       </w:r>
     </w:p>
     <w:p>
@@ -21719,7 +22948,39 @@
           <w:sz w:val="20"/>
           <w:szCs w:val="20"/>
         </w:rPr>
-        <w:t> Create an Amazon GuardDuty source'destmation rule set to control communication</w:t>
+        <w:t xml:space="preserve"> Create an Amazon </w:t>
+      </w:r>
+      <w:proofErr w:type="spellStart"/>
+      <w:r>
+        <w:rPr>
+          <w:sz w:val="20"/>
+          <w:szCs w:val="20"/>
+        </w:rPr>
+        <w:t>GuardDuty</w:t>
+      </w:r>
+      <w:proofErr w:type="spellEnd"/>
+      <w:r>
+        <w:rPr>
+          <w:sz w:val="20"/>
+          <w:szCs w:val="20"/>
+        </w:rPr>
+        <w:t xml:space="preserve"> </w:t>
+      </w:r>
+      <w:proofErr w:type="spellStart"/>
+      <w:r>
+        <w:rPr>
+          <w:sz w:val="20"/>
+          <w:szCs w:val="20"/>
+        </w:rPr>
+        <w:t>source'destmation</w:t>
+      </w:r>
+      <w:proofErr w:type="spellEnd"/>
+      <w:r>
+        <w:rPr>
+          <w:sz w:val="20"/>
+          <w:szCs w:val="20"/>
+        </w:rPr>
+        <w:t xml:space="preserve"> rule set to control communication</w:t>
       </w:r>
     </w:p>
     <w:p>
@@ -22257,7 +23518,23 @@
           <w:sz w:val="20"/>
           <w:szCs w:val="20"/>
         </w:rPr>
-        <w:t> blkid utility</w:t>
+        <w:t> </w:t>
+      </w:r>
+      <w:proofErr w:type="spellStart"/>
+      <w:r>
+        <w:rPr>
+          <w:sz w:val="20"/>
+          <w:szCs w:val="20"/>
+        </w:rPr>
+        <w:t>blkid</w:t>
+      </w:r>
+      <w:proofErr w:type="spellEnd"/>
+      <w:r>
+        <w:rPr>
+          <w:sz w:val="20"/>
+          <w:szCs w:val="20"/>
+        </w:rPr>
+        <w:t xml:space="preserve"> utility</w:t>
       </w:r>
     </w:p>
     <w:p>
@@ -22305,7 +23582,23 @@
           <w:sz w:val="20"/>
           <w:szCs w:val="20"/>
         </w:rPr>
-        <w:t> sfdisk utility</w:t>
+        <w:t> </w:t>
+      </w:r>
+      <w:proofErr w:type="spellStart"/>
+      <w:r>
+        <w:rPr>
+          <w:sz w:val="20"/>
+          <w:szCs w:val="20"/>
+        </w:rPr>
+        <w:t>sfdisk</w:t>
+      </w:r>
+      <w:proofErr w:type="spellEnd"/>
+      <w:r>
+        <w:rPr>
+          <w:sz w:val="20"/>
+          <w:szCs w:val="20"/>
+        </w:rPr>
+        <w:t xml:space="preserve"> utility</w:t>
       </w:r>
     </w:p>
     <w:p>
@@ -22329,7 +23622,23 @@
           <w:sz w:val="20"/>
           <w:szCs w:val="20"/>
         </w:rPr>
-        <w:t> pydf utility</w:t>
+        <w:t> </w:t>
+      </w:r>
+      <w:proofErr w:type="spellStart"/>
+      <w:r>
+        <w:rPr>
+          <w:sz w:val="20"/>
+          <w:szCs w:val="20"/>
+        </w:rPr>
+        <w:t>pydf</w:t>
+      </w:r>
+      <w:proofErr w:type="spellEnd"/>
+      <w:r>
+        <w:rPr>
+          <w:sz w:val="20"/>
+          <w:szCs w:val="20"/>
+        </w:rPr>
+        <w:t xml:space="preserve"> utility</w:t>
       </w:r>
     </w:p>
     <w:p>
@@ -22609,7 +23918,23 @@
           <w:sz w:val="20"/>
           <w:szCs w:val="20"/>
         </w:rPr>
-        <w:t> Use Amazon API Gateway on top of the existing application. Create a usage plan with a quota Iimit for the third-party vendor.</w:t>
+        <w:t xml:space="preserve"> Use Amazon API Gateway on top of the existing application. Create a usage plan with a quota </w:t>
+      </w:r>
+      <w:proofErr w:type="spellStart"/>
+      <w:r>
+        <w:rPr>
+          <w:sz w:val="20"/>
+          <w:szCs w:val="20"/>
+        </w:rPr>
+        <w:t>Iimit</w:t>
+      </w:r>
+      <w:proofErr w:type="spellEnd"/>
+      <w:r>
+        <w:rPr>
+          <w:sz w:val="20"/>
+          <w:szCs w:val="20"/>
+        </w:rPr>
+        <w:t xml:space="preserve"> for the third-party vendor.</w:t>
       </w:r>
     </w:p>
     <w:p>
@@ -22893,7 +24218,23 @@
           <w:sz w:val="20"/>
           <w:szCs w:val="20"/>
         </w:rPr>
-        <w:t> Use AWS DataSync tor the initial migration. Use AWS Database Migration Service (AWS DMS] to create a change data capture (CDC) replication task and a table mapping to select all cables.</w:t>
+        <w:t xml:space="preserve"> Use AWS </w:t>
+      </w:r>
+      <w:proofErr w:type="spellStart"/>
+      <w:r>
+        <w:rPr>
+          <w:sz w:val="20"/>
+          <w:szCs w:val="20"/>
+        </w:rPr>
+        <w:t>DataSync</w:t>
+      </w:r>
+      <w:proofErr w:type="spellEnd"/>
+      <w:r>
+        <w:rPr>
+          <w:sz w:val="20"/>
+          <w:szCs w:val="20"/>
+        </w:rPr>
+        <w:t xml:space="preserve"> tor the initial migration. Use AWS Database Migration Service (AWS DMS] to create a change data capture (CDC) replication task and a table mapping to select all cables.</w:t>
       </w:r>
     </w:p>
     <w:p>
@@ -22941,7 +24282,23 @@
           <w:sz w:val="20"/>
           <w:szCs w:val="20"/>
         </w:rPr>
-        <w:t> Use the AWS Schema Conversion led with AWS DataBase Migration Service (AWS DMS) using a memory optimized replication instance Create a tui load plus change data capture (CDC) replication task and a table mapping lo select all tables.</w:t>
+        <w:t xml:space="preserve"> Use the AWS Schema Conversion led with AWS </w:t>
+      </w:r>
+      <w:proofErr w:type="spellStart"/>
+      <w:r>
+        <w:rPr>
+          <w:sz w:val="20"/>
+          <w:szCs w:val="20"/>
+        </w:rPr>
+        <w:t>DataBase</w:t>
+      </w:r>
+      <w:proofErr w:type="spellEnd"/>
+      <w:r>
+        <w:rPr>
+          <w:sz w:val="20"/>
+          <w:szCs w:val="20"/>
+        </w:rPr>
+        <w:t xml:space="preserve"> Migration Service (AWS DMS) using a memory optimized replication instance Create a tui load plus change data capture (CDC) replication task and a table mapping lo select all tables.</w:t>
       </w:r>
     </w:p>
     <w:p>
@@ -22965,7 +24322,39 @@
           <w:sz w:val="20"/>
           <w:szCs w:val="20"/>
         </w:rPr>
-        <w:t> UseAVVS DataSync for the initial migration. Use AWS Database Migration Service (AWS DMS) to create a full load plus change data capture (CDC) replication task and a table mapping to select ail tables.</w:t>
+        <w:t> </w:t>
+      </w:r>
+      <w:proofErr w:type="spellStart"/>
+      <w:r>
+        <w:rPr>
+          <w:sz w:val="20"/>
+          <w:szCs w:val="20"/>
+        </w:rPr>
+        <w:t>UseAVVS</w:t>
+      </w:r>
+      <w:proofErr w:type="spellEnd"/>
+      <w:r>
+        <w:rPr>
+          <w:sz w:val="20"/>
+          <w:szCs w:val="20"/>
+        </w:rPr>
+        <w:t xml:space="preserve"> </w:t>
+      </w:r>
+      <w:proofErr w:type="spellStart"/>
+      <w:r>
+        <w:rPr>
+          <w:sz w:val="20"/>
+          <w:szCs w:val="20"/>
+        </w:rPr>
+        <w:t>DataSync</w:t>
+      </w:r>
+      <w:proofErr w:type="spellEnd"/>
+      <w:r>
+        <w:rPr>
+          <w:sz w:val="20"/>
+          <w:szCs w:val="20"/>
+        </w:rPr>
+        <w:t xml:space="preserve"> for the initial migration. Use AWS Database Migration Service (AWS DMS) to create a full load plus change data capture (CDC) replication task and a table mapping to select ail tables.</w:t>
       </w:r>
     </w:p>
     <w:p>
@@ -23316,7 +24705,23 @@
           <w:sz w:val="20"/>
           <w:szCs w:val="20"/>
         </w:rPr>
-        <w:t> Create an Amazon Elastic Container Service (Amazon ECS) cluster with a Fargate launch type to handle the dynamic application load</w:t>
+        <w:t xml:space="preserve"> Create an Amazon Elastic Container Service (Amazon ECS) cluster with a </w:t>
+      </w:r>
+      <w:proofErr w:type="spellStart"/>
+      <w:r>
+        <w:rPr>
+          <w:sz w:val="20"/>
+          <w:szCs w:val="20"/>
+        </w:rPr>
+        <w:t>Fargate</w:t>
+      </w:r>
+      <w:proofErr w:type="spellEnd"/>
+      <w:r>
+        <w:rPr>
+          <w:sz w:val="20"/>
+          <w:szCs w:val="20"/>
+        </w:rPr>
+        <w:t xml:space="preserve"> launch type to handle the dynamic application load</w:t>
       </w:r>
     </w:p>
     <w:p>
@@ -24629,6 +26034,7 @@
         </w:rPr>
         <w:t> </w:t>
       </w:r>
+      <w:proofErr w:type="spellStart"/>
       <w:proofErr w:type="gramStart"/>
       <w:r>
         <w:rPr>
@@ -24637,6 +26043,7 @@
         </w:rPr>
         <w:t>a</w:t>
       </w:r>
+      <w:proofErr w:type="spellEnd"/>
       <w:proofErr w:type="gramEnd"/>
       <w:r>
         <w:rPr>
@@ -25213,7 +26620,39 @@
           <w:sz w:val="20"/>
           <w:szCs w:val="20"/>
         </w:rPr>
-        <w:t> Configure an Amazon CloudWatch SwapUsage metric dimension. Monitor the SwapUsage dimension in the EC2 metrics in CloudWatch.</w:t>
+        <w:t xml:space="preserve"> Configure an Amazon CloudWatch </w:t>
+      </w:r>
+      <w:proofErr w:type="spellStart"/>
+      <w:r>
+        <w:rPr>
+          <w:sz w:val="20"/>
+          <w:szCs w:val="20"/>
+        </w:rPr>
+        <w:t>SwapUsage</w:t>
+      </w:r>
+      <w:proofErr w:type="spellEnd"/>
+      <w:r>
+        <w:rPr>
+          <w:sz w:val="20"/>
+          <w:szCs w:val="20"/>
+        </w:rPr>
+        <w:t xml:space="preserve"> metric dimension. Monitor the </w:t>
+      </w:r>
+      <w:proofErr w:type="spellStart"/>
+      <w:r>
+        <w:rPr>
+          <w:sz w:val="20"/>
+          <w:szCs w:val="20"/>
+        </w:rPr>
+        <w:t>SwapUsage</w:t>
+      </w:r>
+      <w:proofErr w:type="spellEnd"/>
+      <w:r>
+        <w:rPr>
+          <w:sz w:val="20"/>
+          <w:szCs w:val="20"/>
+        </w:rPr>
+        <w:t xml:space="preserve"> dimension in the EC2 metrics in CloudWatch.</w:t>
       </w:r>
     </w:p>
     <w:p>
@@ -25245,7 +26684,23 @@
           <w:szCs w:val="20"/>
         </w:rPr>
         <w:br/>
-        <w:t>Monitor SwapUsage metrics in CloudWatch.</w:t>
+        <w:t xml:space="preserve">Monitor </w:t>
+      </w:r>
+      <w:proofErr w:type="spellStart"/>
+      <w:r>
+        <w:rPr>
+          <w:sz w:val="20"/>
+          <w:szCs w:val="20"/>
+        </w:rPr>
+        <w:t>SwapUsage</w:t>
+      </w:r>
+      <w:proofErr w:type="spellEnd"/>
+      <w:r>
+        <w:rPr>
+          <w:sz w:val="20"/>
+          <w:szCs w:val="20"/>
+        </w:rPr>
+        <w:t xml:space="preserve"> metrics in CloudWatch.</w:t>
       </w:r>
     </w:p>
     <w:p>
@@ -25277,7 +26732,23 @@
           <w:szCs w:val="20"/>
         </w:rPr>
         <w:br/>
-        <w:t>Monitor SwapUtilizalion metrics in CloudWatch.</w:t>
+        <w:t xml:space="preserve">Monitor </w:t>
+      </w:r>
+      <w:proofErr w:type="spellStart"/>
+      <w:r>
+        <w:rPr>
+          <w:sz w:val="20"/>
+          <w:szCs w:val="20"/>
+        </w:rPr>
+        <w:t>SwapUtilizalion</w:t>
+      </w:r>
+      <w:proofErr w:type="spellEnd"/>
+      <w:r>
+        <w:rPr>
+          <w:sz w:val="20"/>
+          <w:szCs w:val="20"/>
+        </w:rPr>
+        <w:t xml:space="preserve"> metrics in CloudWatch.</w:t>
       </w:r>
     </w:p>
     <w:p>
@@ -25301,7 +26772,39 @@
           <w:sz w:val="20"/>
           <w:szCs w:val="20"/>
         </w:rPr>
-        <w:t> Enable detailed monitoring in the EC2 console. Create an Amazon CloudWatch SwapUtilizalion custom metric. Monitor SwapUtilization metrics in CloudWatch.</w:t>
+        <w:t xml:space="preserve"> Enable detailed monitoring in the EC2 console. Create an Amazon CloudWatch </w:t>
+      </w:r>
+      <w:proofErr w:type="spellStart"/>
+      <w:r>
+        <w:rPr>
+          <w:sz w:val="20"/>
+          <w:szCs w:val="20"/>
+        </w:rPr>
+        <w:t>SwapUtilizalion</w:t>
+      </w:r>
+      <w:proofErr w:type="spellEnd"/>
+      <w:r>
+        <w:rPr>
+          <w:sz w:val="20"/>
+          <w:szCs w:val="20"/>
+        </w:rPr>
+        <w:t xml:space="preserve"> custom metric. Monitor </w:t>
+      </w:r>
+      <w:proofErr w:type="spellStart"/>
+      <w:r>
+        <w:rPr>
+          <w:sz w:val="20"/>
+          <w:szCs w:val="20"/>
+        </w:rPr>
+        <w:t>SwapUtilization</w:t>
+      </w:r>
+      <w:proofErr w:type="spellEnd"/>
+      <w:r>
+        <w:rPr>
+          <w:sz w:val="20"/>
+          <w:szCs w:val="20"/>
+        </w:rPr>
+        <w:t xml:space="preserve"> metrics in CloudWatch.</w:t>
       </w:r>
     </w:p>
     <w:p>
@@ -25330,6 +26833,7 @@
           <w:szCs w:val="20"/>
         </w:rPr>
       </w:pPr>
+      <w:proofErr w:type="gramStart"/>
       <w:r>
         <w:rPr>
           <w:sz w:val="20"/>
@@ -25342,7 +26846,15 @@
           <w:sz w:val="20"/>
           <w:szCs w:val="20"/>
         </w:rPr>
-        <w:t> 56/218</w:t>
+        <w:t> 56</w:t>
+      </w:r>
+      <w:proofErr w:type="gramEnd"/>
+      <w:r>
+        <w:rPr>
+          <w:sz w:val="20"/>
+          <w:szCs w:val="20"/>
+        </w:rPr>
+        <w:t>/218</w:t>
       </w:r>
       <w:r>
         <w:rPr>
@@ -25353,27 +26865,447 @@
       </w:r>
       <w:r>
         <w:rPr>
-          <w:b/>
-          <w:bCs/>
-          <w:sz w:val="20"/>
-          <w:szCs w:val="20"/>
-        </w:rPr>
-        <w:t>A solutions architect is designing the cloud architecture for a company that needs to host hundreds of machine learning models for its users Dunng startup, the models need to load up to 10 GB of data from Amazon S3 into memory, out they do not need disk access Most of the models are used sporadically but the users expect all of them to be highly available and accessible with low latency.</w:t>
-      </w:r>
-      <w:r>
-        <w:rPr>
-          <w:b/>
-          <w:bCs/>
-          <w:sz w:val="20"/>
-          <w:szCs w:val="20"/>
-        </w:rPr>
-        <w:br/>
-        <w:t>Which solution meets the requirements and is MOST cost-effective1?</w:t>
-      </w:r>
-    </w:p>
-    <w:p>
-      <w:pPr>
-        <w:rPr>
+          <w:sz w:val="20"/>
+          <w:szCs w:val="20"/>
+        </w:rPr>
+        <w:t>A solutions architect is</w:t>
+      </w:r>
+      <w:r>
+        <w:rPr>
+          <w:b/>
+          <w:bCs/>
+          <w:sz w:val="20"/>
+          <w:szCs w:val="20"/>
+        </w:rPr>
+        <w:t xml:space="preserve"> designing </w:t>
+      </w:r>
+      <w:r>
+        <w:rPr>
+          <w:sz w:val="20"/>
+          <w:szCs w:val="20"/>
+        </w:rPr>
+        <w:t>the cloud architecture</w:t>
+      </w:r>
+      <w:r>
+        <w:rPr>
+          <w:b/>
+          <w:bCs/>
+          <w:sz w:val="20"/>
+          <w:szCs w:val="20"/>
+        </w:rPr>
+        <w:t xml:space="preserve"> for a </w:t>
+      </w:r>
+      <w:r>
+        <w:rPr>
+          <w:sz w:val="20"/>
+          <w:szCs w:val="20"/>
+        </w:rPr>
+        <w:t>company</w:t>
+      </w:r>
+      <w:r>
+        <w:rPr>
+          <w:b/>
+          <w:bCs/>
+          <w:sz w:val="20"/>
+          <w:szCs w:val="20"/>
+        </w:rPr>
+        <w:t xml:space="preserve"> that needs to host </w:t>
+      </w:r>
+      <w:r>
+        <w:rPr>
+          <w:b/>
+          <w:bCs/>
+          <w:sz w:val="20"/>
+          <w:szCs w:val="20"/>
+          <w:highlight w:val="yellow"/>
+        </w:rPr>
+        <w:t>hundreds of</w:t>
+      </w:r>
+      <w:r>
+        <w:rPr>
+          <w:b/>
+          <w:bCs/>
+          <w:sz w:val="20"/>
+          <w:szCs w:val="20"/>
+        </w:rPr>
+        <w:t xml:space="preserve"> machine learning models </w:t>
+      </w:r>
+      <w:r>
+        <w:rPr>
+          <w:sz w:val="20"/>
+          <w:szCs w:val="20"/>
+        </w:rPr>
+        <w:t>for its users</w:t>
+      </w:r>
+      <w:r>
+        <w:rPr>
+          <w:b/>
+          <w:bCs/>
+          <w:sz w:val="20"/>
+          <w:szCs w:val="20"/>
+        </w:rPr>
+        <w:t xml:space="preserve"> </w:t>
+      </w:r>
+      <w:r>
+        <w:rPr>
+          <w:b/>
+          <w:bCs/>
+          <w:sz w:val="20"/>
+          <w:szCs w:val="20"/>
+          <w:highlight w:val="yellow"/>
+        </w:rPr>
+        <w:t>during</w:t>
+      </w:r>
+      <w:r>
+        <w:rPr>
+          <w:b/>
+          <w:bCs/>
+          <w:sz w:val="20"/>
+          <w:szCs w:val="20"/>
+          <w:highlight w:val="yellow"/>
+        </w:rPr>
+        <w:t xml:space="preserve"> startup</w:t>
+      </w:r>
+      <w:r>
+        <w:rPr>
+          <w:b/>
+          <w:bCs/>
+          <w:sz w:val="20"/>
+          <w:szCs w:val="20"/>
+        </w:rPr>
+        <w:t xml:space="preserve">, the models </w:t>
+      </w:r>
+      <w:r>
+        <w:rPr>
+          <w:sz w:val="20"/>
+          <w:szCs w:val="20"/>
+        </w:rPr>
+        <w:t>need to load up to</w:t>
+      </w:r>
+      <w:r>
+        <w:rPr>
+          <w:b/>
+          <w:bCs/>
+          <w:sz w:val="20"/>
+          <w:szCs w:val="20"/>
+        </w:rPr>
+        <w:t xml:space="preserve"> </w:t>
+      </w:r>
+      <w:r>
+        <w:rPr>
+          <w:b/>
+          <w:bCs/>
+          <w:sz w:val="20"/>
+          <w:szCs w:val="20"/>
+          <w:highlight w:val="yellow"/>
+        </w:rPr>
+        <w:t>10 GB of data</w:t>
+      </w:r>
+      <w:r>
+        <w:rPr>
+          <w:b/>
+          <w:bCs/>
+          <w:sz w:val="20"/>
+          <w:szCs w:val="20"/>
+        </w:rPr>
+        <w:t xml:space="preserve"> </w:t>
+      </w:r>
+      <w:r>
+        <w:rPr>
+          <w:sz w:val="20"/>
+          <w:szCs w:val="20"/>
+        </w:rPr>
+        <w:t>from</w:t>
+      </w:r>
+      <w:r>
+        <w:rPr>
+          <w:b/>
+          <w:bCs/>
+          <w:sz w:val="20"/>
+          <w:szCs w:val="20"/>
+        </w:rPr>
+        <w:t xml:space="preserve"> Amazon S3 </w:t>
+      </w:r>
+      <w:r>
+        <w:rPr>
+          <w:sz w:val="20"/>
+          <w:szCs w:val="20"/>
+        </w:rPr>
+        <w:t>into</w:t>
+      </w:r>
+      <w:r>
+        <w:rPr>
+          <w:b/>
+          <w:bCs/>
+          <w:sz w:val="20"/>
+          <w:szCs w:val="20"/>
+        </w:rPr>
+        <w:t xml:space="preserve"> </w:t>
+      </w:r>
+      <w:r>
+        <w:rPr>
+          <w:b/>
+          <w:bCs/>
+          <w:sz w:val="20"/>
+          <w:szCs w:val="20"/>
+          <w:highlight w:val="yellow"/>
+        </w:rPr>
+        <w:t>memory,</w:t>
+      </w:r>
+      <w:r>
+        <w:rPr>
+          <w:b/>
+          <w:bCs/>
+          <w:sz w:val="20"/>
+          <w:szCs w:val="20"/>
+        </w:rPr>
+        <w:t xml:space="preserve"> </w:t>
+      </w:r>
+      <w:r>
+        <w:rPr>
+          <w:b/>
+          <w:bCs/>
+          <w:color w:val="EE0000"/>
+          <w:sz w:val="20"/>
+          <w:szCs w:val="20"/>
+        </w:rPr>
+        <w:t xml:space="preserve">OUT </w:t>
+      </w:r>
+      <w:r>
+        <w:rPr>
+          <w:b/>
+          <w:bCs/>
+          <w:sz w:val="20"/>
+          <w:szCs w:val="20"/>
+        </w:rPr>
+        <w:t xml:space="preserve">they </w:t>
+      </w:r>
+      <w:r>
+        <w:rPr>
+          <w:b/>
+          <w:bCs/>
+          <w:color w:val="EE0000"/>
+          <w:sz w:val="20"/>
+          <w:szCs w:val="20"/>
+        </w:rPr>
+        <w:t xml:space="preserve">do </w:t>
+      </w:r>
+      <w:r>
+        <w:rPr>
+          <w:b/>
+          <w:bCs/>
+          <w:color w:val="EE0000"/>
+          <w:sz w:val="20"/>
+          <w:szCs w:val="20"/>
+        </w:rPr>
+        <w:t>NOT</w:t>
+      </w:r>
+      <w:r>
+        <w:rPr>
+          <w:b/>
+          <w:bCs/>
+          <w:color w:val="EE0000"/>
+          <w:sz w:val="20"/>
+          <w:szCs w:val="20"/>
+        </w:rPr>
+        <w:t xml:space="preserve"> need </w:t>
+      </w:r>
+      <w:r>
+        <w:rPr>
+          <w:b/>
+          <w:bCs/>
+          <w:sz w:val="20"/>
+          <w:szCs w:val="20"/>
+        </w:rPr>
+        <w:t>disk access</w:t>
+      </w:r>
+      <w:r>
+        <w:rPr>
+          <w:b/>
+          <w:bCs/>
+          <w:sz w:val="20"/>
+          <w:szCs w:val="20"/>
+        </w:rPr>
+        <w:t xml:space="preserve">. </w:t>
+      </w:r>
+      <w:r>
+        <w:rPr>
+          <w:b/>
+          <w:bCs/>
+          <w:sz w:val="20"/>
+          <w:szCs w:val="20"/>
+        </w:rPr>
+        <w:t xml:space="preserve"> </w:t>
+      </w:r>
+      <w:r>
+        <w:rPr>
+          <w:sz w:val="20"/>
+          <w:szCs w:val="20"/>
+        </w:rPr>
+        <w:t>Most of the</w:t>
+      </w:r>
+      <w:r>
+        <w:rPr>
+          <w:b/>
+          <w:bCs/>
+          <w:sz w:val="20"/>
+          <w:szCs w:val="20"/>
+        </w:rPr>
+        <w:t xml:space="preserve"> </w:t>
+      </w:r>
+      <w:r>
+        <w:rPr>
+          <w:b/>
+          <w:bCs/>
+          <w:sz w:val="20"/>
+          <w:szCs w:val="20"/>
+          <w:highlight w:val="yellow"/>
+        </w:rPr>
+        <w:t xml:space="preserve">models </w:t>
+      </w:r>
+      <w:r>
+        <w:rPr>
+          <w:sz w:val="20"/>
+          <w:szCs w:val="20"/>
+          <w:highlight w:val="yellow"/>
+        </w:rPr>
+        <w:t>are used</w:t>
+      </w:r>
+      <w:r>
+        <w:rPr>
+          <w:b/>
+          <w:bCs/>
+          <w:sz w:val="20"/>
+          <w:szCs w:val="20"/>
+          <w:highlight w:val="yellow"/>
+        </w:rPr>
+        <w:t xml:space="preserve"> sporadically</w:t>
+      </w:r>
+      <w:r>
+        <w:rPr>
+          <w:b/>
+          <w:bCs/>
+          <w:sz w:val="20"/>
+          <w:szCs w:val="20"/>
+        </w:rPr>
+        <w:t xml:space="preserve"> but the users </w:t>
+      </w:r>
+      <w:r>
+        <w:rPr>
+          <w:sz w:val="20"/>
+          <w:szCs w:val="20"/>
+        </w:rPr>
+        <w:t xml:space="preserve">expect </w:t>
+      </w:r>
+      <w:r>
+        <w:rPr>
+          <w:b/>
+          <w:bCs/>
+          <w:sz w:val="20"/>
+          <w:szCs w:val="20"/>
+        </w:rPr>
+        <w:t xml:space="preserve">all of them to be </w:t>
+      </w:r>
+      <w:r>
+        <w:rPr>
+          <w:b/>
+          <w:bCs/>
+          <w:sz w:val="20"/>
+          <w:szCs w:val="20"/>
+          <w:highlight w:val="yellow"/>
+        </w:rPr>
+        <w:t>highly available</w:t>
+      </w:r>
+      <w:r>
+        <w:rPr>
+          <w:b/>
+          <w:bCs/>
+          <w:sz w:val="20"/>
+          <w:szCs w:val="20"/>
+        </w:rPr>
+        <w:t xml:space="preserve"> and </w:t>
+      </w:r>
+      <w:r>
+        <w:rPr>
+          <w:b/>
+          <w:bCs/>
+          <w:sz w:val="20"/>
+          <w:szCs w:val="20"/>
+          <w:highlight w:val="yellow"/>
+        </w:rPr>
+        <w:t>accessible</w:t>
+      </w:r>
+      <w:r>
+        <w:rPr>
+          <w:b/>
+          <w:bCs/>
+          <w:sz w:val="20"/>
+          <w:szCs w:val="20"/>
+        </w:rPr>
+        <w:t xml:space="preserve"> with </w:t>
+      </w:r>
+      <w:r>
+        <w:rPr>
+          <w:b/>
+          <w:bCs/>
+          <w:sz w:val="20"/>
+          <w:szCs w:val="20"/>
+          <w:highlight w:val="yellow"/>
+        </w:rPr>
+        <w:t>low l</w:t>
+      </w:r>
+      <w:r>
+        <w:rPr>
+          <w:b/>
+          <w:bCs/>
+          <w:sz w:val="20"/>
+          <w:szCs w:val="20"/>
+        </w:rPr>
+        <w:t>atency.</w:t>
+      </w:r>
+      <w:r>
+        <w:rPr>
+          <w:b/>
+          <w:bCs/>
+          <w:sz w:val="20"/>
+          <w:szCs w:val="20"/>
+        </w:rPr>
+        <w:t xml:space="preserve"> </w:t>
+      </w:r>
+      <w:r>
+        <w:rPr>
+          <w:b/>
+          <w:bCs/>
+          <w:sz w:val="20"/>
+          <w:szCs w:val="20"/>
+        </w:rPr>
+        <w:t xml:space="preserve">Which solution meets the requirements and is </w:t>
+      </w:r>
+      <w:r>
+        <w:rPr>
+          <w:b/>
+          <w:bCs/>
+          <w:color w:val="EE0000"/>
+          <w:sz w:val="20"/>
+          <w:szCs w:val="20"/>
+        </w:rPr>
+        <w:t>MOST</w:t>
+      </w:r>
+      <w:r>
+        <w:rPr>
+          <w:b/>
+          <w:bCs/>
+          <w:sz w:val="20"/>
+          <w:szCs w:val="20"/>
+        </w:rPr>
+        <w:t xml:space="preserve"> cost-effective1?</w:t>
+      </w:r>
+    </w:p>
+    <w:p>
+      <w:pPr>
+        <w:rPr>
+          <w:b/>
+          <w:bCs/>
           <w:sz w:val="20"/>
           <w:szCs w:val="20"/>
         </w:rPr>
@@ -25392,7 +27324,52 @@
           <w:sz w:val="20"/>
           <w:szCs w:val="20"/>
         </w:rPr>
-        <w:t> Deploy models as Amazon Elastic Container Service (Amazon ECS) services behind a single Application Load Balancer with path-based routing where one path corresponds to each model</w:t>
+        <w:t xml:space="preserve"> Deploy models as Amazon Elastic Container Service (Amazon ECS) services behind a single Application Load Balancer with path-based routing where </w:t>
+      </w:r>
+      <w:r>
+        <w:rPr>
+          <w:b/>
+          <w:bCs/>
+          <w:sz w:val="20"/>
+          <w:szCs w:val="20"/>
+          <w:highlight w:val="yellow"/>
+        </w:rPr>
+        <w:t>one path</w:t>
+      </w:r>
+      <w:r>
+        <w:rPr>
+          <w:sz w:val="20"/>
+          <w:szCs w:val="20"/>
+        </w:rPr>
+        <w:t xml:space="preserve"> corresponds to </w:t>
+      </w:r>
+      <w:r>
+        <w:rPr>
+          <w:b/>
+          <w:bCs/>
+          <w:sz w:val="20"/>
+          <w:szCs w:val="20"/>
+          <w:highlight w:val="yellow"/>
+        </w:rPr>
+        <w:t>each</w:t>
+      </w:r>
+      <w:r>
+        <w:rPr>
+          <w:sz w:val="20"/>
+          <w:szCs w:val="20"/>
+          <w:highlight w:val="yellow"/>
+        </w:rPr>
+        <w:t xml:space="preserve"> </w:t>
+      </w:r>
+      <w:r>
+        <w:rPr>
+          <w:b/>
+          <w:bCs/>
+          <w:sz w:val="20"/>
+          <w:szCs w:val="20"/>
+          <w:highlight w:val="yellow"/>
+        </w:rPr>
+        <w:t>model</w:t>
       </w:r>
     </w:p>
     <w:p>
@@ -25785,7 +27762,23 @@
           <w:sz w:val="20"/>
           <w:szCs w:val="20"/>
         </w:rPr>
-        <w:t> Move content to Amazon S3. Create an Amazon CloudFront distribution to serve content out of the S3 bucket. Use Lambda@Edge to load different resources based on the User-Agent HTTP header.</w:t>
+        <w:t xml:space="preserve"> Move content to Amazon S3. Create an Amazon CloudFront distribution to serve content out of the S3 bucket. Use </w:t>
+      </w:r>
+      <w:proofErr w:type="spellStart"/>
+      <w:r>
+        <w:rPr>
+          <w:sz w:val="20"/>
+          <w:szCs w:val="20"/>
+        </w:rPr>
+        <w:t>Lambda@Edge</w:t>
+      </w:r>
+      <w:proofErr w:type="spellEnd"/>
+      <w:r>
+        <w:rPr>
+          <w:sz w:val="20"/>
+          <w:szCs w:val="20"/>
+        </w:rPr>
+        <w:t xml:space="preserve"> to load different resources based on the User-Agent HTTP header.</w:t>
       </w:r>
     </w:p>
     <w:p>
@@ -25988,7 +27981,23 @@
           <w:sz w:val="20"/>
           <w:szCs w:val="20"/>
         </w:rPr>
-        <w:t> Create an Amazon Kinesis Data Firehose delivery stream to ingest the alerts Configure the Kinesis Data Firehose stream to deliver the alerts to an Amazon S3 bucket Set up an S3 LifecycJe configuration to transition data to Amazon S3 Glacier after 14 days</w:t>
+        <w:t xml:space="preserve"> Create an Amazon Kinesis Data Firehose delivery stream to ingest the alerts Configure the Kinesis Data Firehose stream to deliver the alerts to an Amazon S3 bucket Set up an S3 </w:t>
+      </w:r>
+      <w:proofErr w:type="spellStart"/>
+      <w:r>
+        <w:rPr>
+          <w:sz w:val="20"/>
+          <w:szCs w:val="20"/>
+        </w:rPr>
+        <w:t>LifecycJe</w:t>
+      </w:r>
+      <w:proofErr w:type="spellEnd"/>
+      <w:r>
+        <w:rPr>
+          <w:sz w:val="20"/>
+          <w:szCs w:val="20"/>
+        </w:rPr>
+        <w:t xml:space="preserve"> configuration to transition data to Amazon S3 Glacier after 14 days</w:t>
       </w:r>
     </w:p>
     <w:p>
@@ -26036,7 +28045,39 @@
           <w:sz w:val="20"/>
           <w:szCs w:val="20"/>
         </w:rPr>
-        <w:t> Create an Amazon Simple Queue Service (Amazon SQS) standard queue to ingest the alerts and set the message retention penod to 14 days Configure consumers to poll the SQS queue check the age of the message and analyze the message data as needed if the message is 14 days old, the consumer should copy the message to an Amazon S3 bucket and delete the message from the SQS queue</w:t>
+        <w:t xml:space="preserve"> Create an Amazon Simple Queue Service (Amazon SQS) standard queue to ingest the alerts and set the message retention </w:t>
+      </w:r>
+      <w:proofErr w:type="spellStart"/>
+      <w:r>
+        <w:rPr>
+          <w:sz w:val="20"/>
+          <w:szCs w:val="20"/>
+        </w:rPr>
+        <w:t>penod</w:t>
+      </w:r>
+      <w:proofErr w:type="spellEnd"/>
+      <w:r>
+        <w:rPr>
+          <w:sz w:val="20"/>
+          <w:szCs w:val="20"/>
+        </w:rPr>
+        <w:t xml:space="preserve"> to 14 days Configure consumers to poll the SQS queue check the age of the message and </w:t>
+      </w:r>
+      <w:proofErr w:type="spellStart"/>
+      <w:r>
+        <w:rPr>
+          <w:sz w:val="20"/>
+          <w:szCs w:val="20"/>
+        </w:rPr>
+        <w:t>analyze</w:t>
+      </w:r>
+      <w:proofErr w:type="spellEnd"/>
+      <w:r>
+        <w:rPr>
+          <w:sz w:val="20"/>
+          <w:szCs w:val="20"/>
+        </w:rPr>
+        <w:t xml:space="preserve"> the message data as needed if the message is 14 days old, the consumer should copy the message to an Amazon S3 bucket and delete the message from the SQS queue</w:t>
       </w:r>
     </w:p>
     <w:p>
@@ -26502,7 +28543,23 @@
           <w:sz w:val="20"/>
           <w:szCs w:val="20"/>
         </w:rPr>
-        <w:t> Configure AWS PrivateLink for the EC2 instances</w:t>
+        <w:t xml:space="preserve"> Configure AWS </w:t>
+      </w:r>
+      <w:proofErr w:type="spellStart"/>
+      <w:r>
+        <w:rPr>
+          <w:sz w:val="20"/>
+          <w:szCs w:val="20"/>
+        </w:rPr>
+        <w:t>PrivateLink</w:t>
+      </w:r>
+      <w:proofErr w:type="spellEnd"/>
+      <w:r>
+        <w:rPr>
+          <w:sz w:val="20"/>
+          <w:szCs w:val="20"/>
+        </w:rPr>
+        <w:t xml:space="preserve"> for the EC2 instances</w:t>
       </w:r>
     </w:p>
     <w:p>
@@ -27073,7 +29130,23 @@
           <w:sz w:val="20"/>
           <w:szCs w:val="20"/>
         </w:rPr>
-        <w:t> Use AWS-X-Ray to analyze and debug application issues and add more API servers to match the load</w:t>
+        <w:t xml:space="preserve"> Use AWS-X-Ray to </w:t>
+      </w:r>
+      <w:proofErr w:type="spellStart"/>
+      <w:r>
+        <w:rPr>
+          <w:sz w:val="20"/>
+          <w:szCs w:val="20"/>
+        </w:rPr>
+        <w:t>analyze</w:t>
+      </w:r>
+      <w:proofErr w:type="spellEnd"/>
+      <w:r>
+        <w:rPr>
+          <w:sz w:val="20"/>
+          <w:szCs w:val="20"/>
+        </w:rPr>
+        <w:t xml:space="preserve"> and debug application issues and add more API servers to match the load</w:t>
       </w:r>
     </w:p>
     <w:p>
@@ -27315,7 +29388,27 @@
           <w:sz w:val="20"/>
           <w:szCs w:val="20"/>
         </w:rPr>
-        <w:t>A company has an API-based inventory reporting application running on Amazon EC2 instances The application stores information in an Amazon DynamoDB table The company's distribution centers have an on-premises shipping application that calls an API to update the inventory before printing shipping labels The company has been experiencing application interruptions several times each day, resulting in lost transactions What should a solutions architect recommend to improve application resiliency?</w:t>
+        <w:t xml:space="preserve">A company has an API-based inventory reporting application running on Amazon EC2 instances The application stores information in an Amazon DynamoDB table The company's distribution </w:t>
+      </w:r>
+      <w:proofErr w:type="spellStart"/>
+      <w:r>
+        <w:rPr>
+          <w:b/>
+          <w:bCs/>
+          <w:sz w:val="20"/>
+          <w:szCs w:val="20"/>
+        </w:rPr>
+        <w:t>centers</w:t>
+      </w:r>
+      <w:proofErr w:type="spellEnd"/>
+      <w:r>
+        <w:rPr>
+          <w:b/>
+          <w:bCs/>
+          <w:sz w:val="20"/>
+          <w:szCs w:val="20"/>
+        </w:rPr>
+        <w:t xml:space="preserve"> have an on-premises shipping application that calls an API to update the inventory before printing shipping labels The company has been experiencing application interruptions several times each day, resulting in lost transactions What should a solutions architect recommend to improve application resiliency?</w:t>
       </w:r>
     </w:p>
     <w:p>

--- a/AWS_FreeTest3Quiz.docx
+++ b/AWS_FreeTest3Quiz.docx
@@ -11404,6 +11404,9 @@
       <w:r>
         <w:t>:</w:t>
       </w:r>
+      <w:r>
+        <w:t xml:space="preserve"> </w:t>
+      </w:r>
     </w:p>
     <w:p>
       <w:pPr>
@@ -11423,6 +11426,8 @@
       </w:r>
       <w:r>
         <w:rPr>
+          <w:b/>
+          <w:bCs/>
           <w:highlight w:val="yellow"/>
         </w:rPr>
         <w:t>privately</w:t>
